--- a/Maquette réseaux cisco/Documentation_ACL_MaraisRSense.docx
+++ b/Maquette réseaux cisco/Documentation_ACL_MaraisRSense.docx
@@ -59,7 +59,7 @@
           <w:sz w:val="24"/>
           <w:szCs w:val="24"/>
         </w:rPr>
-        <w:t xml:space="preserve">Configuration et securisation des ACL inter-VLAN</w:t>
+        <w:t xml:space="preserve">Configuration et sécurisation des ACL inter-VLAN</w:t>
       </w:r>
       <w:r/>
     </w:p>
@@ -96,7 +96,7 @@
     </w:p>
     <w:p>
       <w:pPr>
-        <w:pStyle w:val="723"/>
+        <w:pStyle w:val="897"/>
         <w:pBdr/>
         <w:spacing w:after="180" w:before="360"/>
         <w:ind/>
@@ -149,9 +149,9 @@
           <w:rFonts w:ascii="Arial" w:hAnsi="Arial" w:eastAsia="Arial" w:cs="Arial"/>
           <w:sz w:val="22"/>
           <w:szCs w:val="22"/>
+          <w:highlight w:val="none"/>
         </w:rPr>
       </w:r>
-      <w:r/>
     </w:p>
     <w:p>
       <w:pPr>
@@ -169,18 +169,6 @@
           <w:szCs w:val="22"/>
         </w:rPr>
         <w:t xml:space="preserve">L'objectif est de :</w:t>
-      </w:r>
-      <w:r/>
-      <w:r/>
-      <w:r>
-        <w:rPr>
-          <w:highlight w:val="none"/>
-        </w:rPr>
-      </w:r>
-      <w:r>
-        <w:rPr>
-          <w:highlight w:val="none"/>
-        </w:rPr>
       </w:r>
       <w:r>
         <w:rPr>
@@ -195,7 +183,7 @@
     </w:p>
     <w:p>
       <w:pPr>
-        <w:pStyle w:val="715"/>
+        <w:pStyle w:val="889"/>
         <w:numPr>
           <w:ilvl w:val="0"/>
           <w:numId w:val="3"/>
@@ -216,21 +204,13 @@
           <w:sz w:val="22"/>
           <w:szCs w:val="22"/>
         </w:rPr>
-        <w:t xml:space="preserve">mettre en </w:t>
-      </w:r>
-      <w:r>
-        <w:rPr>
-          <w:rFonts w:ascii="Arial" w:hAnsi="Arial" w:eastAsia="Arial" w:cs="Arial"/>
-          <w:sz w:val="22"/>
-          <w:szCs w:val="22"/>
-        </w:rPr>
-        <w:t xml:space="preserve">place des ACL (Access Control Lists) pour sécuriser les flux inter-VLAN</w:t>
+        <w:t xml:space="preserve">mettre en place des ACL (Access Control Lists) pour sécuriser les flux inter-VLAN</w:t>
       </w:r>
       <w:r/>
     </w:p>
     <w:p>
       <w:pPr>
-        <w:pStyle w:val="715"/>
+        <w:pStyle w:val="889"/>
         <w:numPr>
           <w:ilvl w:val="0"/>
           <w:numId w:val="4"/>
@@ -247,24 +227,6 @@
           <w:szCs w:val="22"/>
         </w:rPr>
         <w:t xml:space="preserve">Isoler les VLANs ARTISAN et SONDES entre eux</w:t>
-      </w:r>
-      <w:r/>
-      <w:r/>
-      <w:r>
-        <w:rPr>
-          <w:rFonts w:ascii="Arial" w:hAnsi="Arial" w:eastAsia="Arial" w:cs="Arial"/>
-          <w:sz w:val="22"/>
-          <w:szCs w:val="22"/>
-          <w:highlight w:val="none"/>
-        </w:rPr>
-      </w:r>
-      <w:r>
-        <w:rPr>
-          <w:rFonts w:ascii="Arial" w:hAnsi="Arial" w:eastAsia="Arial" w:cs="Arial"/>
-          <w:sz w:val="22"/>
-          <w:szCs w:val="22"/>
-          <w:highlight w:val="none"/>
-        </w:rPr>
       </w:r>
       <w:r>
         <w:rPr>
@@ -278,7 +240,7 @@
     </w:p>
     <w:p>
       <w:pPr>
-        <w:pStyle w:val="715"/>
+        <w:pStyle w:val="889"/>
         <w:numPr>
           <w:ilvl w:val="0"/>
           <w:numId w:val="3"/>
@@ -297,11 +259,10 @@
         <w:t xml:space="preserve">Autoriser uniquement les protocoles nécessaires par VLAN</w:t>
       </w:r>
       <w:r/>
-      <w:r/>
     </w:p>
     <w:p>
       <w:pPr>
-        <w:pStyle w:val="715"/>
+        <w:pStyle w:val="889"/>
         <w:numPr>
           <w:ilvl w:val="0"/>
           <w:numId w:val="3"/>
@@ -320,7 +281,6 @@
         <w:t xml:space="preserve">Bloquer tout trafic non autorisé explicitement</w:t>
       </w:r>
       <w:r/>
-      <w:r/>
     </w:p>
     <w:p>
       <w:pPr>
@@ -337,22 +297,7 @@
           <w:highlight w:val="none"/>
         </w:rPr>
       </w:r>
-      <w:r>
-        <w:rPr>
-          <w:rFonts w:ascii="Arial" w:hAnsi="Arial" w:eastAsia="Arial" w:cs="Arial"/>
-          <w:sz w:val="22"/>
-          <w:szCs w:val="22"/>
-          <w:highlight w:val="none"/>
-        </w:rPr>
-      </w:r>
-      <w:r>
-        <w:rPr>
-          <w:rFonts w:ascii="Arial" w:hAnsi="Arial" w:eastAsia="Arial" w:cs="Arial"/>
-          <w:sz w:val="22"/>
-          <w:szCs w:val="22"/>
-          <w:highlight w:val="none"/>
-        </w:rPr>
-      </w:r>
+      <w:r/>
     </w:p>
     <w:p>
       <w:pPr>
@@ -368,7 +313,7 @@
     </w:p>
     <w:p>
       <w:pPr>
-        <w:pStyle w:val="724"/>
+        <w:pStyle w:val="898"/>
         <w:pBdr/>
         <w:spacing w:after="120" w:before="240"/>
         <w:ind/>
@@ -444,7 +389,7 @@
                 <w:sz w:val="22"/>
                 <w:szCs w:val="22"/>
               </w:rPr>
-              <w:t xml:space="preserve">Equipement</w:t>
+              <w:t xml:space="preserve">Équipement</w:t>
             </w:r>
             <w:r/>
           </w:p>
@@ -484,18 +429,7 @@
                 <w:sz w:val="22"/>
                 <w:szCs w:val="22"/>
               </w:rPr>
-              <w:t xml:space="preserve">M</w:t>
-            </w:r>
-            <w:r>
-              <w:rPr>
-                <w:rFonts w:ascii="Arial" w:hAnsi="Arial" w:eastAsia="Arial" w:cs="Arial"/>
-                <w:b/>
-                <w:bCs/>
-                <w:color w:val="ffffff"/>
-                <w:sz w:val="22"/>
-                <w:szCs w:val="22"/>
-              </w:rPr>
-              <w:t xml:space="preserve">odèle</w:t>
+              <w:t xml:space="preserve">Modèle</w:t>
             </w:r>
             <w:r/>
           </w:p>
@@ -535,29 +469,7 @@
                 <w:sz w:val="22"/>
                 <w:szCs w:val="22"/>
               </w:rPr>
-              <w:t xml:space="preserve">R</w:t>
-            </w:r>
-            <w:r>
-              <w:rPr>
-                <w:rFonts w:ascii="Arial" w:hAnsi="Arial" w:eastAsia="Arial" w:cs="Arial"/>
-                <w:b/>
-                <w:bCs/>
-                <w:color w:val="ffffff"/>
-                <w:sz w:val="22"/>
-                <w:szCs w:val="22"/>
-              </w:rPr>
-              <w:t xml:space="preserve">ô</w:t>
-            </w:r>
-            <w:r>
-              <w:rPr>
-                <w:rFonts w:ascii="Arial" w:hAnsi="Arial" w:eastAsia="Arial" w:cs="Arial"/>
-                <w:b/>
-                <w:bCs/>
-                <w:color w:val="ffffff"/>
-                <w:sz w:val="22"/>
-                <w:szCs w:val="22"/>
-              </w:rPr>
-              <w:t xml:space="preserve">le</w:t>
+              <w:t xml:space="preserve">Rôle</w:t>
             </w:r>
             <w:r/>
           </w:p>
@@ -920,7 +832,7 @@
     </w:p>
     <w:p>
       <w:pPr>
-        <w:pStyle w:val="724"/>
+        <w:pStyle w:val="898"/>
         <w:pBdr/>
         <w:spacing w:after="120" w:before="240"/>
         <w:ind/>
@@ -1611,7 +1523,7 @@
     </w:p>
     <w:p>
       <w:pPr>
-        <w:pStyle w:val="723"/>
+        <w:pStyle w:val="897"/>
         <w:pBdr/>
         <w:spacing w:after="180" w:before="360"/>
         <w:ind/>
@@ -1661,7 +1573,7 @@
     </w:p>
     <w:p>
       <w:pPr>
-        <w:pStyle w:val="724"/>
+        <w:pStyle w:val="898"/>
         <w:pBdr/>
         <w:spacing w:after="120" w:before="240"/>
         <w:ind/>
@@ -1713,7 +1625,6 @@
         <w:t xml:space="preserve">Exemple incorrect :</w:t>
       </w:r>
       <w:r/>
-      <w:r/>
     </w:p>
     <w:p>
       <w:pPr>
@@ -1736,7 +1647,6 @@
         </w:rPr>
         <w:t xml:space="preserve">permit ip any any    </w:t>
       </w:r>
-      <w:r/>
       <w:r>
         <w:rPr>
           <w:rFonts w:ascii="Courier New" w:hAnsi="Courier New" w:eastAsia="Courier New" w:cs="Courier New"/>
@@ -1746,8 +1656,14 @@
         </w:rPr>
         <w:t xml:space="preserve">      &lt;-- tout passe ici, règles suivantes ignorées</w:t>
       </w:r>
-      <w:r/>
-      <w:r/>
+      <w:r>
+        <w:rPr>
+          <w:rFonts w:ascii="Courier New" w:hAnsi="Courier New" w:eastAsia="Courier New" w:cs="Courier New"/>
+          <w:color w:val="1f497d"/>
+          <w:sz w:val="20"/>
+          <w:szCs w:val="20"/>
+        </w:rPr>
+      </w:r>
       <w:r>
         <w:rPr>
           <w:rFonts w:ascii="Courier New" w:hAnsi="Courier New" w:eastAsia="Courier New" w:cs="Courier New"/>
@@ -1774,7 +1690,6 @@
         <w:t xml:space="preserve">deny tcp any any eq 81     &lt;-- jamais atteinte</w:t>
       </w:r>
       <w:r/>
-      <w:r/>
     </w:p>
     <w:p>
       <w:pPr>
@@ -1791,7 +1706,6 @@
         </w:rPr>
         <w:t xml:space="preserve">Exemple correct :</w:t>
       </w:r>
-      <w:r/>
       <w:r/>
     </w:p>
     <w:p>
@@ -1811,7 +1725,6 @@
         <w:t xml:space="preserve">deny   ip ... ...          &lt;-- règles spécifiques d'abord</w:t>
       </w:r>
       <w:r/>
-      <w:r/>
     </w:p>
     <w:p>
       <w:pPr>
@@ -1830,7 +1743,6 @@
         <w:t xml:space="preserve">permit tcp ... any eq 80</w:t>
       </w:r>
       <w:r/>
-      <w:r/>
     </w:p>
     <w:p>
       <w:pPr>
@@ -1849,7 +1761,6 @@
         <w:t xml:space="preserve">deny   ip any any          &lt;-- blocage global en dernier</w:t>
       </w:r>
       <w:r/>
-      <w:r/>
     </w:p>
     <w:p>
       <w:pPr>
@@ -1863,7 +1774,7 @@
     </w:p>
     <w:p>
       <w:pPr>
-        <w:pStyle w:val="724"/>
+        <w:pStyle w:val="898"/>
         <w:pBdr/>
         <w:spacing w:after="120" w:before="240"/>
         <w:ind/>
@@ -1895,7 +1806,7 @@
           <w:sz w:val="22"/>
           <w:szCs w:val="22"/>
         </w:rPr>
-        <w:t xml:space="preserve">A la fin de chaque ACL Cisco, il existe un deny ip any any implicite. Tout paquet ne correspondant a aucune regle est donc bloque automatiquement. Il est recommande de l'ecrire explicitement pour plus de clarte.</w:t>
+        <w:t xml:space="preserve">A la fin de chaque ACL Cisco, il existe un deny ip any any implicite. Tout paquet ne correspondant a aucune règle est donc bloque automatiquement. Il est recommande de l’écrire explicitement pour plus de clarté.</w:t>
       </w:r>
       <w:r/>
     </w:p>
@@ -1913,7 +1824,7 @@
     </w:p>
     <w:p>
       <w:pPr>
-        <w:pStyle w:val="724"/>
+        <w:pStyle w:val="898"/>
         <w:pBdr/>
         <w:spacing w:after="120" w:before="240"/>
         <w:ind/>
@@ -1928,7 +1839,7 @@
           <w:sz w:val="26"/>
           <w:szCs w:val="26"/>
         </w:rPr>
-        <w:t xml:space="preserve">2.4 Etats Nmap pour valider une ACL</w:t>
+        <w:t xml:space="preserve">2.4 États Nmap pour valider une ACL</w:t>
       </w:r>
       <w:r/>
     </w:p>
@@ -1983,7 +1894,6 @@
                 <w:szCs w:val="22"/>
               </w:rPr>
             </w:pPr>
-            <w:r/>
             <w:r>
               <w:rPr>
                 <w:rFonts w:ascii="Arial" w:hAnsi="Arial" w:eastAsia="Arial" w:cs="Arial"/>
@@ -2046,7 +1956,6 @@
               </w:rPr>
               <w:t xml:space="preserve">Signification</w:t>
             </w:r>
-            <w:r/>
             <w:r/>
           </w:p>
         </w:tc>
@@ -2307,7 +2216,7 @@
     </w:p>
     <w:p>
       <w:pPr>
-        <w:pStyle w:val="723"/>
+        <w:pStyle w:val="897"/>
         <w:pBdr/>
         <w:spacing w:after="180" w:before="360"/>
         <w:ind/>
@@ -2328,7 +2237,7 @@
     </w:p>
     <w:p>
       <w:pPr>
-        <w:pStyle w:val="724"/>
+        <w:pStyle w:val="898"/>
         <w:pBdr/>
         <w:spacing w:after="120" w:before="240"/>
         <w:ind/>
@@ -2417,7 +2326,7 @@
           <w:sz w:val="20"/>
           <w:szCs w:val="20"/>
         </w:rPr>
-        <w:t xml:space="preserve"> permit ip any any        &lt;- autorise TOUT avant les regles specifiques</w:t>
+        <w:t xml:space="preserve"> permit ip any any        &lt;- autorise TOUT avant les règles spécifiques</w:t>
       </w:r>
       <w:r/>
     </w:p>
@@ -2471,7 +2380,7 @@
     </w:p>
     <w:p>
       <w:pPr>
-        <w:pStyle w:val="724"/>
+        <w:pStyle w:val="898"/>
         <w:pBdr/>
         <w:spacing w:after="120" w:before="240"/>
         <w:ind/>
@@ -2579,7 +2488,7 @@
     </w:p>
     <w:p>
       <w:pPr>
-        <w:pStyle w:val="724"/>
+        <w:pStyle w:val="898"/>
         <w:pBdr/>
         <w:spacing w:after="120" w:before="240"/>
         <w:ind/>
@@ -2596,6 +2505,24 @@
           <w:highlight w:val="none"/>
         </w:rPr>
       </w:r>
+      <w:r/>
+    </w:p>
+    <w:p>
+      <w:pPr>
+        <w:pStyle w:val="898"/>
+        <w:pBdr/>
+        <w:spacing w:after="120" w:before="240"/>
+        <w:ind/>
+        <w:rPr>
+          <w:rFonts w:ascii="Arial" w:hAnsi="Arial" w:eastAsia="Arial" w:cs="Arial"/>
+          <w:b/>
+          <w:bCs/>
+          <w:color w:val="2e75b6"/>
+          <w:sz w:val="26"/>
+          <w:szCs w:val="26"/>
+          <w:highlight w:val="none"/>
+        </w:rPr>
+      </w:pPr>
       <w:r>
         <w:rPr>
           <w:rFonts w:ascii="Arial" w:hAnsi="Arial" w:eastAsia="Arial" w:cs="Arial"/>
@@ -2621,7 +2548,7 @@
     </w:p>
     <w:p>
       <w:pPr>
-        <w:pStyle w:val="724"/>
+        <w:pStyle w:val="898"/>
         <w:pBdr/>
         <w:spacing w:after="120" w:before="240"/>
         <w:ind/>
@@ -2635,6 +2562,17 @@
           <w:highlight w:val="none"/>
         </w:rPr>
       </w:pPr>
+      <w:r>
+        <w:rPr>
+          <w:rFonts w:ascii="Arial" w:hAnsi="Arial" w:eastAsia="Arial" w:cs="Arial"/>
+          <w:b/>
+          <w:bCs/>
+          <w:color w:val="2e75b6"/>
+          <w:sz w:val="26"/>
+          <w:szCs w:val="26"/>
+        </w:rPr>
+        <w:t xml:space="preserve">3.3 DHCP bloque - machines sans IP</w:t>
+      </w:r>
       <w:r>
         <w:rPr>
           <w:rFonts w:ascii="Arial" w:hAnsi="Arial" w:eastAsia="Arial" w:cs="Arial"/>
@@ -2646,6 +2584,729 @@
           <w:highlight w:val="none"/>
         </w:rPr>
       </w:r>
+    </w:p>
+    <w:p>
+      <w:pPr>
+        <w:pBdr/>
+        <w:spacing w:after="120"/>
+        <w:ind/>
+        <w:rPr/>
+      </w:pPr>
+      <w:r>
+        <w:rPr>
+          <w:rFonts w:ascii="Arial" w:hAnsi="Arial" w:eastAsia="Arial" w:cs="Arial"/>
+          <w:sz w:val="22"/>
+          <w:szCs w:val="22"/>
+        </w:rPr>
+        <w:t xml:space="preserve">Problème : les machines ne recèperaient plus d'adresse IP via DHCP.</w:t>
+      </w:r>
+      <w:r/>
+    </w:p>
+    <w:p>
+      <w:pPr>
+        <w:pBdr/>
+        <w:spacing w:after="120"/>
+        <w:ind/>
+        <w:rPr/>
+      </w:pPr>
+      <w:r>
+        <w:rPr>
+          <w:rFonts w:ascii="Arial" w:hAnsi="Arial" w:eastAsia="Arial" w:cs="Arial"/>
+          <w:sz w:val="22"/>
+          <w:szCs w:val="22"/>
+        </w:rPr>
+        <w:t xml:space="preserve">Cause : au démarrage, une machine sans IP envoie depuis 0.0.0.0 vers 255.255.255.255. La règle permit udp 192.168.55.0... ne correspond pas car la source 0.0.0.0 n'appartient pas au sous-réseau.</w:t>
+      </w:r>
+      <w:r/>
+    </w:p>
+    <w:p>
+      <w:pPr>
+        <w:pBdr/>
+        <w:spacing w:after="120"/>
+        <w:ind/>
+        <w:rPr/>
+      </w:pPr>
+      <w:r>
+        <w:rPr>
+          <w:rFonts w:ascii="Arial" w:hAnsi="Arial" w:eastAsia="Arial" w:cs="Arial"/>
+          <w:sz w:val="22"/>
+          <w:szCs w:val="22"/>
+        </w:rPr>
+        <w:t xml:space="preserve">Correction : ajouter une règle spécifique pour le DHCP.</w:t>
+      </w:r>
+      <w:r/>
+    </w:p>
+    <w:p>
+      <w:pPr>
+        <w:pBdr/>
+        <w:shd w:val="clear" w:color="auto" w:fill="f2f2f2"/>
+        <w:spacing w:after="40" w:before="40"/>
+        <w:ind w:left="360"/>
+        <w:rPr/>
+      </w:pPr>
+      <w:r>
+        <w:rPr>
+          <w:rFonts w:ascii="Courier New" w:hAnsi="Courier New" w:eastAsia="Courier New" w:cs="Courier New"/>
+          <w:color w:val="c00000"/>
+          <w:sz w:val="20"/>
+          <w:szCs w:val="20"/>
+        </w:rPr>
+        <w:t xml:space="preserve"> permit udp host 0.0.0.0 any eq 67</w:t>
+      </w:r>
+      <w:r/>
+    </w:p>
+    <w:p>
+      <w:pPr>
+        <w:pBdr/>
+        <w:spacing w:after="120"/>
+        <w:ind/>
+        <w:rPr/>
+      </w:pPr>
+      <w:r>
+        <w:t xml:space="preserve">  </w:t>
+      </w:r>
+      <w:r/>
+    </w:p>
+    <w:p>
+      <w:pPr>
+        <w:pStyle w:val="897"/>
+        <w:pBdr/>
+        <w:spacing w:after="180" w:before="360"/>
+        <w:ind/>
+        <w:rPr/>
+      </w:pPr>
+      <w:r>
+        <w:rPr>
+          <w:rFonts w:ascii="Arial" w:hAnsi="Arial" w:eastAsia="Arial" w:cs="Arial"/>
+          <w:b/>
+          <w:bCs/>
+          <w:color w:val="1f4e79"/>
+          <w:sz w:val="32"/>
+          <w:szCs w:val="32"/>
+        </w:rPr>
+        <w:t xml:space="preserve">4. Configuration finale des ACL</w:t>
+      </w:r>
+      <w:r/>
+    </w:p>
+    <w:p>
+      <w:pPr>
+        <w:pStyle w:val="898"/>
+        <w:pBdr/>
+        <w:spacing w:after="120" w:before="240"/>
+        <w:ind/>
+        <w:rPr/>
+      </w:pPr>
+      <w:r>
+        <w:rPr>
+          <w:rFonts w:ascii="Arial" w:hAnsi="Arial" w:eastAsia="Arial" w:cs="Arial"/>
+          <w:b/>
+          <w:bCs/>
+          <w:color w:val="2e75b6"/>
+          <w:sz w:val="26"/>
+          <w:szCs w:val="26"/>
+        </w:rPr>
+        <w:t xml:space="preserve">4.1 ACL_ARTISAN (VLAN 255 - 192.168.55.0/24)</w:t>
+      </w:r>
+      <w:r/>
+    </w:p>
+    <w:p>
+      <w:pPr>
+        <w:pBdr/>
+        <w:shd w:val="clear" w:color="auto" w:fill="f2f2f2"/>
+        <w:spacing w:after="40" w:before="40"/>
+        <w:ind w:left="360"/>
+        <w:rPr/>
+      </w:pPr>
+      <w:r>
+        <w:rPr>
+          <w:rFonts w:ascii="Courier New" w:hAnsi="Courier New" w:eastAsia="Courier New" w:cs="Courier New"/>
+          <w:color w:val="c00000"/>
+          <w:sz w:val="20"/>
+          <w:szCs w:val="20"/>
+        </w:rPr>
+        <w:t xml:space="preserve">ip access-list extended ACL_ARTISAN</w:t>
+      </w:r>
+      <w:r/>
+    </w:p>
+    <w:p>
+      <w:pPr>
+        <w:pBdr/>
+        <w:shd w:val="clear" w:color="auto" w:fill="f2f2f2"/>
+        <w:spacing w:after="40" w:before="40"/>
+        <w:ind w:left="360"/>
+        <w:rPr/>
+      </w:pPr>
+      <w:r>
+        <w:rPr>
+          <w:rFonts w:ascii="Courier New" w:hAnsi="Courier New" w:eastAsia="Courier New" w:cs="Courier New"/>
+          <w:color w:val="c00000"/>
+          <w:sz w:val="20"/>
+          <w:szCs w:val="20"/>
+        </w:rPr>
+        <w:t xml:space="preserve"> deny   ip 192.168.55.0 0.0.0.255 192.168.88.0 0.0.0.255</w:t>
+      </w:r>
+      <w:r/>
+    </w:p>
+    <w:p>
+      <w:pPr>
+        <w:pBdr/>
+        <w:shd w:val="clear" w:color="auto" w:fill="f2f2f2"/>
+        <w:spacing w:after="40" w:before="40"/>
+        <w:ind w:left="360"/>
+        <w:rPr/>
+      </w:pPr>
+      <w:r>
+        <w:rPr>
+          <w:rFonts w:ascii="Courier New" w:hAnsi="Courier New" w:eastAsia="Courier New" w:cs="Courier New"/>
+          <w:color w:val="c00000"/>
+          <w:sz w:val="20"/>
+          <w:szCs w:val="20"/>
+        </w:rPr>
+        <w:t xml:space="preserve"> permit udp host 0.0.0.0 any eq 67</w:t>
+      </w:r>
+      <w:r/>
+    </w:p>
+    <w:p>
+      <w:pPr>
+        <w:pBdr/>
+        <w:shd w:val="clear" w:color="auto" w:fill="f2f2f2"/>
+        <w:spacing w:after="40" w:before="40"/>
+        <w:ind w:left="360"/>
+        <w:rPr/>
+      </w:pPr>
+      <w:r>
+        <w:rPr>
+          <w:rFonts w:ascii="Courier New" w:hAnsi="Courier New" w:eastAsia="Courier New" w:cs="Courier New"/>
+          <w:color w:val="c00000"/>
+          <w:sz w:val="20"/>
+          <w:szCs w:val="20"/>
+        </w:rPr>
+        <w:t xml:space="preserve"> permit icmp 192.168.55.0 0.0.0.255 any</w:t>
+      </w:r>
+      <w:r/>
+    </w:p>
+    <w:p>
+      <w:pPr>
+        <w:pBdr/>
+        <w:shd w:val="clear" w:color="auto" w:fill="f2f2f2"/>
+        <w:spacing w:after="40" w:before="40"/>
+        <w:ind w:left="360"/>
+        <w:rPr/>
+      </w:pPr>
+      <w:r>
+        <w:rPr>
+          <w:rFonts w:ascii="Courier New" w:hAnsi="Courier New" w:eastAsia="Courier New" w:cs="Courier New"/>
+          <w:color w:val="c00000"/>
+          <w:sz w:val="20"/>
+          <w:szCs w:val="20"/>
+        </w:rPr>
+        <w:t xml:space="preserve"> permit tcp 192.168.55.0 0.0.0.255 any eq 80</w:t>
+      </w:r>
+      <w:r/>
+    </w:p>
+    <w:p>
+      <w:pPr>
+        <w:pBdr/>
+        <w:shd w:val="clear" w:color="auto" w:fill="f2f2f2"/>
+        <w:spacing w:after="40" w:before="40"/>
+        <w:ind w:left="360"/>
+        <w:rPr/>
+      </w:pPr>
+      <w:r>
+        <w:rPr>
+          <w:rFonts w:ascii="Courier New" w:hAnsi="Courier New" w:eastAsia="Courier New" w:cs="Courier New"/>
+          <w:color w:val="c00000"/>
+          <w:sz w:val="20"/>
+          <w:szCs w:val="20"/>
+        </w:rPr>
+        <w:t xml:space="preserve"> permit tcp 192.168.55.0 0.0.0.255 any eq 443</w:t>
+      </w:r>
+      <w:r>
+        <w:rPr>
+          <w:rFonts w:ascii="Courier New" w:hAnsi="Courier New" w:eastAsia="Courier New" w:cs="Courier New"/>
+          <w:color w:val="c00000"/>
+          <w:sz w:val="20"/>
+          <w:szCs w:val="20"/>
+        </w:rPr>
+      </w:r>
+      <w:r/>
+    </w:p>
+    <w:p>
+      <w:pPr>
+        <w:pBdr/>
+        <w:shd w:val="clear" w:color="auto" w:fill="f2f2f2"/>
+        <w:spacing w:after="40" w:before="40"/>
+        <w:ind w:left="360"/>
+        <w:rPr/>
+      </w:pPr>
+      <w:r>
+        <w:rPr>
+          <w:rFonts w:ascii="Courier New" w:hAnsi="Courier New" w:eastAsia="Courier New" w:cs="Courier New"/>
+          <w:color w:val="c00000"/>
+          <w:sz w:val="20"/>
+          <w:szCs w:val="20"/>
+        </w:rPr>
+        <w:t xml:space="preserve"> permit tcp 192.168.55.0 0.0.0.255 any eq 1883</w:t>
+      </w:r>
+      <w:r/>
+    </w:p>
+    <w:p>
+      <w:pPr>
+        <w:pBdr/>
+        <w:shd w:val="clear" w:color="auto" w:fill="f2f2f2"/>
+        <w:spacing w:after="40" w:before="40"/>
+        <w:ind w:left="360"/>
+        <w:rPr/>
+      </w:pPr>
+      <w:r>
+        <w:rPr>
+          <w:rFonts w:ascii="Courier New" w:hAnsi="Courier New" w:eastAsia="Courier New" w:cs="Courier New"/>
+          <w:color w:val="c00000"/>
+          <w:sz w:val="20"/>
+          <w:szCs w:val="20"/>
+        </w:rPr>
+        <w:t xml:space="preserve"> permit tcp 192.168.55.0 0.0.0.255 any eq 8883</w:t>
+      </w:r>
+      <w:r/>
+    </w:p>
+    <w:p>
+      <w:pPr>
+        <w:pBdr/>
+        <w:shd w:val="clear" w:color="auto" w:fill="f2f2f2"/>
+        <w:spacing w:after="40" w:before="40"/>
+        <w:ind w:left="360"/>
+        <w:rPr/>
+      </w:pPr>
+      <w:r>
+        <w:rPr>
+          <w:rFonts w:ascii="Courier New" w:hAnsi="Courier New" w:eastAsia="Courier New" w:cs="Courier New"/>
+          <w:color w:val="c00000"/>
+          <w:sz w:val="20"/>
+          <w:szCs w:val="20"/>
+        </w:rPr>
+        <w:t xml:space="preserve"> permit udp 192.168.55.0 0.0.0.255 any eq 53</w:t>
+      </w:r>
+      <w:r/>
+    </w:p>
+    <w:p>
+      <w:pPr>
+        <w:pBdr/>
+        <w:shd w:val="clear" w:color="auto" w:fill="f2f2f2"/>
+        <w:spacing w:after="40" w:before="40"/>
+        <w:ind w:left="360"/>
+        <w:rPr/>
+      </w:pPr>
+      <w:r>
+        <w:rPr>
+          <w:rFonts w:ascii="Courier New" w:hAnsi="Courier New" w:eastAsia="Courier New" w:cs="Courier New"/>
+          <w:color w:val="c00000"/>
+          <w:sz w:val="20"/>
+          <w:szCs w:val="20"/>
+        </w:rPr>
+        <w:t xml:space="preserve"> deny   ip any any</w:t>
+      </w:r>
+      <w:r/>
+    </w:p>
+    <w:p>
+      <w:pPr>
+        <w:pBdr/>
+        <w:spacing w:after="120"/>
+        <w:ind/>
+        <w:rPr/>
+      </w:pPr>
+      <w:r>
+        <w:t xml:space="preserve"> </w:t>
+      </w:r>
+      <w:r/>
+    </w:p>
+    <w:p>
+      <w:pPr>
+        <w:pStyle w:val="898"/>
+        <w:pBdr/>
+        <w:spacing w:after="120" w:before="240"/>
+        <w:ind/>
+        <w:rPr/>
+      </w:pPr>
+      <w:r>
+        <w:rPr>
+          <w:rFonts w:ascii="Arial" w:hAnsi="Arial" w:eastAsia="Arial" w:cs="Arial"/>
+          <w:b/>
+          <w:bCs/>
+          <w:color w:val="2e75b6"/>
+          <w:sz w:val="26"/>
+          <w:szCs w:val="26"/>
+        </w:rPr>
+        <w:t xml:space="preserve">4.2 ACL_SONDES (VLAN 488 - 192.168.88.0/24)</w:t>
+      </w:r>
+      <w:r/>
+    </w:p>
+    <w:p>
+      <w:pPr>
+        <w:pBdr/>
+        <w:shd w:val="clear" w:color="auto" w:fill="f2f2f2"/>
+        <w:spacing w:after="40" w:before="40"/>
+        <w:ind w:left="360"/>
+        <w:rPr/>
+      </w:pPr>
+      <w:r>
+        <w:rPr>
+          <w:rFonts w:ascii="Courier New" w:hAnsi="Courier New" w:eastAsia="Courier New" w:cs="Courier New"/>
+          <w:color w:val="c00000"/>
+          <w:sz w:val="20"/>
+          <w:szCs w:val="20"/>
+        </w:rPr>
+        <w:t xml:space="preserve">ip access-list extended ACL_SONDES</w:t>
+      </w:r>
+      <w:r/>
+    </w:p>
+    <w:p>
+      <w:pPr>
+        <w:pBdr/>
+        <w:shd w:val="clear" w:color="auto" w:fill="f2f2f2"/>
+        <w:spacing w:after="40" w:before="40"/>
+        <w:ind w:left="360"/>
+        <w:rPr/>
+      </w:pPr>
+      <w:r>
+        <w:rPr>
+          <w:rFonts w:ascii="Courier New" w:hAnsi="Courier New" w:eastAsia="Courier New" w:cs="Courier New"/>
+          <w:color w:val="c00000"/>
+          <w:sz w:val="20"/>
+          <w:szCs w:val="20"/>
+        </w:rPr>
+        <w:t xml:space="preserve"> deny   ip 192.168.88.0 0.0.0.255 192.168.55.0 0.0.0.255</w:t>
+      </w:r>
+      <w:r/>
+    </w:p>
+    <w:p>
+      <w:pPr>
+        <w:pBdr/>
+        <w:shd w:val="clear" w:color="auto" w:fill="f2f2f2"/>
+        <w:spacing w:after="40" w:before="40"/>
+        <w:ind w:left="360"/>
+        <w:rPr/>
+      </w:pPr>
+      <w:r>
+        <w:rPr>
+          <w:rFonts w:ascii="Courier New" w:hAnsi="Courier New" w:eastAsia="Courier New" w:cs="Courier New"/>
+          <w:color w:val="c00000"/>
+          <w:sz w:val="20"/>
+          <w:szCs w:val="20"/>
+        </w:rPr>
+        <w:t xml:space="preserve"> permit udp host 0.0.0.0 any eq 67</w:t>
+      </w:r>
+      <w:r/>
+    </w:p>
+    <w:p>
+      <w:pPr>
+        <w:pBdr/>
+        <w:shd w:val="clear" w:color="auto" w:fill="f2f2f2"/>
+        <w:spacing w:after="40" w:before="40"/>
+        <w:ind w:left="360"/>
+        <w:rPr/>
+      </w:pPr>
+      <w:r>
+        <w:rPr>
+          <w:rFonts w:ascii="Courier New" w:hAnsi="Courier New" w:eastAsia="Courier New" w:cs="Courier New"/>
+          <w:color w:val="c00000"/>
+          <w:sz w:val="20"/>
+          <w:szCs w:val="20"/>
+        </w:rPr>
+        <w:t xml:space="preserve"> permit icmp 192.168.88.0 0.0.0.255 any</w:t>
+      </w:r>
+      <w:r/>
+    </w:p>
+    <w:p>
+      <w:pPr>
+        <w:pBdr/>
+        <w:shd w:val="clear" w:color="auto" w:fill="f2f2f2"/>
+        <w:spacing w:after="40" w:before="40"/>
+        <w:ind w:left="360"/>
+        <w:rPr/>
+      </w:pPr>
+      <w:r>
+        <w:rPr>
+          <w:rFonts w:ascii="Courier New" w:hAnsi="Courier New" w:eastAsia="Courier New" w:cs="Courier New"/>
+          <w:color w:val="c00000"/>
+          <w:sz w:val="20"/>
+          <w:szCs w:val="20"/>
+        </w:rPr>
+        <w:t xml:space="preserve"> permit tcp 192.168.88.0 0.0.0.255 any eq 80</w:t>
+      </w:r>
+      <w:r/>
+    </w:p>
+    <w:p>
+      <w:pPr>
+        <w:pBdr/>
+        <w:shd w:val="clear" w:color="auto" w:fill="f2f2f2"/>
+        <w:spacing w:after="40" w:before="40"/>
+        <w:ind w:left="360"/>
+        <w:rPr/>
+      </w:pPr>
+      <w:r>
+        <w:rPr>
+          <w:rFonts w:ascii="Courier New" w:hAnsi="Courier New" w:eastAsia="Courier New" w:cs="Courier New"/>
+          <w:color w:val="c00000"/>
+          <w:sz w:val="20"/>
+          <w:szCs w:val="20"/>
+        </w:rPr>
+        <w:t xml:space="preserve"> permit tcp 192.168.88.0 0.0.0.255 any eq 443</w:t>
+      </w:r>
+      <w:r/>
+    </w:p>
+    <w:p>
+      <w:pPr>
+        <w:pBdr/>
+        <w:shd w:val="clear" w:color="auto" w:fill="f2f2f2"/>
+        <w:spacing w:after="40" w:before="40"/>
+        <w:ind w:left="360"/>
+        <w:rPr/>
+      </w:pPr>
+      <w:r>
+        <w:rPr>
+          <w:rFonts w:ascii="Courier New" w:hAnsi="Courier New" w:eastAsia="Courier New" w:cs="Courier New"/>
+          <w:color w:val="c00000"/>
+          <w:sz w:val="20"/>
+          <w:szCs w:val="20"/>
+        </w:rPr>
+        <w:t xml:space="preserve"> permit udp 192.168.88.0 0.0.0.255 any eq 53</w:t>
+      </w:r>
+      <w:r/>
+    </w:p>
+    <w:p>
+      <w:pPr>
+        <w:pBdr/>
+        <w:shd w:val="clear" w:color="auto" w:fill="f2f2f2"/>
+        <w:spacing w:after="40" w:before="40"/>
+        <w:ind w:left="360"/>
+        <w:rPr/>
+      </w:pPr>
+      <w:r>
+        <w:rPr>
+          <w:rFonts w:ascii="Courier New" w:hAnsi="Courier New" w:eastAsia="Courier New" w:cs="Courier New"/>
+          <w:color w:val="c00000"/>
+          <w:sz w:val="20"/>
+          <w:szCs w:val="20"/>
+        </w:rPr>
+        <w:t xml:space="preserve"> permit tcp 192.168.88.0 0.0.0.255 any eq 1883</w:t>
+      </w:r>
+      <w:r/>
+    </w:p>
+    <w:p>
+      <w:pPr>
+        <w:pBdr/>
+        <w:shd w:val="clear" w:color="auto" w:fill="f2f2f2"/>
+        <w:spacing w:after="40" w:before="40"/>
+        <w:ind w:left="360"/>
+        <w:rPr/>
+      </w:pPr>
+      <w:r>
+        <w:rPr>
+          <w:rFonts w:ascii="Courier New" w:hAnsi="Courier New" w:eastAsia="Courier New" w:cs="Courier New"/>
+          <w:color w:val="c00000"/>
+          <w:sz w:val="20"/>
+          <w:szCs w:val="20"/>
+        </w:rPr>
+        <w:t xml:space="preserve"> permit tcp 192.168.88.0 0.0.0.255 any eq 8883</w:t>
+      </w:r>
+      <w:r/>
+    </w:p>
+    <w:p>
+      <w:pPr>
+        <w:pBdr/>
+        <w:shd w:val="clear" w:color="auto" w:fill="f2f2f2"/>
+        <w:spacing w:after="40" w:before="40"/>
+        <w:ind w:left="360"/>
+        <w:rPr/>
+      </w:pPr>
+      <w:r>
+        <w:rPr>
+          <w:rFonts w:ascii="Courier New" w:hAnsi="Courier New" w:eastAsia="Courier New" w:cs="Courier New"/>
+          <w:color w:val="c00000"/>
+          <w:sz w:val="20"/>
+          <w:szCs w:val="20"/>
+        </w:rPr>
+        <w:t xml:space="preserve"> deny   ip any any</w:t>
+      </w:r>
+      <w:r/>
+    </w:p>
+    <w:p>
+      <w:pPr>
+        <w:pBdr/>
+        <w:spacing w:after="120"/>
+        <w:ind/>
+        <w:rPr/>
+      </w:pPr>
+      <w:r>
+        <w:t xml:space="preserve"> </w:t>
+      </w:r>
+      <w:r/>
+    </w:p>
+    <w:p>
+      <w:pPr>
+        <w:pStyle w:val="898"/>
+        <w:pBdr/>
+        <w:spacing w:after="120" w:before="240"/>
+        <w:ind/>
+        <w:rPr/>
+      </w:pPr>
+      <w:r>
+        <w:rPr>
+          <w:rFonts w:ascii="Arial" w:hAnsi="Arial" w:eastAsia="Arial" w:cs="Arial"/>
+          <w:b/>
+          <w:bCs/>
+          <w:color w:val="2e75b6"/>
+          <w:sz w:val="26"/>
+          <w:szCs w:val="26"/>
+        </w:rPr>
+        <w:t xml:space="preserve">4.3 Application sur les interfaces VLAN</w:t>
+      </w:r>
+      <w:r/>
+    </w:p>
+    <w:p>
+      <w:pPr>
+        <w:pBdr/>
+        <w:shd w:val="clear" w:color="auto" w:fill="f2f2f2"/>
+        <w:spacing w:after="40" w:before="40"/>
+        <w:ind w:left="360"/>
+        <w:rPr/>
+      </w:pPr>
+      <w:r>
+        <w:rPr>
+          <w:rFonts w:ascii="Courier New" w:hAnsi="Courier New" w:eastAsia="Courier New" w:cs="Courier New"/>
+          <w:color w:val="c00000"/>
+          <w:sz w:val="20"/>
+          <w:szCs w:val="20"/>
+        </w:rPr>
+        <w:t xml:space="preserve">interface vlan 255</w:t>
+      </w:r>
+      <w:r/>
+    </w:p>
+    <w:p>
+      <w:pPr>
+        <w:pBdr/>
+        <w:shd w:val="clear" w:color="auto" w:fill="f2f2f2"/>
+        <w:spacing w:after="40" w:before="40"/>
+        <w:ind w:left="360"/>
+        <w:rPr/>
+      </w:pPr>
+      <w:r>
+        <w:rPr>
+          <w:rFonts w:ascii="Courier New" w:hAnsi="Courier New" w:eastAsia="Courier New" w:cs="Courier New"/>
+          <w:color w:val="c00000"/>
+          <w:sz w:val="20"/>
+          <w:szCs w:val="20"/>
+        </w:rPr>
+        <w:t xml:space="preserve"> ip access-group ACL_ARTISAN in</w:t>
+      </w:r>
+      <w:r/>
+    </w:p>
+    <w:p>
+      <w:pPr>
+        <w:pBdr/>
+        <w:shd w:val="clear" w:color="auto" w:fill="f2f2f2"/>
+        <w:spacing w:after="40" w:before="40"/>
+        <w:ind w:left="360"/>
+        <w:rPr/>
+      </w:pPr>
+      <w:r>
+        <w:rPr>
+          <w:rFonts w:ascii="Courier New" w:hAnsi="Courier New" w:eastAsia="Courier New" w:cs="Courier New"/>
+          <w:color w:val="c00000"/>
+          <w:sz w:val="20"/>
+          <w:szCs w:val="20"/>
+        </w:rPr>
+        <w:t xml:space="preserve">!</w:t>
+      </w:r>
+      <w:r/>
+    </w:p>
+    <w:p>
+      <w:pPr>
+        <w:pBdr/>
+        <w:shd w:val="clear" w:color="auto" w:fill="f2f2f2"/>
+        <w:spacing w:after="40" w:before="40"/>
+        <w:ind w:left="360"/>
+        <w:rPr/>
+      </w:pPr>
+      <w:r>
+        <w:rPr>
+          <w:rFonts w:ascii="Courier New" w:hAnsi="Courier New" w:eastAsia="Courier New" w:cs="Courier New"/>
+          <w:color w:val="c00000"/>
+          <w:sz w:val="20"/>
+          <w:szCs w:val="20"/>
+        </w:rPr>
+        <w:t xml:space="preserve">interface vlan 488</w:t>
+      </w:r>
+      <w:r/>
+    </w:p>
+    <w:p>
+      <w:pPr>
+        <w:pBdr/>
+        <w:shd w:val="clear" w:color="auto" w:fill="f2f2f2"/>
+        <w:spacing w:after="40" w:before="40"/>
+        <w:ind w:left="360"/>
+        <w:rPr/>
+      </w:pPr>
+      <w:r>
+        <w:rPr>
+          <w:rFonts w:ascii="Courier New" w:hAnsi="Courier New" w:eastAsia="Courier New" w:cs="Courier New"/>
+          <w:color w:val="c00000"/>
+          <w:sz w:val="20"/>
+          <w:szCs w:val="20"/>
+        </w:rPr>
+        <w:t xml:space="preserve"> ip access-group ACL_SONDES in</w:t>
+      </w:r>
+      <w:r/>
+    </w:p>
+    <w:p>
+      <w:pPr>
+        <w:pBdr/>
+        <w:spacing w:after="120"/>
+        <w:ind/>
+        <w:rPr/>
+      </w:pPr>
+      <w:r>
+        <w:t xml:space="preserve"> </w:t>
+      </w:r>
+      <w:r/>
+    </w:p>
+    <w:p>
+      <w:pPr>
+        <w:pStyle w:val="898"/>
+        <w:pBdr/>
+        <w:spacing w:after="120" w:before="240"/>
+        <w:ind/>
+        <w:rPr/>
+      </w:pPr>
+      <w:r>
+        <w:rPr>
+          <w:rFonts w:ascii="Arial" w:hAnsi="Arial" w:eastAsia="Arial" w:cs="Arial"/>
+          <w:b/>
+          <w:bCs/>
+          <w:color w:val="2e75b6"/>
+          <w:sz w:val="26"/>
+          <w:szCs w:val="26"/>
+          <w:highlight w:val="none"/>
+        </w:rPr>
+      </w:r>
+      <w:r/>
+    </w:p>
+    <w:p>
+      <w:pPr>
+        <w:pStyle w:val="898"/>
+        <w:pBdr/>
+        <w:spacing w:after="120" w:before="240"/>
+        <w:ind/>
+        <w:rPr>
+          <w:rFonts w:ascii="Arial" w:hAnsi="Arial" w:eastAsia="Arial" w:cs="Arial"/>
+          <w:b/>
+          <w:bCs/>
+          <w:color w:val="2e75b6"/>
+          <w:sz w:val="26"/>
+          <w:szCs w:val="26"/>
+          <w:highlight w:val="none"/>
+        </w:rPr>
+      </w:pPr>
       <w:r>
         <w:rPr>
           <w:rFonts w:ascii="Arial" w:hAnsi="Arial" w:eastAsia="Arial" w:cs="Arial"/>
@@ -2671,7 +3332,7 @@
     </w:p>
     <w:p>
       <w:pPr>
-        <w:pStyle w:val="724"/>
+        <w:pStyle w:val="898"/>
         <w:pBdr/>
         <w:spacing w:after="120" w:before="240"/>
         <w:ind/>
@@ -2685,730 +3346,6 @@
           <w:highlight w:val="none"/>
         </w:rPr>
       </w:pPr>
-      <w:r>
-        <w:rPr>
-          <w:rFonts w:ascii="Arial" w:hAnsi="Arial" w:eastAsia="Arial" w:cs="Arial"/>
-          <w:b/>
-          <w:bCs/>
-          <w:color w:val="2e75b6"/>
-          <w:sz w:val="26"/>
-          <w:szCs w:val="26"/>
-        </w:rPr>
-        <w:t xml:space="preserve">3.3 DHCP bloque - machines sans IP</w:t>
-      </w:r>
-      <w:r/>
-    </w:p>
-    <w:p>
-      <w:pPr>
-        <w:pBdr/>
-        <w:spacing w:after="120"/>
-        <w:ind/>
-        <w:rPr/>
-      </w:pPr>
-      <w:r>
-        <w:rPr>
-          <w:rFonts w:ascii="Arial" w:hAnsi="Arial" w:eastAsia="Arial" w:cs="Arial"/>
-          <w:sz w:val="22"/>
-          <w:szCs w:val="22"/>
-        </w:rPr>
-        <w:t xml:space="preserve">Problème : les machines ne recèperaient plus d'adresse IP via DHCP.</w:t>
-      </w:r>
-      <w:r/>
-    </w:p>
-    <w:p>
-      <w:pPr>
-        <w:pBdr/>
-        <w:spacing w:after="120"/>
-        <w:ind/>
-        <w:rPr/>
-      </w:pPr>
-      <w:r>
-        <w:rPr>
-          <w:rFonts w:ascii="Arial" w:hAnsi="Arial" w:eastAsia="Arial" w:cs="Arial"/>
-          <w:sz w:val="22"/>
-          <w:szCs w:val="22"/>
-        </w:rPr>
-        <w:t xml:space="preserve">Cause : au démarrage, une machine sans IP envoie depuis 0.0.0.0 vers 255.255.255.255. La règle permit udp 192.168.55.0... ne correspond pas car la source 0.0.0.0 n'appartient pas au sous-réseau.</w:t>
-      </w:r>
-      <w:r/>
-    </w:p>
-    <w:p>
-      <w:pPr>
-        <w:pBdr/>
-        <w:spacing w:after="120"/>
-        <w:ind/>
-        <w:rPr/>
-      </w:pPr>
-      <w:r>
-        <w:rPr>
-          <w:rFonts w:ascii="Arial" w:hAnsi="Arial" w:eastAsia="Arial" w:cs="Arial"/>
-          <w:sz w:val="22"/>
-          <w:szCs w:val="22"/>
-        </w:rPr>
-        <w:t xml:space="preserve">Correction : ajouter une règle spécifique pour le DHCP.</w:t>
-      </w:r>
-      <w:r/>
-    </w:p>
-    <w:p>
-      <w:pPr>
-        <w:pBdr/>
-        <w:shd w:val="clear" w:color="auto" w:fill="f2f2f2"/>
-        <w:spacing w:after="40" w:before="40"/>
-        <w:ind w:left="360"/>
-        <w:rPr/>
-      </w:pPr>
-      <w:r>
-        <w:rPr>
-          <w:rFonts w:ascii="Courier New" w:hAnsi="Courier New" w:eastAsia="Courier New" w:cs="Courier New"/>
-          <w:color w:val="c00000"/>
-          <w:sz w:val="20"/>
-          <w:szCs w:val="20"/>
-        </w:rPr>
-        <w:t xml:space="preserve"> permit udp host 0.0.0.0 any eq 67</w:t>
-      </w:r>
-      <w:r/>
-    </w:p>
-    <w:p>
-      <w:pPr>
-        <w:pBdr/>
-        <w:spacing w:after="120"/>
-        <w:ind/>
-        <w:rPr/>
-      </w:pPr>
-      <w:r>
-        <w:t xml:space="preserve"> </w:t>
-      </w:r>
-      <w:r/>
-      <w:r>
-        <w:t xml:space="preserve"> </w:t>
-      </w:r>
-      <w:r/>
-      <w:r/>
-    </w:p>
-    <w:p>
-      <w:pPr>
-        <w:pStyle w:val="723"/>
-        <w:pBdr/>
-        <w:spacing w:after="180" w:before="360"/>
-        <w:ind/>
-        <w:rPr/>
-      </w:pPr>
-      <w:r>
-        <w:rPr>
-          <w:rFonts w:ascii="Arial" w:hAnsi="Arial" w:eastAsia="Arial" w:cs="Arial"/>
-          <w:b/>
-          <w:bCs/>
-          <w:color w:val="1f4e79"/>
-          <w:sz w:val="32"/>
-          <w:szCs w:val="32"/>
-        </w:rPr>
-        <w:t xml:space="preserve">4. Configuration finale des ACL</w:t>
-      </w:r>
-      <w:r/>
-    </w:p>
-    <w:p>
-      <w:pPr>
-        <w:pStyle w:val="724"/>
-        <w:pBdr/>
-        <w:spacing w:after="120" w:before="240"/>
-        <w:ind/>
-        <w:rPr/>
-      </w:pPr>
-      <w:r>
-        <w:rPr>
-          <w:rFonts w:ascii="Arial" w:hAnsi="Arial" w:eastAsia="Arial" w:cs="Arial"/>
-          <w:b/>
-          <w:bCs/>
-          <w:color w:val="2e75b6"/>
-          <w:sz w:val="26"/>
-          <w:szCs w:val="26"/>
-        </w:rPr>
-        <w:t xml:space="preserve">4.1 ACL_ARTISAN (VLAN 255 - 192.168.55.0/24)</w:t>
-      </w:r>
-      <w:r/>
-    </w:p>
-    <w:p>
-      <w:pPr>
-        <w:pBdr/>
-        <w:shd w:val="clear" w:color="auto" w:fill="f2f2f2"/>
-        <w:spacing w:after="40" w:before="40"/>
-        <w:ind w:left="360"/>
-        <w:rPr/>
-      </w:pPr>
-      <w:r>
-        <w:rPr>
-          <w:rFonts w:ascii="Courier New" w:hAnsi="Courier New" w:eastAsia="Courier New" w:cs="Courier New"/>
-          <w:color w:val="c00000"/>
-          <w:sz w:val="20"/>
-          <w:szCs w:val="20"/>
-        </w:rPr>
-        <w:t xml:space="preserve">ip access-list extended ACL_ARTISAN</w:t>
-      </w:r>
-      <w:r/>
-    </w:p>
-    <w:p>
-      <w:pPr>
-        <w:pBdr/>
-        <w:shd w:val="clear" w:color="auto" w:fill="f2f2f2"/>
-        <w:spacing w:after="40" w:before="40"/>
-        <w:ind w:left="360"/>
-        <w:rPr/>
-      </w:pPr>
-      <w:r>
-        <w:rPr>
-          <w:rFonts w:ascii="Courier New" w:hAnsi="Courier New" w:eastAsia="Courier New" w:cs="Courier New"/>
-          <w:color w:val="c00000"/>
-          <w:sz w:val="20"/>
-          <w:szCs w:val="20"/>
-        </w:rPr>
-        <w:t xml:space="preserve"> deny   ip 192.168.55.0 0.0.0.255 192.168.88.0 0.0.0.255</w:t>
-      </w:r>
-      <w:r/>
-    </w:p>
-    <w:p>
-      <w:pPr>
-        <w:pBdr/>
-        <w:shd w:val="clear" w:color="auto" w:fill="f2f2f2"/>
-        <w:spacing w:after="40" w:before="40"/>
-        <w:ind w:left="360"/>
-        <w:rPr/>
-      </w:pPr>
-      <w:r>
-        <w:rPr>
-          <w:rFonts w:ascii="Courier New" w:hAnsi="Courier New" w:eastAsia="Courier New" w:cs="Courier New"/>
-          <w:color w:val="c00000"/>
-          <w:sz w:val="20"/>
-          <w:szCs w:val="20"/>
-        </w:rPr>
-        <w:t xml:space="preserve"> permit udp host 0.0.0.0 any eq 67</w:t>
-      </w:r>
-      <w:r/>
-    </w:p>
-    <w:p>
-      <w:pPr>
-        <w:pBdr/>
-        <w:shd w:val="clear" w:color="auto" w:fill="f2f2f2"/>
-        <w:spacing w:after="40" w:before="40"/>
-        <w:ind w:left="360"/>
-        <w:rPr/>
-      </w:pPr>
-      <w:r>
-        <w:rPr>
-          <w:rFonts w:ascii="Courier New" w:hAnsi="Courier New" w:eastAsia="Courier New" w:cs="Courier New"/>
-          <w:color w:val="c00000"/>
-          <w:sz w:val="20"/>
-          <w:szCs w:val="20"/>
-        </w:rPr>
-        <w:t xml:space="preserve"> permit icmp 192.168.55.0 0.0.0.255 any</w:t>
-      </w:r>
-      <w:r/>
-    </w:p>
-    <w:p>
-      <w:pPr>
-        <w:pBdr/>
-        <w:shd w:val="clear" w:color="auto" w:fill="f2f2f2"/>
-        <w:spacing w:after="40" w:before="40"/>
-        <w:ind w:left="360"/>
-        <w:rPr/>
-      </w:pPr>
-      <w:r>
-        <w:rPr>
-          <w:rFonts w:ascii="Courier New" w:hAnsi="Courier New" w:eastAsia="Courier New" w:cs="Courier New"/>
-          <w:color w:val="c00000"/>
-          <w:sz w:val="20"/>
-          <w:szCs w:val="20"/>
-        </w:rPr>
-        <w:t xml:space="preserve"> permit tcp 192.168.55.0 0.0.0.255 any eq 80</w:t>
-      </w:r>
-      <w:r/>
-    </w:p>
-    <w:p>
-      <w:pPr>
-        <w:pBdr/>
-        <w:shd w:val="clear" w:color="auto" w:fill="f2f2f2"/>
-        <w:spacing w:after="40" w:before="40"/>
-        <w:ind w:left="360"/>
-        <w:rPr/>
-      </w:pPr>
-      <w:r>
-        <w:rPr>
-          <w:rFonts w:ascii="Courier New" w:hAnsi="Courier New" w:eastAsia="Courier New" w:cs="Courier New"/>
-          <w:color w:val="c00000"/>
-          <w:sz w:val="20"/>
-          <w:szCs w:val="20"/>
-        </w:rPr>
-        <w:t xml:space="preserve"> permit tcp 192.168.55.0 0.0.0.255 any eq 443</w:t>
-      </w:r>
-      <w:r/>
-      <w:r>
-        <w:rPr>
-          <w:rFonts w:ascii="Courier New" w:hAnsi="Courier New" w:eastAsia="Courier New" w:cs="Courier New"/>
-          <w:color w:val="c00000"/>
-          <w:sz w:val="20"/>
-          <w:szCs w:val="20"/>
-        </w:rPr>
-      </w:r>
-      <w:r/>
-      <w:r/>
-    </w:p>
-    <w:p>
-      <w:pPr>
-        <w:pBdr/>
-        <w:shd w:val="clear" w:color="auto" w:fill="f2f2f2"/>
-        <w:spacing w:after="40" w:before="40"/>
-        <w:ind w:left="360"/>
-        <w:rPr/>
-      </w:pPr>
-      <w:r>
-        <w:rPr>
-          <w:rFonts w:ascii="Courier New" w:hAnsi="Courier New" w:eastAsia="Courier New" w:cs="Courier New"/>
-          <w:color w:val="c00000"/>
-          <w:sz w:val="20"/>
-          <w:szCs w:val="20"/>
-        </w:rPr>
-        <w:t xml:space="preserve"> permit tcp 192.168.55.0 0.0.0.255 any eq 1883</w:t>
-      </w:r>
-      <w:r/>
-    </w:p>
-    <w:p>
-      <w:pPr>
-        <w:pBdr/>
-        <w:shd w:val="clear" w:color="auto" w:fill="f2f2f2"/>
-        <w:spacing w:after="40" w:before="40"/>
-        <w:ind w:left="360"/>
-        <w:rPr/>
-      </w:pPr>
-      <w:r>
-        <w:rPr>
-          <w:rFonts w:ascii="Courier New" w:hAnsi="Courier New" w:eastAsia="Courier New" w:cs="Courier New"/>
-          <w:color w:val="c00000"/>
-          <w:sz w:val="20"/>
-          <w:szCs w:val="20"/>
-        </w:rPr>
-        <w:t xml:space="preserve"> permit tcp 192.168.55.0 0.0.0.255 any eq 8883</w:t>
-      </w:r>
-      <w:r/>
-    </w:p>
-    <w:p>
-      <w:pPr>
-        <w:pBdr/>
-        <w:shd w:val="clear" w:color="auto" w:fill="f2f2f2"/>
-        <w:spacing w:after="40" w:before="40"/>
-        <w:ind w:left="360"/>
-        <w:rPr/>
-      </w:pPr>
-      <w:r>
-        <w:rPr>
-          <w:rFonts w:ascii="Courier New" w:hAnsi="Courier New" w:eastAsia="Courier New" w:cs="Courier New"/>
-          <w:color w:val="c00000"/>
-          <w:sz w:val="20"/>
-          <w:szCs w:val="20"/>
-        </w:rPr>
-        <w:t xml:space="preserve"> permit udp 192.168.55.0 0.0.0.255 any eq 53</w:t>
-      </w:r>
-      <w:r/>
-    </w:p>
-    <w:p>
-      <w:pPr>
-        <w:pBdr/>
-        <w:shd w:val="clear" w:color="auto" w:fill="f2f2f2"/>
-        <w:spacing w:after="40" w:before="40"/>
-        <w:ind w:left="360"/>
-        <w:rPr/>
-      </w:pPr>
-      <w:r>
-        <w:rPr>
-          <w:rFonts w:ascii="Courier New" w:hAnsi="Courier New" w:eastAsia="Courier New" w:cs="Courier New"/>
-          <w:color w:val="c00000"/>
-          <w:sz w:val="20"/>
-          <w:szCs w:val="20"/>
-        </w:rPr>
-        <w:t xml:space="preserve"> deny   ip any any</w:t>
-      </w:r>
-      <w:r/>
-    </w:p>
-    <w:p>
-      <w:pPr>
-        <w:pBdr/>
-        <w:spacing w:after="120"/>
-        <w:ind/>
-        <w:rPr/>
-      </w:pPr>
-      <w:r>
-        <w:t xml:space="preserve"> </w:t>
-      </w:r>
-      <w:r/>
-    </w:p>
-    <w:p>
-      <w:pPr>
-        <w:pStyle w:val="724"/>
-        <w:pBdr/>
-        <w:spacing w:after="120" w:before="240"/>
-        <w:ind/>
-        <w:rPr/>
-      </w:pPr>
-      <w:r>
-        <w:rPr>
-          <w:rFonts w:ascii="Arial" w:hAnsi="Arial" w:eastAsia="Arial" w:cs="Arial"/>
-          <w:b/>
-          <w:bCs/>
-          <w:color w:val="2e75b6"/>
-          <w:sz w:val="26"/>
-          <w:szCs w:val="26"/>
-        </w:rPr>
-        <w:t xml:space="preserve">4.2 ACL_SONDES (VLAN 488 - 192.168.88.0/24)</w:t>
-      </w:r>
-      <w:r/>
-    </w:p>
-    <w:p>
-      <w:pPr>
-        <w:pBdr/>
-        <w:shd w:val="clear" w:color="auto" w:fill="f2f2f2"/>
-        <w:spacing w:after="40" w:before="40"/>
-        <w:ind w:left="360"/>
-        <w:rPr/>
-      </w:pPr>
-      <w:r>
-        <w:rPr>
-          <w:rFonts w:ascii="Courier New" w:hAnsi="Courier New" w:eastAsia="Courier New" w:cs="Courier New"/>
-          <w:color w:val="c00000"/>
-          <w:sz w:val="20"/>
-          <w:szCs w:val="20"/>
-        </w:rPr>
-        <w:t xml:space="preserve">ip access-list extended ACL_SONDES</w:t>
-      </w:r>
-      <w:r/>
-    </w:p>
-    <w:p>
-      <w:pPr>
-        <w:pBdr/>
-        <w:shd w:val="clear" w:color="auto" w:fill="f2f2f2"/>
-        <w:spacing w:after="40" w:before="40"/>
-        <w:ind w:left="360"/>
-        <w:rPr/>
-      </w:pPr>
-      <w:r>
-        <w:rPr>
-          <w:rFonts w:ascii="Courier New" w:hAnsi="Courier New" w:eastAsia="Courier New" w:cs="Courier New"/>
-          <w:color w:val="c00000"/>
-          <w:sz w:val="20"/>
-          <w:szCs w:val="20"/>
-        </w:rPr>
-        <w:t xml:space="preserve"> deny   ip 192.168.88.0 0.0.0.255 192.168.55.0 0.0.0.255</w:t>
-      </w:r>
-      <w:r/>
-    </w:p>
-    <w:p>
-      <w:pPr>
-        <w:pBdr/>
-        <w:shd w:val="clear" w:color="auto" w:fill="f2f2f2"/>
-        <w:spacing w:after="40" w:before="40"/>
-        <w:ind w:left="360"/>
-        <w:rPr/>
-      </w:pPr>
-      <w:r>
-        <w:rPr>
-          <w:rFonts w:ascii="Courier New" w:hAnsi="Courier New" w:eastAsia="Courier New" w:cs="Courier New"/>
-          <w:color w:val="c00000"/>
-          <w:sz w:val="20"/>
-          <w:szCs w:val="20"/>
-        </w:rPr>
-        <w:t xml:space="preserve"> permit udp host 0.0.0.0 any eq 67</w:t>
-      </w:r>
-      <w:r/>
-    </w:p>
-    <w:p>
-      <w:pPr>
-        <w:pBdr/>
-        <w:shd w:val="clear" w:color="auto" w:fill="f2f2f2"/>
-        <w:spacing w:after="40" w:before="40"/>
-        <w:ind w:left="360"/>
-        <w:rPr/>
-      </w:pPr>
-      <w:r>
-        <w:rPr>
-          <w:rFonts w:ascii="Courier New" w:hAnsi="Courier New" w:eastAsia="Courier New" w:cs="Courier New"/>
-          <w:color w:val="c00000"/>
-          <w:sz w:val="20"/>
-          <w:szCs w:val="20"/>
-        </w:rPr>
-        <w:t xml:space="preserve"> permit icmp 192.168.88.0 0.0.0.255 any</w:t>
-      </w:r>
-      <w:r/>
-    </w:p>
-    <w:p>
-      <w:pPr>
-        <w:pBdr/>
-        <w:shd w:val="clear" w:color="auto" w:fill="f2f2f2"/>
-        <w:spacing w:after="40" w:before="40"/>
-        <w:ind w:left="360"/>
-        <w:rPr/>
-      </w:pPr>
-      <w:r>
-        <w:rPr>
-          <w:rFonts w:ascii="Courier New" w:hAnsi="Courier New" w:eastAsia="Courier New" w:cs="Courier New"/>
-          <w:color w:val="c00000"/>
-          <w:sz w:val="20"/>
-          <w:szCs w:val="20"/>
-        </w:rPr>
-        <w:t xml:space="preserve"> permit tcp 192.168.88.0 0.0.0.255 any eq 80</w:t>
-      </w:r>
-      <w:r/>
-    </w:p>
-    <w:p>
-      <w:pPr>
-        <w:pBdr/>
-        <w:shd w:val="clear" w:color="auto" w:fill="f2f2f2"/>
-        <w:spacing w:after="40" w:before="40"/>
-        <w:ind w:left="360"/>
-        <w:rPr/>
-      </w:pPr>
-      <w:r>
-        <w:rPr>
-          <w:rFonts w:ascii="Courier New" w:hAnsi="Courier New" w:eastAsia="Courier New" w:cs="Courier New"/>
-          <w:color w:val="c00000"/>
-          <w:sz w:val="20"/>
-          <w:szCs w:val="20"/>
-        </w:rPr>
-        <w:t xml:space="preserve"> permit tcp 192.168.88.0 0.0.0.255 any eq 443</w:t>
-      </w:r>
-      <w:r/>
-    </w:p>
-    <w:p>
-      <w:pPr>
-        <w:pBdr/>
-        <w:shd w:val="clear" w:color="auto" w:fill="f2f2f2"/>
-        <w:spacing w:after="40" w:before="40"/>
-        <w:ind w:left="360"/>
-        <w:rPr/>
-      </w:pPr>
-      <w:r>
-        <w:rPr>
-          <w:rFonts w:ascii="Courier New" w:hAnsi="Courier New" w:eastAsia="Courier New" w:cs="Courier New"/>
-          <w:color w:val="c00000"/>
-          <w:sz w:val="20"/>
-          <w:szCs w:val="20"/>
-        </w:rPr>
-        <w:t xml:space="preserve"> permit udp 192.168.88.0 0.0.0.255 any eq 53</w:t>
-      </w:r>
-      <w:r/>
-    </w:p>
-    <w:p>
-      <w:pPr>
-        <w:pBdr/>
-        <w:shd w:val="clear" w:color="auto" w:fill="f2f2f2"/>
-        <w:spacing w:after="40" w:before="40"/>
-        <w:ind w:left="360"/>
-        <w:rPr/>
-      </w:pPr>
-      <w:r>
-        <w:rPr>
-          <w:rFonts w:ascii="Courier New" w:hAnsi="Courier New" w:eastAsia="Courier New" w:cs="Courier New"/>
-          <w:color w:val="c00000"/>
-          <w:sz w:val="20"/>
-          <w:szCs w:val="20"/>
-        </w:rPr>
-        <w:t xml:space="preserve"> permit tcp 192.168.88.0 0.0.0.255 any eq 1883</w:t>
-      </w:r>
-      <w:r/>
-    </w:p>
-    <w:p>
-      <w:pPr>
-        <w:pBdr/>
-        <w:shd w:val="clear" w:color="auto" w:fill="f2f2f2"/>
-        <w:spacing w:after="40" w:before="40"/>
-        <w:ind w:left="360"/>
-        <w:rPr/>
-      </w:pPr>
-      <w:r>
-        <w:rPr>
-          <w:rFonts w:ascii="Courier New" w:hAnsi="Courier New" w:eastAsia="Courier New" w:cs="Courier New"/>
-          <w:color w:val="c00000"/>
-          <w:sz w:val="20"/>
-          <w:szCs w:val="20"/>
-        </w:rPr>
-        <w:t xml:space="preserve"> permit tcp 192.168.88.0 0.0.0.255 any eq 8883</w:t>
-      </w:r>
-      <w:r/>
-    </w:p>
-    <w:p>
-      <w:pPr>
-        <w:pBdr/>
-        <w:shd w:val="clear" w:color="auto" w:fill="f2f2f2"/>
-        <w:spacing w:after="40" w:before="40"/>
-        <w:ind w:left="360"/>
-        <w:rPr/>
-      </w:pPr>
-      <w:r>
-        <w:rPr>
-          <w:rFonts w:ascii="Courier New" w:hAnsi="Courier New" w:eastAsia="Courier New" w:cs="Courier New"/>
-          <w:color w:val="c00000"/>
-          <w:sz w:val="20"/>
-          <w:szCs w:val="20"/>
-        </w:rPr>
-        <w:t xml:space="preserve"> deny   ip any any</w:t>
-      </w:r>
-      <w:r/>
-    </w:p>
-    <w:p>
-      <w:pPr>
-        <w:pBdr/>
-        <w:spacing w:after="120"/>
-        <w:ind/>
-        <w:rPr/>
-      </w:pPr>
-      <w:r>
-        <w:t xml:space="preserve"> </w:t>
-      </w:r>
-      <w:r/>
-    </w:p>
-    <w:p>
-      <w:pPr>
-        <w:pStyle w:val="724"/>
-        <w:pBdr/>
-        <w:spacing w:after="120" w:before="240"/>
-        <w:ind/>
-        <w:rPr/>
-      </w:pPr>
-      <w:r>
-        <w:rPr>
-          <w:rFonts w:ascii="Arial" w:hAnsi="Arial" w:eastAsia="Arial" w:cs="Arial"/>
-          <w:b/>
-          <w:bCs/>
-          <w:color w:val="2e75b6"/>
-          <w:sz w:val="26"/>
-          <w:szCs w:val="26"/>
-        </w:rPr>
-        <w:t xml:space="preserve">4.3 Application sur les interfaces VLAN</w:t>
-      </w:r>
-      <w:r/>
-    </w:p>
-    <w:p>
-      <w:pPr>
-        <w:pBdr/>
-        <w:shd w:val="clear" w:color="auto" w:fill="f2f2f2"/>
-        <w:spacing w:after="40" w:before="40"/>
-        <w:ind w:left="360"/>
-        <w:rPr/>
-      </w:pPr>
-      <w:r>
-        <w:rPr>
-          <w:rFonts w:ascii="Courier New" w:hAnsi="Courier New" w:eastAsia="Courier New" w:cs="Courier New"/>
-          <w:color w:val="c00000"/>
-          <w:sz w:val="20"/>
-          <w:szCs w:val="20"/>
-        </w:rPr>
-        <w:t xml:space="preserve">interface vlan 255</w:t>
-      </w:r>
-      <w:r/>
-    </w:p>
-    <w:p>
-      <w:pPr>
-        <w:pBdr/>
-        <w:shd w:val="clear" w:color="auto" w:fill="f2f2f2"/>
-        <w:spacing w:after="40" w:before="40"/>
-        <w:ind w:left="360"/>
-        <w:rPr/>
-      </w:pPr>
-      <w:r>
-        <w:rPr>
-          <w:rFonts w:ascii="Courier New" w:hAnsi="Courier New" w:eastAsia="Courier New" w:cs="Courier New"/>
-          <w:color w:val="c00000"/>
-          <w:sz w:val="20"/>
-          <w:szCs w:val="20"/>
-        </w:rPr>
-        <w:t xml:space="preserve"> ip access-group ACL_ARTISAN in</w:t>
-      </w:r>
-      <w:r/>
-    </w:p>
-    <w:p>
-      <w:pPr>
-        <w:pBdr/>
-        <w:shd w:val="clear" w:color="auto" w:fill="f2f2f2"/>
-        <w:spacing w:after="40" w:before="40"/>
-        <w:ind w:left="360"/>
-        <w:rPr/>
-      </w:pPr>
-      <w:r>
-        <w:rPr>
-          <w:rFonts w:ascii="Courier New" w:hAnsi="Courier New" w:eastAsia="Courier New" w:cs="Courier New"/>
-          <w:color w:val="c00000"/>
-          <w:sz w:val="20"/>
-          <w:szCs w:val="20"/>
-        </w:rPr>
-        <w:t xml:space="preserve">!</w:t>
-      </w:r>
-      <w:r/>
-    </w:p>
-    <w:p>
-      <w:pPr>
-        <w:pBdr/>
-        <w:shd w:val="clear" w:color="auto" w:fill="f2f2f2"/>
-        <w:spacing w:after="40" w:before="40"/>
-        <w:ind w:left="360"/>
-        <w:rPr/>
-      </w:pPr>
-      <w:r>
-        <w:rPr>
-          <w:rFonts w:ascii="Courier New" w:hAnsi="Courier New" w:eastAsia="Courier New" w:cs="Courier New"/>
-          <w:color w:val="c00000"/>
-          <w:sz w:val="20"/>
-          <w:szCs w:val="20"/>
-        </w:rPr>
-        <w:t xml:space="preserve">interface vlan 488</w:t>
-      </w:r>
-      <w:r/>
-    </w:p>
-    <w:p>
-      <w:pPr>
-        <w:pBdr/>
-        <w:shd w:val="clear" w:color="auto" w:fill="f2f2f2"/>
-        <w:spacing w:after="40" w:before="40"/>
-        <w:ind w:left="360"/>
-        <w:rPr/>
-      </w:pPr>
-      <w:r>
-        <w:rPr>
-          <w:rFonts w:ascii="Courier New" w:hAnsi="Courier New" w:eastAsia="Courier New" w:cs="Courier New"/>
-          <w:color w:val="c00000"/>
-          <w:sz w:val="20"/>
-          <w:szCs w:val="20"/>
-        </w:rPr>
-        <w:t xml:space="preserve"> ip access-group ACL_SONDES in</w:t>
-      </w:r>
-      <w:r/>
-    </w:p>
-    <w:p>
-      <w:pPr>
-        <w:pBdr/>
-        <w:spacing w:after="120"/>
-        <w:ind/>
-        <w:rPr/>
-      </w:pPr>
-      <w:r>
-        <w:t xml:space="preserve"> </w:t>
-      </w:r>
-      <w:r/>
-    </w:p>
-    <w:p>
-      <w:pPr>
-        <w:pStyle w:val="724"/>
-        <w:pBdr/>
-        <w:spacing w:after="120" w:before="240"/>
-        <w:ind/>
-        <w:rPr/>
-      </w:pPr>
-      <w:r>
-        <w:rPr>
-          <w:rFonts w:ascii="Arial" w:hAnsi="Arial" w:eastAsia="Arial" w:cs="Arial"/>
-          <w:b/>
-          <w:bCs/>
-          <w:color w:val="2e75b6"/>
-          <w:sz w:val="26"/>
-          <w:szCs w:val="26"/>
-          <w:highlight w:val="none"/>
-        </w:rPr>
-      </w:r>
       <w:r>
         <w:rPr>
           <w:rFonts w:ascii="Arial" w:hAnsi="Arial" w:eastAsia="Arial" w:cs="Arial"/>
@@ -3434,7 +3371,7 @@
     </w:p>
     <w:p>
       <w:pPr>
-        <w:pStyle w:val="724"/>
+        <w:pStyle w:val="898"/>
         <w:pBdr/>
         <w:spacing w:after="120" w:before="240"/>
         <w:ind/>
@@ -3456,8 +3393,8 @@
           <w:color w:val="2e75b6"/>
           <w:sz w:val="26"/>
           <w:szCs w:val="26"/>
-          <w:highlight w:val="none"/>
         </w:rPr>
+        <w:t xml:space="preserve">4.4 Règle inter-VLAN</w:t>
       </w:r>
       <w:r>
         <w:rPr>
@@ -3470,96 +3407,6 @@
           <w:highlight w:val="none"/>
         </w:rPr>
       </w:r>
-      <w:r>
-        <w:rPr>
-          <w:rFonts w:ascii="Arial" w:hAnsi="Arial" w:eastAsia="Arial" w:cs="Arial"/>
-          <w:b/>
-          <w:bCs/>
-          <w:color w:val="2e75b6"/>
-          <w:sz w:val="26"/>
-          <w:szCs w:val="26"/>
-          <w:highlight w:val="none"/>
-        </w:rPr>
-      </w:r>
-    </w:p>
-    <w:p>
-      <w:pPr>
-        <w:pStyle w:val="724"/>
-        <w:pBdr/>
-        <w:spacing w:after="120" w:before="240"/>
-        <w:ind/>
-        <w:rPr>
-          <w:rFonts w:ascii="Arial" w:hAnsi="Arial" w:eastAsia="Arial" w:cs="Arial"/>
-          <w:b/>
-          <w:bCs/>
-          <w:color w:val="2e75b6"/>
-          <w:sz w:val="26"/>
-          <w:szCs w:val="26"/>
-          <w:highlight w:val="none"/>
-        </w:rPr>
-      </w:pPr>
-      <w:r>
-        <w:rPr>
-          <w:rFonts w:ascii="Arial" w:hAnsi="Arial" w:eastAsia="Arial" w:cs="Arial"/>
-          <w:b/>
-          <w:bCs/>
-          <w:color w:val="2e75b6"/>
-          <w:sz w:val="26"/>
-          <w:szCs w:val="26"/>
-          <w:highlight w:val="none"/>
-        </w:rPr>
-      </w:r>
-      <w:r>
-        <w:rPr>
-          <w:rFonts w:ascii="Arial" w:hAnsi="Arial" w:eastAsia="Arial" w:cs="Arial"/>
-          <w:b/>
-          <w:bCs/>
-          <w:color w:val="2e75b6"/>
-          <w:sz w:val="26"/>
-          <w:szCs w:val="26"/>
-          <w:highlight w:val="none"/>
-        </w:rPr>
-      </w:r>
-      <w:r>
-        <w:rPr>
-          <w:rFonts w:ascii="Arial" w:hAnsi="Arial" w:eastAsia="Arial" w:cs="Arial"/>
-          <w:b/>
-          <w:bCs/>
-          <w:color w:val="2e75b6"/>
-          <w:sz w:val="26"/>
-          <w:szCs w:val="26"/>
-          <w:highlight w:val="none"/>
-        </w:rPr>
-      </w:r>
-    </w:p>
-    <w:p>
-      <w:pPr>
-        <w:pStyle w:val="724"/>
-        <w:pBdr/>
-        <w:spacing w:after="120" w:before="240"/>
-        <w:ind/>
-        <w:rPr>
-          <w:rFonts w:ascii="Arial" w:hAnsi="Arial" w:eastAsia="Arial" w:cs="Arial"/>
-          <w:b/>
-          <w:bCs/>
-          <w:color w:val="2e75b6"/>
-          <w:sz w:val="26"/>
-          <w:szCs w:val="26"/>
-          <w:highlight w:val="none"/>
-        </w:rPr>
-      </w:pPr>
-      <w:r>
-        <w:rPr>
-          <w:rFonts w:ascii="Arial" w:hAnsi="Arial" w:eastAsia="Arial" w:cs="Arial"/>
-          <w:b/>
-          <w:bCs/>
-          <w:color w:val="2e75b6"/>
-          <w:sz w:val="26"/>
-          <w:szCs w:val="26"/>
-        </w:rPr>
-        <w:t xml:space="preserve">4.4 Règle inter-VLAN</w:t>
-      </w:r>
-      <w:r/>
       <w:r>
         <w:rPr>
           <w:rFonts w:ascii="Arial" w:hAnsi="Arial" w:eastAsia="Arial" w:cs="Arial"/>
@@ -3636,7 +3483,6 @@
               <w:t xml:space="preserve">Source</w:t>
             </w:r>
             <w:r/>
-            <w:r/>
           </w:p>
         </w:tc>
         <w:tc>
@@ -3677,7 +3523,6 @@
               <w:t xml:space="preserve">Destination</w:t>
             </w:r>
             <w:r/>
-            <w:r/>
           </w:p>
         </w:tc>
         <w:tc>
@@ -3717,7 +3562,6 @@
               </w:rPr>
               <w:t xml:space="preserve">Règle</w:t>
             </w:r>
-            <w:r/>
             <w:r/>
           </w:p>
         </w:tc>
@@ -4060,7 +3904,11 @@
             <w:r>
               <w:t xml:space="preserve">ARTISAN/</w:t>
             </w:r>
-            <w:r/>
+            <w:r>
+              <w:rPr>
+                <w:highlight w:val="none"/>
+              </w:rPr>
+            </w:r>
           </w:p>
           <w:p>
             <w:pPr>
@@ -4075,16 +3923,7 @@
               </w:rPr>
               <w:t xml:space="preserve">SONDES</w:t>
             </w:r>
-            <w:r>
-              <w:rPr>
-                <w:highlight w:val="none"/>
-              </w:rPr>
-            </w:r>
-            <w:r>
-              <w:rPr>
-                <w:highlight w:val="none"/>
-              </w:rPr>
-            </w:r>
+            <w:r/>
           </w:p>
         </w:tc>
         <w:tc>
@@ -4155,7 +3994,7 @@
     </w:tbl>
     <w:p>
       <w:pPr>
-        <w:pStyle w:val="724"/>
+        <w:pStyle w:val="898"/>
         <w:pBdr/>
         <w:spacing w:after="120" w:before="240"/>
         <w:ind/>
@@ -4169,17 +4008,6 @@
           <w:highlight w:val="none"/>
         </w:rPr>
       </w:pPr>
-      <w:r>
-        <w:rPr>
-          <w:rFonts w:ascii="Arial" w:hAnsi="Arial" w:eastAsia="Arial" w:cs="Arial"/>
-          <w:b/>
-          <w:bCs/>
-          <w:color w:val="2e75b6"/>
-          <w:sz w:val="26"/>
-          <w:szCs w:val="26"/>
-          <w:highlight w:val="none"/>
-        </w:rPr>
-      </w:r>
       <w:r>
         <w:rPr>
           <w:rFonts w:ascii="Arial" w:hAnsi="Arial" w:eastAsia="Arial" w:cs="Arial"/>
@@ -4205,7 +4033,7 @@
     </w:p>
     <w:p>
       <w:pPr>
-        <w:pStyle w:val="724"/>
+        <w:pStyle w:val="898"/>
         <w:pBdr/>
         <w:spacing w:after="120" w:before="240"/>
         <w:ind/>
@@ -4230,7 +4058,17 @@
         </w:rPr>
         <w:t xml:space="preserve">4.5 Tableau récapitulatif des ports autorises</w:t>
       </w:r>
-      <w:r/>
+      <w:r>
+        <w:rPr>
+          <w:rFonts w:ascii="Arial" w:hAnsi="Arial" w:eastAsia="Arial" w:cs="Arial"/>
+          <w:b/>
+          <w:bCs/>
+          <w:color w:val="2e75b6"/>
+          <w:sz w:val="26"/>
+          <w:szCs w:val="26"/>
+          <w:highlight w:val="none"/>
+        </w:rPr>
+      </w:r>
     </w:p>
     <w:tbl>
       <w:tblPr>
@@ -5817,7 +5655,7 @@
     </w:p>
     <w:p>
       <w:pPr>
-        <w:pStyle w:val="723"/>
+        <w:pStyle w:val="897"/>
         <w:pBdr/>
         <w:spacing w:after="180" w:before="360"/>
         <w:ind/>
@@ -5838,7 +5676,7 @@
     </w:p>
     <w:p>
       <w:pPr>
-        <w:pStyle w:val="724"/>
+        <w:pStyle w:val="898"/>
         <w:pBdr/>
         <w:spacing w:after="120" w:before="240"/>
         <w:ind/>
@@ -5907,7 +5745,7 @@
     </w:p>
     <w:p>
       <w:pPr>
-        <w:pStyle w:val="724"/>
+        <w:pStyle w:val="898"/>
         <w:pBdr/>
         <w:spacing w:after="120" w:before="240"/>
         <w:ind/>
@@ -5980,7 +5818,6 @@
         <w:t xml:space="preserve">sudo python3 -m http.server 81 -&gt; exemple de port pour le test</w:t>
       </w:r>
       <w:r/>
-      <w:r/>
     </w:p>
     <w:p>
       <w:pPr>
@@ -6078,7 +5915,6 @@
         </w:rPr>
         <w:t xml:space="preserve">Note : L'option –p est pour spécifier le port sur le qu’elle on veut scanner pour faire le test</w:t>
       </w:r>
-      <w:r/>
       <w:r>
         <w:rPr>
           <w:rFonts w:ascii="Courier New" w:hAnsi="Courier New" w:eastAsia="Courier New" w:cs="Courier New"/>
@@ -6089,8 +5925,6 @@
         <w:t xml:space="preserve"> </w:t>
       </w:r>
       <w:r/>
-      <w:r/>
-      <w:r/>
     </w:p>
     <w:p>
       <w:pPr>
@@ -6110,7 +5944,6 @@
         <w:t xml:space="preserve"># Scanner depuis la machine source sans aucun service d’ouvert</w:t>
       </w:r>
       <w:r/>
-      <w:r/>
     </w:p>
     <w:p>
       <w:pPr>
@@ -6130,7 +5963,6 @@
         <w:t xml:space="preserve">nmap -p 81 192.168.55.4   -&gt; doit retourner : filtered</w:t>
       </w:r>
       <w:r/>
-      <w:r/>
     </w:p>
     <w:p>
       <w:pPr>
@@ -6147,27 +5979,8 @@
           <w:sz w:val="20"/>
           <w:szCs w:val="20"/>
         </w:rPr>
-        <w:t xml:space="preserve">nmap -p 80 192.168.55.4   -&gt; doit retourner : closed (car aucun service utilisé m</w:t>
+        <w:t xml:space="preserve">nmap -p 80 192.168.55.4   -&gt; doit retourner : closed (car aucun service utilisé même si le port et autorisé) </w:t>
       </w:r>
-      <w:r>
-        <w:rPr>
-          <w:rFonts w:ascii="Courier New" w:hAnsi="Courier New" w:eastAsia="Courier New" w:cs="Courier New"/>
-          <w:color w:val="c00000"/>
-          <w:sz w:val="20"/>
-          <w:szCs w:val="20"/>
-        </w:rPr>
-        <w:t xml:space="preserve">ê</w:t>
-      </w:r>
-      <w:r>
-        <w:rPr>
-          <w:rFonts w:ascii="Courier New" w:hAnsi="Courier New" w:eastAsia="Courier New" w:cs="Courier New"/>
-          <w:color w:val="c00000"/>
-          <w:sz w:val="20"/>
-          <w:szCs w:val="20"/>
-        </w:rPr>
-        <w:t xml:space="preserve">me si le port et autorisé) </w:t>
-      </w:r>
-      <w:r/>
       <w:r/>
     </w:p>
     <w:p>
@@ -6191,22 +6004,228 @@
         <w:t xml:space="preserve">Note : Ceci est un test dans un cas ou sa ne fonctionne pas lorsque aucun service et utilisé</w:t>
       </w:r>
       <w:r/>
+      <w:r>
+        <w:rPr>
+          <w:rFonts w:ascii="Arial" w:hAnsi="Arial" w:eastAsia="Arial" w:cs="Arial"/>
+          <w:b/>
+          <w:bCs/>
+          <w:color w:val="1f4e79"/>
+          <w:sz w:val="32"/>
+          <w:szCs w:val="32"/>
+          <w:highlight w:val="none"/>
+        </w:rPr>
+      </w:r>
+      <w:r>
+        <w:rPr>
+          <w:rFonts w:ascii="Arial" w:hAnsi="Arial" w:eastAsia="Arial" w:cs="Arial"/>
+          <w:b/>
+          <w:bCs/>
+          <w:color w:val="1f4e79"/>
+          <w:sz w:val="32"/>
+          <w:szCs w:val="32"/>
+          <w:highlight w:val="none"/>
+        </w:rPr>
+      </w:r>
+      <w:r>
+        <w:rPr>
+          <w:rFonts w:ascii="Arial" w:hAnsi="Arial" w:eastAsia="Arial" w:cs="Arial"/>
+          <w:b/>
+          <w:bCs/>
+          <w:color w:val="1f4e79"/>
+          <w:sz w:val="32"/>
+          <w:szCs w:val="32"/>
+          <w:highlight w:val="none"/>
+        </w:rPr>
+      </w:r>
       <w:r/>
     </w:p>
     <w:p>
       <w:pPr>
-        <w:pBdr/>
-        <w:spacing w:after="120"/>
-        <w:ind/>
-        <w:rPr/>
-      </w:pPr>
+        <w:pStyle w:val="897"/>
+        <w:pBdr/>
+        <w:spacing/>
+        <w:ind/>
+        <w:rPr>
+          <w:rFonts w:ascii="Arial" w:hAnsi="Arial" w:eastAsia="Arial" w:cs="Arial"/>
+          <w:b/>
+          <w:bCs/>
+          <w:color w:val="1f4e79"/>
+          <w:sz w:val="32"/>
+          <w:szCs w:val="32"/>
+          <w:highlight w:val="none"/>
+        </w:rPr>
+      </w:pPr>
+      <w:r/>
+      <w:r>
+        <w:rPr>
+          <w:rFonts w:ascii="Arial" w:hAnsi="Arial" w:eastAsia="Arial" w:cs="Arial"/>
+          <w:b/>
+          <w:bCs/>
+          <w:color w:val="1f4e79"/>
+          <w:sz w:val="32"/>
+          <w:szCs w:val="32"/>
+        </w:rPr>
+        <w:t xml:space="preserve">6. Problème de départ - NTP</w:t>
+      </w:r>
       <w:r/>
       <w:r/>
+      <w:r>
+        <w:rPr>
+          <w:rFonts w:ascii="Arial" w:hAnsi="Arial" w:eastAsia="Arial" w:cs="Arial"/>
+          <w:sz w:val="22"/>
+          <w:szCs w:val="22"/>
+          <w:highlight w:val="none"/>
+        </w:rPr>
+      </w:r>
+      <w:r>
+        <w:rPr>
+          <w:rFonts w:ascii="Arial" w:hAnsi="Arial" w:eastAsia="Arial" w:cs="Arial"/>
+          <w:sz w:val="22"/>
+          <w:szCs w:val="22"/>
+          <w:highlight w:val="none"/>
+        </w:rPr>
+      </w:r>
+      <w:r>
+        <w:rPr>
+          <w:rFonts w:ascii="Arial" w:hAnsi="Arial" w:eastAsia="Arial" w:cs="Arial"/>
+          <w:sz w:val="22"/>
+          <w:szCs w:val="22"/>
+          <w:highlight w:val="none"/>
+        </w:rPr>
+      </w:r>
+      <w:r>
+        <w:rPr>
+          <w:rFonts w:ascii="Arial" w:hAnsi="Arial" w:eastAsia="Arial" w:cs="Arial"/>
+          <w:b/>
+          <w:bCs/>
+          <w:color w:val="1f4e79"/>
+          <w:sz w:val="32"/>
+          <w:szCs w:val="32"/>
+          <w:highlight w:val="none"/>
+        </w:rPr>
+      </w:r>
+    </w:p>
+    <w:p>
+      <w:pPr>
+        <w:pBdr/>
+        <w:spacing w:after="120"/>
+        <w:ind/>
+        <w:rPr>
+          <w:rFonts w:ascii="Arial" w:hAnsi="Arial" w:eastAsia="Arial" w:cs="Arial"/>
+          <w:sz w:val="22"/>
+          <w:szCs w:val="22"/>
+          <w:highlight w:val="none"/>
+        </w:rPr>
+      </w:pPr>
+      <w:r>
+        <w:rPr>
+          <w:rFonts w:ascii="Arial" w:hAnsi="Arial" w:eastAsia="Arial" w:cs="Arial"/>
+          <w:sz w:val="22"/>
+          <w:szCs w:val="22"/>
+        </w:rPr>
+        <w:t xml:space="preserve">Le switch ne synchronisait pas avec le serveur NTP. Diagnostic initial :</w:t>
+      </w:r>
       <w:r/>
     </w:p>
     <w:p>
       <w:pPr>
-        <w:pStyle w:val="724"/>
+        <w:pBdr/>
+        <w:shd w:val="clear" w:color="auto" w:fill="f2f2f2"/>
+        <w:spacing w:after="40" w:before="40"/>
+        <w:ind w:left="360"/>
+        <w:rPr>
+          <w:color w:val="c00000"/>
+        </w:rPr>
+      </w:pPr>
+      <w:r>
+        <w:rPr>
+          <w:rFonts w:ascii="Courier New" w:hAnsi="Courier New" w:eastAsia="Courier New" w:cs="Courier New"/>
+          <w:color w:val="c00000"/>
+          <w:sz w:val="20"/>
+          <w:szCs w:val="20"/>
+        </w:rPr>
+        <w:t xml:space="preserve">show ntp status</w:t>
+      </w:r>
+      <w:r>
+        <w:rPr>
+          <w:color w:val="c00000"/>
+        </w:rPr>
+      </w:r>
+    </w:p>
+    <w:p>
+      <w:pPr>
+        <w:pBdr/>
+        <w:shd w:val="clear" w:color="auto" w:fill="f2f2f2"/>
+        <w:spacing w:after="40" w:before="40"/>
+        <w:ind w:left="360"/>
+        <w:rPr>
+          <w:color w:val="c00000"/>
+        </w:rPr>
+      </w:pPr>
+      <w:r>
+        <w:rPr>
+          <w:rFonts w:ascii="Courier New" w:hAnsi="Courier New" w:eastAsia="Courier New" w:cs="Courier New"/>
+          <w:color w:val="c00000"/>
+          <w:sz w:val="20"/>
+          <w:szCs w:val="20"/>
+        </w:rPr>
+        <w:t xml:space="preserve">Clock is unsynchronized, stratum 16</w:t>
+      </w:r>
+      <w:r>
+        <w:rPr>
+          <w:color w:val="c00000"/>
+        </w:rPr>
+      </w:r>
+    </w:p>
+    <w:p>
+      <w:pPr>
+        <w:pBdr/>
+        <w:shd w:val="clear" w:color="auto" w:fill="f2f2f2"/>
+        <w:spacing w:after="40" w:before="40"/>
+        <w:ind w:left="360"/>
+        <w:rPr>
+          <w:color w:val="c00000"/>
+        </w:rPr>
+      </w:pPr>
+      <w:r>
+        <w:rPr>
+          <w:rFonts w:ascii="Courier New" w:hAnsi="Courier New" w:eastAsia="Courier New" w:cs="Courier New"/>
+          <w:color w:val="c00000"/>
+          <w:sz w:val="20"/>
+          <w:szCs w:val="20"/>
+        </w:rPr>
+        <w:t xml:space="preserve">reach 0</w:t>
+      </w:r>
+      <w:r>
+        <w:rPr>
+          <w:color w:val="c00000"/>
+        </w:rPr>
+      </w:r>
+    </w:p>
+    <w:p>
+      <w:pPr>
+        <w:pStyle w:val="897"/>
+        <w:pBdr/>
+        <w:spacing w:after="180" w:before="360"/>
+        <w:ind/>
+        <w:rPr/>
+      </w:pPr>
+      <w:r>
+        <w:rPr>
+          <w:rFonts w:ascii="Arial" w:hAnsi="Arial" w:eastAsia="Arial" w:cs="Arial"/>
+          <w:b/>
+          <w:bCs/>
+          <w:color w:val="1f4e79"/>
+          <w:sz w:val="32"/>
+          <w:szCs w:val="32"/>
+        </w:rPr>
+        <w:t xml:space="preserve">6.2. Diagnostic étape par étape</w:t>
+      </w:r>
+      <w:r/>
+    </w:p>
+    <w:p>
+      <w:pPr>
+        <w:pStyle w:val="898"/>
         <w:pBdr/>
         <w:spacing w:after="120" w:before="240"/>
         <w:ind/>
@@ -6221,9 +6240,1030 @@
           <w:sz w:val="26"/>
           <w:szCs w:val="26"/>
         </w:rPr>
-        <w:t xml:space="preserve">5.3 Sauvegarde de la configuration</w:t>
+        <w:t xml:space="preserve">6.2.1 Test de connectivité</w:t>
       </w:r>
       <w:r/>
+    </w:p>
+    <w:p>
+      <w:pPr>
+        <w:pBdr/>
+        <w:shd w:val="clear" w:color="auto" w:fill="f2f2f2"/>
+        <w:spacing w:after="40" w:before="40"/>
+        <w:ind w:left="360"/>
+        <w:rPr/>
+      </w:pPr>
+      <w:r>
+        <w:rPr>
+          <w:rFonts w:ascii="Courier New" w:hAnsi="Courier New" w:eastAsia="Courier New" w:cs="Courier New"/>
+          <w:color w:val="c00000"/>
+          <w:sz w:val="20"/>
+          <w:szCs w:val="20"/>
+        </w:rPr>
+        <w:t xml:space="preserve">ping 8.8.8.8              # Marche pas</w:t>
+      </w:r>
+      <w:r/>
+    </w:p>
+    <w:p>
+      <w:pPr>
+        <w:pBdr/>
+        <w:shd w:val="clear" w:color="auto" w:fill="f2f2f2"/>
+        <w:spacing w:after="40" w:before="40"/>
+        <w:ind w:left="360"/>
+        <w:rPr/>
+      </w:pPr>
+      <w:r>
+        <w:rPr>
+          <w:rFonts w:ascii="Courier New" w:hAnsi="Courier New" w:eastAsia="Courier New" w:cs="Courier New"/>
+          <w:color w:val="375623"/>
+          <w:sz w:val="20"/>
+          <w:szCs w:val="20"/>
+        </w:rPr>
+        <w:t xml:space="preserve">ping 8.8.8.8 source vlan 372  # Marche </w:t>
+      </w:r>
+      <w:r/>
+    </w:p>
+    <w:p>
+      <w:pPr>
+        <w:pBdr/>
+        <w:spacing w:after="120"/>
+        <w:ind/>
+        <w:rPr/>
+      </w:pPr>
+      <w:r>
+        <w:rPr>
+          <w:rFonts w:ascii="Arial" w:hAnsi="Arial" w:eastAsia="Arial" w:cs="Arial"/>
+          <w:sz w:val="22"/>
+          <w:szCs w:val="22"/>
+        </w:rPr>
+        <w:t xml:space="preserve">Conclusion : Seul le VLAN 372 (ADMIN) peut sortir vers Internet.</w:t>
+      </w:r>
+      <w:r/>
+    </w:p>
+    <w:p>
+      <w:pPr>
+        <w:pStyle w:val="898"/>
+        <w:pBdr/>
+        <w:spacing w:after="120" w:before="240"/>
+        <w:ind/>
+        <w:rPr/>
+      </w:pPr>
+      <w:r>
+        <w:rPr>
+          <w:rFonts w:ascii="Arial" w:hAnsi="Arial" w:eastAsia="Arial" w:cs="Arial"/>
+          <w:b/>
+          <w:bCs/>
+          <w:color w:val="2e75b6"/>
+          <w:sz w:val="26"/>
+          <w:szCs w:val="26"/>
+        </w:rPr>
+        <w:t xml:space="preserve">6.2.2 Configuration NTP de base</w:t>
+      </w:r>
+      <w:r/>
+    </w:p>
+    <w:p>
+      <w:pPr>
+        <w:pBdr/>
+        <w:shd w:val="clear" w:color="auto" w:fill="f2f2f2"/>
+        <w:spacing w:after="40" w:before="40"/>
+        <w:ind w:left="360"/>
+        <w:rPr>
+          <w:color w:val="c00000"/>
+        </w:rPr>
+      </w:pPr>
+      <w:r>
+        <w:rPr>
+          <w:rFonts w:ascii="Courier New" w:hAnsi="Courier New" w:eastAsia="Courier New" w:cs="Courier New"/>
+          <w:color w:val="c00000"/>
+          <w:sz w:val="20"/>
+          <w:szCs w:val="20"/>
+        </w:rPr>
+        <w:t xml:space="preserve">ntp server 145.238.80.80  # Serveur NTP français</w:t>
+      </w:r>
+      <w:r>
+        <w:rPr>
+          <w:color w:val="c00000"/>
+        </w:rPr>
+      </w:r>
+    </w:p>
+    <w:p>
+      <w:pPr>
+        <w:pBdr/>
+        <w:spacing w:after="120"/>
+        <w:ind/>
+        <w:rPr/>
+      </w:pPr>
+      <w:r>
+        <w:rPr>
+          <w:rFonts w:ascii="Arial" w:hAnsi="Arial" w:eastAsia="Arial" w:cs="Arial"/>
+          <w:sz w:val="22"/>
+          <w:szCs w:val="22"/>
+        </w:rPr>
+        <w:t xml:space="preserve">Résultat : Toujours reach 0 - le switch envoie mais ne reçoit pas.</w:t>
+      </w:r>
+      <w:r/>
+    </w:p>
+    <w:p>
+      <w:pPr>
+        <w:pStyle w:val="898"/>
+        <w:pBdr/>
+        <w:spacing w:after="120" w:before="240"/>
+        <w:ind/>
+        <w:rPr/>
+      </w:pPr>
+      <w:r>
+        <w:rPr>
+          <w:rFonts w:ascii="Arial" w:hAnsi="Arial" w:eastAsia="Arial" w:cs="Arial"/>
+          <w:b/>
+          <w:bCs/>
+          <w:color w:val="2e75b6"/>
+          <w:sz w:val="26"/>
+          <w:szCs w:val="26"/>
+        </w:rPr>
+        <w:t xml:space="preserve">6.2.3 La solution clé - Forcer la source</w:t>
+      </w:r>
+      <w:r/>
+    </w:p>
+    <w:p>
+      <w:pPr>
+        <w:pBdr/>
+        <w:shd w:val="clear" w:color="auto" w:fill="f2f2f2"/>
+        <w:spacing w:after="40" w:before="40"/>
+        <w:ind w:left="360"/>
+        <w:rPr>
+          <w:color w:val="c00000"/>
+        </w:rPr>
+      </w:pPr>
+      <w:r>
+        <w:rPr>
+          <w:rFonts w:ascii="Courier New" w:hAnsi="Courier New" w:eastAsia="Courier New" w:cs="Courier New"/>
+          <w:color w:val="c00000"/>
+          <w:sz w:val="20"/>
+          <w:szCs w:val="20"/>
+        </w:rPr>
+        <w:t xml:space="preserve">ntp source vlan 372</w:t>
+      </w:r>
+      <w:r>
+        <w:rPr>
+          <w:color w:val="c00000"/>
+        </w:rPr>
+      </w:r>
+    </w:p>
+    <w:p>
+      <w:pPr>
+        <w:pBdr/>
+        <w:spacing w:after="120"/>
+        <w:ind/>
+        <w:rPr/>
+      </w:pPr>
+      <w:r>
+        <w:rPr>
+          <w:rFonts w:ascii="Arial" w:hAnsi="Arial" w:eastAsia="Arial" w:cs="Arial"/>
+          <w:sz w:val="22"/>
+          <w:szCs w:val="22"/>
+        </w:rPr>
+        <w:t xml:space="preserve">Résultat immédiat :</w:t>
+      </w:r>
+      <w:r/>
+    </w:p>
+    <w:p>
+      <w:pPr>
+        <w:pBdr/>
+        <w:shd w:val="clear" w:color="auto" w:fill="f2f2f2"/>
+        <w:spacing w:after="40" w:before="40"/>
+        <w:ind w:left="360"/>
+        <w:rPr>
+          <w:color w:val="c00000"/>
+        </w:rPr>
+      </w:pPr>
+      <w:r>
+        <w:rPr>
+          <w:rFonts w:ascii="Courier New" w:hAnsi="Courier New" w:eastAsia="Courier New" w:cs="Courier New"/>
+          <w:color w:val="c00000"/>
+          <w:sz w:val="20"/>
+          <w:szCs w:val="20"/>
+        </w:rPr>
+        <w:t xml:space="preserve">Clock is synchronized, stratum 2</w:t>
+      </w:r>
+      <w:r>
+        <w:rPr>
+          <w:color w:val="c00000"/>
+        </w:rPr>
+      </w:r>
+    </w:p>
+    <w:p>
+      <w:pPr>
+        <w:pBdr/>
+        <w:shd w:val="clear" w:color="auto" w:fill="f2f2f2"/>
+        <w:spacing w:after="40" w:before="40"/>
+        <w:ind w:left="360"/>
+        <w:rPr>
+          <w:color w:val="c00000"/>
+        </w:rPr>
+      </w:pPr>
+      <w:r>
+        <w:rPr>
+          <w:rFonts w:ascii="Courier New" w:hAnsi="Courier New" w:eastAsia="Courier New" w:cs="Courier New"/>
+          <w:color w:val="c00000"/>
+          <w:sz w:val="20"/>
+          <w:szCs w:val="20"/>
+        </w:rPr>
+        <w:t xml:space="preserve">reference time is ED78F5D8.41C04332 (14:04:08.256 UTC Thu Apr 2 2026)</w:t>
+      </w:r>
+      <w:r>
+        <w:rPr>
+          <w:color w:val="c00000"/>
+        </w:rPr>
+      </w:r>
+    </w:p>
+    <w:p>
+      <w:pPr>
+        <w:pStyle w:val="897"/>
+        <w:pBdr/>
+        <w:spacing w:after="180" w:before="360"/>
+        <w:ind/>
+        <w:rPr/>
+      </w:pPr>
+      <w:r>
+        <w:rPr>
+          <w:rFonts w:ascii="Arial" w:hAnsi="Arial" w:eastAsia="Arial" w:cs="Arial"/>
+          <w:b/>
+          <w:bCs/>
+          <w:color w:val="1f4e79"/>
+          <w:sz w:val="32"/>
+          <w:szCs w:val="32"/>
+        </w:rPr>
+        <w:t xml:space="preserve">6.3. Pourquoi ça a marché</w:t>
+      </w:r>
+      <w:r/>
+    </w:p>
+    <w:p>
+      <w:pPr>
+        <w:pBdr/>
+        <w:spacing w:after="120"/>
+        <w:ind/>
+        <w:rPr/>
+      </w:pPr>
+      <w:r>
+        <w:rPr>
+          <w:rFonts w:ascii="Arial" w:hAnsi="Arial" w:eastAsia="Arial" w:cs="Arial"/>
+          <w:sz w:val="22"/>
+          <w:szCs w:val="22"/>
+        </w:rPr>
+        <w:t xml:space="preserve">Avant : Le switch envoyait vers le serveur NTP avec une source aléatoire, bloquée au retour.</w:t>
+      </w:r>
+      <w:r/>
+    </w:p>
+    <w:p>
+      <w:pPr>
+        <w:pBdr/>
+        <w:spacing w:after="120"/>
+        <w:ind/>
+        <w:rPr/>
+      </w:pPr>
+      <w:r>
+        <w:rPr>
+          <w:rFonts w:ascii="Arial" w:hAnsi="Arial" w:eastAsia="Arial" w:cs="Arial"/>
+          <w:sz w:val="22"/>
+          <w:szCs w:val="22"/>
+        </w:rPr>
+        <w:t xml:space="preserve">Après : En forçant la source sur 192.168.72.1 (VLAN 372), le trafic de retour est autorisé car seul ce VLAN peut sortir vers Internet.</w:t>
+      </w:r>
+      <w:r/>
+    </w:p>
+    <w:p>
+      <w:pPr>
+        <w:pStyle w:val="897"/>
+        <w:pBdr/>
+        <w:spacing w:after="180" w:before="360"/>
+        <w:ind/>
+        <w:rPr/>
+      </w:pPr>
+      <w:r>
+        <w:rPr>
+          <w:rFonts w:ascii="Arial" w:hAnsi="Arial" w:eastAsia="Arial" w:cs="Arial"/>
+          <w:b/>
+          <w:bCs/>
+          <w:color w:val="1f4e79"/>
+          <w:sz w:val="32"/>
+          <w:szCs w:val="32"/>
+        </w:rPr>
+        <w:t xml:space="preserve">6.4. Problèmes secondaires rencontrés</w:t>
+      </w:r>
+      <w:r/>
+    </w:p>
+    <w:p>
+      <w:pPr>
+        <w:pStyle w:val="898"/>
+        <w:pBdr/>
+        <w:spacing w:after="120" w:before="240"/>
+        <w:ind/>
+        <w:rPr/>
+      </w:pPr>
+      <w:r>
+        <w:rPr>
+          <w:rFonts w:ascii="Arial" w:hAnsi="Arial" w:eastAsia="Arial" w:cs="Arial"/>
+          <w:b/>
+          <w:bCs/>
+          <w:color w:val="2e75b6"/>
+          <w:sz w:val="26"/>
+          <w:szCs w:val="26"/>
+        </w:rPr>
+        <w:t xml:space="preserve">6.4.1 Décalage horaire</w:t>
+      </w:r>
+      <w:r/>
+    </w:p>
+    <w:p>
+      <w:pPr>
+        <w:pBdr/>
+        <w:spacing w:after="120"/>
+        <w:ind/>
+        <w:rPr/>
+      </w:pPr>
+      <w:r>
+        <w:rPr>
+          <w:rFonts w:ascii="Arial" w:hAnsi="Arial" w:eastAsia="Arial" w:cs="Arial"/>
+          <w:sz w:val="22"/>
+          <w:szCs w:val="22"/>
+        </w:rPr>
+        <w:t xml:space="preserve">L’heure affichée était en UTC (14h19) alors que l’heure locale était 16h19. Solution :</w:t>
+      </w:r>
+      <w:r/>
+    </w:p>
+    <w:p>
+      <w:pPr>
+        <w:pBdr/>
+        <w:shd w:val="clear" w:color="auto" w:fill="f2f2f2"/>
+        <w:spacing w:after="40" w:before="40"/>
+        <w:ind w:left="360"/>
+        <w:rPr>
+          <w:color w:val="c00000"/>
+        </w:rPr>
+      </w:pPr>
+      <w:r>
+        <w:rPr>
+          <w:rFonts w:ascii="Courier New" w:hAnsi="Courier New" w:eastAsia="Courier New" w:cs="Courier New"/>
+          <w:color w:val="c00000"/>
+          <w:sz w:val="20"/>
+          <w:szCs w:val="20"/>
+        </w:rPr>
+        <w:t xml:space="preserve">clock timezone CET +1</w:t>
+      </w:r>
+      <w:r>
+        <w:rPr>
+          <w:color w:val="c00000"/>
+        </w:rPr>
+      </w:r>
+    </w:p>
+    <w:p>
+      <w:pPr>
+        <w:pBdr/>
+        <w:shd w:val="clear" w:color="auto" w:fill="f2f2f2"/>
+        <w:spacing w:after="40" w:before="40"/>
+        <w:ind w:left="360"/>
+        <w:rPr>
+          <w:color w:val="c00000"/>
+        </w:rPr>
+      </w:pPr>
+      <w:r>
+        <w:rPr>
+          <w:rFonts w:ascii="Courier New" w:hAnsi="Courier New" w:eastAsia="Courier New" w:cs="Courier New"/>
+          <w:color w:val="c00000"/>
+          <w:sz w:val="20"/>
+          <w:szCs w:val="20"/>
+        </w:rPr>
+        <w:t xml:space="preserve">clock summer-time CEST recurring</w:t>
+      </w:r>
+      <w:r>
+        <w:rPr>
+          <w:color w:val="c00000"/>
+        </w:rPr>
+      </w:r>
+    </w:p>
+    <w:p>
+      <w:pPr>
+        <w:pStyle w:val="898"/>
+        <w:pBdr/>
+        <w:spacing w:after="120" w:before="240"/>
+        <w:ind/>
+        <w:rPr/>
+      </w:pPr>
+      <w:r>
+        <w:rPr>
+          <w:rFonts w:ascii="Arial" w:hAnsi="Arial" w:eastAsia="Arial" w:cs="Arial"/>
+          <w:b/>
+          <w:bCs/>
+          <w:color w:val="2e75b6"/>
+          <w:sz w:val="26"/>
+          <w:szCs w:val="26"/>
+        </w:rPr>
+        <w:t xml:space="preserve">6.4.2 Perte de configuration au redémarrage</w:t>
+      </w:r>
+      <w:r/>
+    </w:p>
+    <w:p>
+      <w:pPr>
+        <w:pBdr/>
+        <w:spacing w:after="120"/>
+        <w:ind/>
+        <w:rPr/>
+      </w:pPr>
+      <w:r>
+        <w:rPr>
+          <w:rFonts w:ascii="Arial" w:hAnsi="Arial" w:eastAsia="Arial" w:cs="Arial"/>
+          <w:sz w:val="22"/>
+          <w:szCs w:val="22"/>
+        </w:rPr>
+        <w:t xml:space="preserve">La commande ntp server n’était pas sauvegardée en NVRAM. Solution :</w:t>
+      </w:r>
+      <w:r/>
+    </w:p>
+    <w:p>
+      <w:pPr>
+        <w:pBdr/>
+        <w:shd w:val="clear" w:color="auto" w:fill="f2f2f2"/>
+        <w:spacing w:after="40" w:before="40"/>
+        <w:ind w:left="360"/>
+        <w:rPr>
+          <w:color w:val="c00000"/>
+        </w:rPr>
+      </w:pPr>
+      <w:r>
+        <w:rPr>
+          <w:rFonts w:ascii="Courier New" w:hAnsi="Courier New" w:eastAsia="Courier New" w:cs="Courier New"/>
+          <w:color w:val="c00000"/>
+          <w:sz w:val="20"/>
+          <w:szCs w:val="20"/>
+        </w:rPr>
+        <w:t xml:space="preserve">write  # Sauvegarde en NVRAM</w:t>
+      </w:r>
+      <w:r>
+        <w:rPr>
+          <w:color w:val="c00000"/>
+        </w:rPr>
+      </w:r>
+    </w:p>
+    <w:p>
+      <w:pPr>
+        <w:pStyle w:val="898"/>
+        <w:pBdr/>
+        <w:spacing w:after="120" w:before="240"/>
+        <w:ind/>
+        <w:rPr/>
+      </w:pPr>
+      <w:r>
+        <w:rPr>
+          <w:rFonts w:ascii="Arial" w:hAnsi="Arial" w:eastAsia="Arial" w:cs="Arial"/>
+          <w:b/>
+          <w:bCs/>
+          <w:color w:val="2e75b6"/>
+          <w:sz w:val="26"/>
+          <w:szCs w:val="26"/>
+        </w:rPr>
+        <w:t xml:space="preserve">6.4.3 Baux DHCP en 1993</w:t>
+      </w:r>
+      <w:r/>
+    </w:p>
+    <w:p>
+      <w:pPr>
+        <w:pBdr/>
+        <w:spacing w:after="120"/>
+        <w:ind/>
+        <w:rPr/>
+      </w:pPr>
+      <w:r>
+        <w:rPr>
+          <w:rFonts w:ascii="Arial" w:hAnsi="Arial" w:eastAsia="Arial" w:cs="Arial"/>
+          <w:sz w:val="22"/>
+          <w:szCs w:val="22"/>
+        </w:rPr>
+        <w:t xml:space="preserve">Cause : Les machines demandent des baux DHCP quand le switch est encore en 1993, avant la synchronisation NTP.</w:t>
+      </w:r>
+      <w:r/>
+    </w:p>
+    <w:p>
+      <w:pPr>
+        <w:pBdr/>
+        <w:shd w:val="clear" w:color="auto" w:fill="f2f2f2"/>
+        <w:spacing w:after="40" w:before="40"/>
+        <w:ind w:left="360"/>
+        <w:rPr>
+          <w:color w:val="c00000"/>
+        </w:rPr>
+      </w:pPr>
+      <w:r>
+        <w:rPr>
+          <w:rFonts w:ascii="Courier New" w:hAnsi="Courier New" w:eastAsia="Courier New" w:cs="Courier New"/>
+          <w:color w:val="c00000"/>
+          <w:sz w:val="20"/>
+          <w:szCs w:val="20"/>
+        </w:rPr>
+        <w:t xml:space="preserve">Lease expiration: Mar 02 1993 12:01 AM</w:t>
+      </w:r>
+      <w:r>
+        <w:rPr>
+          <w:color w:val="c00000"/>
+        </w:rPr>
+      </w:r>
+    </w:p>
+    <w:p>
+      <w:pPr>
+        <w:pStyle w:val="897"/>
+        <w:pBdr/>
+        <w:spacing w:after="180" w:before="360"/>
+        <w:ind/>
+        <w:rPr/>
+      </w:pPr>
+      <w:r>
+        <w:rPr>
+          <w:rFonts w:ascii="Arial" w:hAnsi="Arial" w:eastAsia="Arial" w:cs="Arial"/>
+          <w:b/>
+          <w:bCs/>
+          <w:color w:val="1f4e79"/>
+          <w:sz w:val="32"/>
+          <w:szCs w:val="32"/>
+        </w:rPr>
+        <w:t xml:space="preserve">6.5. Configuration finale complète</w:t>
+      </w:r>
+      <w:r/>
+    </w:p>
+    <w:p>
+      <w:pPr>
+        <w:pBdr/>
+        <w:shd w:val="clear" w:color="auto" w:fill="f2f2f2"/>
+        <w:spacing w:after="40" w:before="40"/>
+        <w:ind w:left="360"/>
+        <w:rPr>
+          <w:color w:val="c00000"/>
+        </w:rPr>
+      </w:pPr>
+      <w:r>
+        <w:rPr>
+          <w:rFonts w:ascii="Courier New" w:hAnsi="Courier New" w:eastAsia="Courier New" w:cs="Courier New"/>
+          <w:color w:val="c00000"/>
+          <w:sz w:val="20"/>
+          <w:szCs w:val="20"/>
+        </w:rPr>
+        <w:t xml:space="preserve"># Fuseau horaire</w:t>
+      </w:r>
+      <w:r>
+        <w:rPr>
+          <w:color w:val="c00000"/>
+        </w:rPr>
+      </w:r>
+    </w:p>
+    <w:p>
+      <w:pPr>
+        <w:pBdr/>
+        <w:shd w:val="clear" w:color="auto" w:fill="f2f2f2"/>
+        <w:spacing w:after="40" w:before="40"/>
+        <w:ind w:left="360"/>
+        <w:rPr>
+          <w:color w:val="c00000"/>
+        </w:rPr>
+      </w:pPr>
+      <w:r>
+        <w:rPr>
+          <w:rFonts w:ascii="Courier New" w:hAnsi="Courier New" w:eastAsia="Courier New" w:cs="Courier New"/>
+          <w:color w:val="c00000"/>
+          <w:sz w:val="20"/>
+          <w:szCs w:val="20"/>
+        </w:rPr>
+        <w:t xml:space="preserve">clock timezone CET +1</w:t>
+      </w:r>
+      <w:r>
+        <w:rPr>
+          <w:color w:val="c00000"/>
+        </w:rPr>
+      </w:r>
+    </w:p>
+    <w:p>
+      <w:pPr>
+        <w:pBdr/>
+        <w:shd w:val="clear" w:color="auto" w:fill="f2f2f2"/>
+        <w:spacing w:after="40" w:before="40"/>
+        <w:ind w:left="360"/>
+        <w:rPr>
+          <w:color w:val="c00000"/>
+        </w:rPr>
+      </w:pPr>
+      <w:r>
+        <w:rPr>
+          <w:rFonts w:ascii="Courier New" w:hAnsi="Courier New" w:eastAsia="Courier New" w:cs="Courier New"/>
+          <w:color w:val="c00000"/>
+          <w:sz w:val="20"/>
+          <w:szCs w:val="20"/>
+        </w:rPr>
+        <w:t xml:space="preserve">clock summer-time CEST recurring</w:t>
+      </w:r>
+      <w:r>
+        <w:rPr>
+          <w:color w:val="c00000"/>
+        </w:rPr>
+      </w:r>
+    </w:p>
+    <w:p>
+      <w:pPr>
+        <w:pBdr/>
+        <w:shd w:val="clear" w:color="auto" w:fill="f2f2f2"/>
+        <w:spacing w:after="40" w:before="40"/>
+        <w:ind w:left="360"/>
+        <w:rPr>
+          <w:color w:val="c00000"/>
+        </w:rPr>
+      </w:pPr>
+      <w:r>
+        <w:rPr>
+          <w:rFonts w:ascii="Courier New" w:hAnsi="Courier New" w:eastAsia="Courier New" w:cs="Courier New"/>
+          <w:color w:val="c00000"/>
+          <w:sz w:val="20"/>
+          <w:szCs w:val="20"/>
+        </w:rPr>
+      </w:r>
+      <w:r>
+        <w:rPr>
+          <w:color w:val="c00000"/>
+        </w:rPr>
+      </w:r>
+    </w:p>
+    <w:p>
+      <w:pPr>
+        <w:pBdr/>
+        <w:shd w:val="clear" w:color="auto" w:fill="f2f2f2"/>
+        <w:spacing w:after="40" w:before="40"/>
+        <w:ind w:left="360"/>
+        <w:rPr>
+          <w:color w:val="c00000"/>
+        </w:rPr>
+      </w:pPr>
+      <w:r>
+        <w:rPr>
+          <w:rFonts w:ascii="Courier New" w:hAnsi="Courier New" w:eastAsia="Courier New" w:cs="Courier New"/>
+          <w:color w:val="c00000"/>
+          <w:sz w:val="20"/>
+          <w:szCs w:val="20"/>
+        </w:rPr>
+        <w:t xml:space="preserve"># Serveur NTP</w:t>
+      </w:r>
+      <w:r>
+        <w:rPr>
+          <w:color w:val="c00000"/>
+        </w:rPr>
+      </w:r>
+    </w:p>
+    <w:p>
+      <w:pPr>
+        <w:pBdr/>
+        <w:shd w:val="clear" w:color="auto" w:fill="f2f2f2"/>
+        <w:spacing w:after="40" w:before="40"/>
+        <w:ind w:left="360"/>
+        <w:rPr>
+          <w:color w:val="c00000"/>
+        </w:rPr>
+      </w:pPr>
+      <w:r>
+        <w:rPr>
+          <w:rFonts w:ascii="Courier New" w:hAnsi="Courier New" w:eastAsia="Courier New" w:cs="Courier New"/>
+          <w:color w:val="c00000"/>
+          <w:sz w:val="20"/>
+          <w:szCs w:val="20"/>
+        </w:rPr>
+        <w:t xml:space="preserve">ntp server 145.238.80.80</w:t>
+      </w:r>
+      <w:r>
+        <w:rPr>
+          <w:color w:val="c00000"/>
+        </w:rPr>
+      </w:r>
+    </w:p>
+    <w:p>
+      <w:pPr>
+        <w:pBdr/>
+        <w:shd w:val="clear" w:color="auto" w:fill="f2f2f2"/>
+        <w:spacing w:after="40" w:before="40"/>
+        <w:ind w:left="360"/>
+        <w:rPr>
+          <w:color w:val="c00000"/>
+        </w:rPr>
+      </w:pPr>
+      <w:r>
+        <w:rPr>
+          <w:rFonts w:ascii="Courier New" w:hAnsi="Courier New" w:eastAsia="Courier New" w:cs="Courier New"/>
+          <w:color w:val="c00000"/>
+          <w:sz w:val="20"/>
+          <w:szCs w:val="20"/>
+        </w:rPr>
+        <w:t xml:space="preserve">ntp source vlan 372</w:t>
+      </w:r>
+      <w:r>
+        <w:rPr>
+          <w:color w:val="c00000"/>
+        </w:rPr>
+      </w:r>
+    </w:p>
+    <w:p>
+      <w:pPr>
+        <w:pBdr/>
+        <w:shd w:val="clear" w:color="auto" w:fill="f2f2f2"/>
+        <w:spacing w:after="40" w:before="40"/>
+        <w:ind w:left="360"/>
+        <w:rPr>
+          <w:color w:val="c00000"/>
+        </w:rPr>
+      </w:pPr>
+      <w:r>
+        <w:rPr>
+          <w:rFonts w:ascii="Courier New" w:hAnsi="Courier New" w:eastAsia="Courier New" w:cs="Courier New"/>
+          <w:color w:val="c00000"/>
+          <w:sz w:val="20"/>
+          <w:szCs w:val="20"/>
+        </w:rPr>
+      </w:r>
+      <w:r>
+        <w:rPr>
+          <w:color w:val="c00000"/>
+        </w:rPr>
+      </w:r>
+    </w:p>
+    <w:p>
+      <w:pPr>
+        <w:pBdr/>
+        <w:shd w:val="clear" w:color="auto" w:fill="f2f2f2"/>
+        <w:spacing w:after="40" w:before="40"/>
+        <w:ind w:left="360"/>
+        <w:rPr>
+          <w:color w:val="c00000"/>
+        </w:rPr>
+      </w:pPr>
+      <w:r>
+        <w:rPr>
+          <w:rFonts w:ascii="Courier New" w:hAnsi="Courier New" w:eastAsia="Courier New" w:cs="Courier New"/>
+          <w:color w:val="c00000"/>
+          <w:sz w:val="20"/>
+          <w:szCs w:val="20"/>
+        </w:rPr>
+        <w:t xml:space="preserve"># Sauvegarde</w:t>
+      </w:r>
+      <w:r>
+        <w:rPr>
+          <w:color w:val="c00000"/>
+        </w:rPr>
+      </w:r>
+    </w:p>
+    <w:p>
+      <w:pPr>
+        <w:pBdr/>
+        <w:shd w:val="clear" w:color="auto" w:fill="f2f2f2"/>
+        <w:spacing w:after="40" w:before="40"/>
+        <w:ind w:left="360"/>
+        <w:rPr>
+          <w:color w:val="c00000"/>
+        </w:rPr>
+      </w:pPr>
+      <w:r>
+        <w:rPr>
+          <w:rFonts w:ascii="Courier New" w:hAnsi="Courier New" w:eastAsia="Courier New" w:cs="Courier New"/>
+          <w:color w:val="c00000"/>
+          <w:sz w:val="20"/>
+          <w:szCs w:val="20"/>
+        </w:rPr>
+        <w:t xml:space="preserve">write</w:t>
+      </w:r>
+      <w:r>
+        <w:rPr>
+          <w:color w:val="c00000"/>
+        </w:rPr>
+      </w:r>
+    </w:p>
+    <w:p>
+      <w:pPr>
+        <w:pStyle w:val="897"/>
+        <w:pBdr/>
+        <w:spacing w:after="180" w:before="360"/>
+        <w:ind/>
+        <w:rPr/>
+      </w:pPr>
+      <w:r>
+        <w:rPr>
+          <w:rFonts w:ascii="Arial" w:hAnsi="Arial" w:eastAsia="Arial" w:cs="Arial"/>
+          <w:b/>
+          <w:bCs/>
+          <w:color w:val="1f4e79"/>
+          <w:sz w:val="32"/>
+          <w:szCs w:val="32"/>
+        </w:rPr>
+        <w:t xml:space="preserve">6.6. Résultat final</w:t>
+      </w:r>
+      <w:r/>
+    </w:p>
+    <w:p>
+      <w:pPr>
+        <w:pStyle w:val="889"/>
+        <w:numPr>
+          <w:ilvl w:val="0"/>
+          <w:numId w:val="3"/>
+        </w:numPr>
+        <w:pBdr/>
+        <w:spacing/>
+        <w:ind/>
+        <w:rPr/>
+      </w:pPr>
+      <w:r>
+        <w:rPr>
+          <w:rFonts w:ascii="Arial" w:hAnsi="Arial" w:eastAsia="Arial" w:cs="Arial"/>
+          <w:sz w:val="22"/>
+          <w:szCs w:val="22"/>
+        </w:rPr>
+        <w:t xml:space="preserve">Switch synchronisé (stratum 2)</w:t>
+      </w:r>
+      <w:r/>
+    </w:p>
+    <w:p>
+      <w:pPr>
+        <w:pStyle w:val="889"/>
+        <w:numPr>
+          <w:ilvl w:val="0"/>
+          <w:numId w:val="3"/>
+        </w:numPr>
+        <w:pBdr/>
+        <w:spacing/>
+        <w:ind/>
+        <w:rPr/>
+      </w:pPr>
+      <w:r>
+        <w:rPr>
+          <w:rFonts w:ascii="Arial" w:hAnsi="Arial" w:eastAsia="Arial" w:cs="Arial"/>
+          <w:sz w:val="22"/>
+          <w:szCs w:val="22"/>
+        </w:rPr>
+        <w:t xml:space="preserve">Heure locale correcte</w:t>
+      </w:r>
+      <w:r/>
+    </w:p>
+    <w:p>
+      <w:pPr>
+        <w:pStyle w:val="889"/>
+        <w:numPr>
+          <w:ilvl w:val="0"/>
+          <w:numId w:val="3"/>
+        </w:numPr>
+        <w:pBdr/>
+        <w:spacing/>
+        <w:ind/>
+        <w:rPr/>
+      </w:pPr>
+      <w:r>
+        <w:rPr>
+          <w:rFonts w:ascii="Arial" w:hAnsi="Arial" w:eastAsia="Arial" w:cs="Arial"/>
+          <w:sz w:val="22"/>
+          <w:szCs w:val="22"/>
+        </w:rPr>
+        <w:t xml:space="preserve">Configuration persistante après redémarrage</w:t>
+      </w:r>
+      <w:r/>
+    </w:p>
+    <w:p>
+      <w:pPr>
+        <w:pStyle w:val="889"/>
+        <w:numPr>
+          <w:ilvl w:val="0"/>
+          <w:numId w:val="3"/>
+        </w:numPr>
+        <w:pBdr/>
+        <w:spacing/>
+        <w:ind/>
+        <w:rPr/>
+      </w:pPr>
+      <w:r>
+        <w:rPr>
+          <w:rFonts w:ascii="Arial" w:hAnsi="Arial" w:eastAsia="Arial" w:cs="Arial"/>
+          <w:sz w:val="22"/>
+          <w:szCs w:val="22"/>
+        </w:rPr>
+        <w:t xml:space="preserve">NTP fonctionnel et fiable</w:t>
+      </w:r>
+      <w:r/>
+      <w:r/>
+      <w:r/>
+      <w:r/>
+      <w:r/>
+    </w:p>
+    <w:p>
+      <w:pPr>
+        <w:pBdr/>
+        <w:spacing/>
+        <w:ind/>
+        <w:rPr/>
+      </w:pPr>
+      <w:r/>
+      <w:r/>
+      <w:r/>
+    </w:p>
+    <w:p>
+      <w:pPr>
+        <w:pBdr/>
+        <w:spacing/>
+        <w:ind/>
+        <w:rPr/>
+      </w:pPr>
+      <w:r/>
+      <w:r/>
+      <w:r/>
+    </w:p>
+    <w:p>
+      <w:pPr>
+        <w:pStyle w:val="897"/>
+        <w:pBdr/>
+        <w:spacing w:after="180" w:before="360"/>
+        <w:ind/>
+        <w:rPr>
+          <w:rFonts w:ascii="Arial" w:hAnsi="Arial" w:eastAsia="Arial" w:cs="Arial"/>
+          <w:b/>
+          <w:bCs/>
+          <w:color w:val="1f4e79"/>
+          <w:sz w:val="32"/>
+          <w:szCs w:val="32"/>
+          <w:highlight w:val="none"/>
+        </w:rPr>
+      </w:pPr>
+      <w:r>
+        <w:rPr>
+          <w:rFonts w:ascii="Arial" w:hAnsi="Arial" w:eastAsia="Arial" w:cs="Arial"/>
+          <w:b/>
+          <w:bCs/>
+          <w:color w:val="1f4e79"/>
+          <w:sz w:val="32"/>
+          <w:szCs w:val="32"/>
+        </w:rPr>
+        <w:t xml:space="preserve">7. Sauvegarde de la configuration</w:t>
+      </w:r>
+      <w:r/>
+      <w:r>
+        <w:rPr>
+          <w:rFonts w:ascii="Arial" w:hAnsi="Arial" w:eastAsia="Arial" w:cs="Arial"/>
+          <w:b/>
+          <w:bCs/>
+          <w:color w:val="1f4e79"/>
+          <w:sz w:val="32"/>
+          <w:szCs w:val="32"/>
+          <w:highlight w:val="none"/>
+        </w:rPr>
+      </w:r>
+      <w:r>
+        <w:rPr>
+          <w:rFonts w:ascii="Arial" w:hAnsi="Arial" w:eastAsia="Arial" w:cs="Arial"/>
+          <w:b/>
+          <w:bCs/>
+          <w:color w:val="1f4e79"/>
+          <w:sz w:val="32"/>
+          <w:szCs w:val="32"/>
+          <w:highlight w:val="none"/>
+        </w:rPr>
+      </w:r>
+      <w:r>
+        <w:rPr>
+          <w:rFonts w:ascii="Arial" w:hAnsi="Arial" w:eastAsia="Arial" w:cs="Arial"/>
+          <w:b/>
+          <w:bCs/>
+          <w:color w:val="1f4e79"/>
+          <w:sz w:val="32"/>
+          <w:szCs w:val="32"/>
+          <w:highlight w:val="none"/>
+        </w:rPr>
+      </w:r>
+      <w:r>
+        <w:rPr>
+          <w:rFonts w:ascii="Arial" w:hAnsi="Arial" w:eastAsia="Arial" w:cs="Arial"/>
+          <w:b/>
+          <w:bCs/>
+          <w:color w:val="1f4e79"/>
+          <w:sz w:val="32"/>
+          <w:szCs w:val="32"/>
+          <w:highlight w:val="none"/>
+        </w:rPr>
+      </w:r>
+    </w:p>
+    <w:p>
+      <w:pPr>
+        <w:pBdr/>
+        <w:spacing/>
+        <w:ind/>
+        <w:rPr/>
+      </w:pPr>
+      <w:r>
+        <w:rPr>
+          <w:highlight w:val="none"/>
+        </w:rPr>
+      </w:r>
+      <w:r>
+        <w:rPr>
+          <w:highlight w:val="none"/>
+        </w:rPr>
+      </w:r>
+      <w:r>
+        <w:rPr>
+          <w:highlight w:val="none"/>
+        </w:rPr>
+      </w:r>
     </w:p>
     <w:p>
       <w:pPr>
@@ -6243,6 +7283,7 @@
         <w:t xml:space="preserve">Switch# write                        &lt;- sauvegarde en NVRAM</w:t>
       </w:r>
       <w:r/>
+      <w:r/>
     </w:p>
     <w:p>
       <w:pPr>
@@ -6250,7 +7291,13 @@
         <w:shd w:val="clear" w:color="auto" w:fill="f2f2f2"/>
         <w:spacing w:after="40" w:before="40"/>
         <w:ind w:left="360"/>
-        <w:rPr/>
+        <w:rPr>
+          <w:rFonts w:ascii="Courier New" w:hAnsi="Courier New" w:eastAsia="Courier New" w:cs="Courier New"/>
+          <w:color w:val="c00000"/>
+          <w:sz w:val="20"/>
+          <w:szCs w:val="20"/>
+          <w:highlight w:val="none"/>
+        </w:rPr>
       </w:pPr>
       <w:r>
         <w:rPr>
@@ -6261,21 +7308,56 @@
         </w:rPr>
         <w:t xml:space="preserve">Switch# copy running-config tftp     &lt;- sauvegarde via TFTP si besoin</w:t>
       </w:r>
-      <w:r/>
+      <w:r>
+        <w:rPr>
+          <w:rFonts w:ascii="Courier New" w:hAnsi="Courier New" w:eastAsia="Courier New" w:cs="Courier New"/>
+          <w:color w:val="c00000"/>
+          <w:sz w:val="20"/>
+          <w:szCs w:val="20"/>
+          <w:highlight w:val="none"/>
+        </w:rPr>
+      </w:r>
+      <w:r>
+        <w:rPr>
+          <w:rFonts w:ascii="Courier New" w:hAnsi="Courier New" w:eastAsia="Courier New" w:cs="Courier New"/>
+          <w:color w:val="c00000"/>
+          <w:sz w:val="20"/>
+          <w:szCs w:val="20"/>
+          <w:highlight w:val="none"/>
+        </w:rPr>
+      </w:r>
     </w:p>
     <w:p>
       <w:pPr>
-        <w:pBdr>
-          <w:bottom w:val="single" w:color="cccccc" w:sz="4" w:space="1"/>
-        </w:pBdr>
-        <w:spacing w:after="120" w:before="120"/>
+        <w:pBdr/>
+        <w:spacing w:after="120"/>
         <w:ind/>
         <w:rPr/>
       </w:pPr>
       <w:r>
-        <w:t xml:space="preserve"> </w:t>
+        <w:rPr>
+          <w:rFonts w:ascii="Arial" w:hAnsi="Arial" w:eastAsia="Arial" w:cs="Arial"/>
+          <w:sz w:val="22"/>
+          <w:szCs w:val="22"/>
+          <w:highlight w:val="none"/>
+        </w:rPr>
       </w:r>
-      <w:r/>
+      <w:r>
+        <w:rPr>
+          <w:rFonts w:ascii="Arial" w:hAnsi="Arial" w:eastAsia="Arial" w:cs="Arial"/>
+          <w:sz w:val="22"/>
+          <w:szCs w:val="22"/>
+          <w:highlight w:val="none"/>
+        </w:rPr>
+      </w:r>
+      <w:r>
+        <w:rPr>
+          <w:rFonts w:ascii="Arial" w:hAnsi="Arial" w:eastAsia="Arial" w:cs="Arial"/>
+          <w:sz w:val="22"/>
+          <w:szCs w:val="22"/>
+          <w:highlight w:val="none"/>
+        </w:rPr>
+      </w:r>
     </w:p>
     <w:sectPr>
       <w:footnotePr/>
@@ -6299,7 +7381,6 @@
         <w:ind/>
         <w:rPr/>
       </w:pPr>
-      <w:r/>
       <w:r>
         <w:separator/>
       </w:r>
@@ -6314,7 +7395,6 @@
         <w:ind/>
         <w:rPr/>
       </w:pPr>
-      <w:r/>
       <w:r>
         <w:continuationSeparator/>
       </w:r>
@@ -6334,7 +7414,6 @@
         <w:ind/>
         <w:rPr/>
       </w:pPr>
-      <w:r/>
       <w:r>
         <w:separator/>
       </w:r>
@@ -6349,7 +7428,6 @@
         <w:ind/>
         <w:rPr/>
       </w:pPr>
-      <w:r/>
       <w:r>
         <w:continuationSeparator/>
       </w:r>
@@ -7058,7 +8136,7 @@
     <w:lsdException w:name="Bibliography" w:uiPriority="37"/>
     <w:lsdException w:name="TOC Heading" w:uiPriority="39" w:qFormat="1"/>
   </w:latentStyles>
-  <w:style w:type="table" w:styleId="11" w:default="1">
+  <w:style w:type="table" w:styleId="709" w:default="1">
     <w:name w:val="Normal Table"/>
     <w:uiPriority w:val="99"/>
     <w:semiHidden/>
@@ -7251,9 +8329,9 @@
       </w:tcPr>
     </w:tblStylePr>
   </w:style>
-  <w:style w:type="table" w:styleId="12">
+  <w:style w:type="table" w:styleId="710">
     <w:name w:val="Table Grid"/>
-    <w:basedOn w:val="11"/>
+    <w:basedOn w:val="709"/>
     <w:uiPriority w:val="59"/>
     <w:pPr>
       <w:pBdr/>
@@ -7450,9 +8528,9 @@
       </w:tcPr>
     </w:tblStylePr>
   </w:style>
-  <w:style w:type="table" w:styleId="13">
+  <w:style w:type="table" w:styleId="711">
     <w:name w:val="Table Grid Light"/>
-    <w:basedOn w:val="11"/>
+    <w:basedOn w:val="709"/>
     <w:uiPriority w:val="59"/>
     <w:pPr>
       <w:pBdr/>
@@ -7649,9 +8727,9 @@
       </w:tcPr>
     </w:tblStylePr>
   </w:style>
-  <w:style w:type="table" w:styleId="14">
+  <w:style w:type="table" w:styleId="712">
     <w:name w:val="Plain Table 1"/>
-    <w:basedOn w:val="11"/>
+    <w:basedOn w:val="709"/>
     <w:uiPriority w:val="59"/>
     <w:pPr>
       <w:pBdr/>
@@ -7874,9 +8952,9 @@
       </w:tcPr>
     </w:tblStylePr>
   </w:style>
-  <w:style w:type="table" w:styleId="15">
+  <w:style w:type="table" w:styleId="713">
     <w:name w:val="Plain Table 2"/>
-    <w:basedOn w:val="11"/>
+    <w:basedOn w:val="709"/>
     <w:uiPriority w:val="59"/>
     <w:pPr>
       <w:pBdr/>
@@ -8107,9 +9185,9 @@
       </w:tcPr>
     </w:tblStylePr>
   </w:style>
-  <w:style w:type="table" w:styleId="16">
+  <w:style w:type="table" w:styleId="714">
     <w:name w:val="Plain Table 3"/>
-    <w:basedOn w:val="11"/>
+    <w:basedOn w:val="709"/>
     <w:uiPriority w:val="99"/>
     <w:pPr>
       <w:pBdr/>
@@ -8337,9 +9415,9 @@
       </w:tcPr>
     </w:tblStylePr>
   </w:style>
-  <w:style w:type="table" w:styleId="17">
+  <w:style w:type="table" w:styleId="715">
     <w:name w:val="Plain Table 4"/>
-    <w:basedOn w:val="11"/>
+    <w:basedOn w:val="709"/>
     <w:uiPriority w:val="99"/>
     <w:pPr>
       <w:pBdr/>
@@ -8553,9 +9631,9 @@
       </w:tcPr>
     </w:tblStylePr>
   </w:style>
-  <w:style w:type="table" w:styleId="18">
+  <w:style w:type="table" w:styleId="716">
     <w:name w:val="Plain Table 5"/>
-    <w:basedOn w:val="11"/>
+    <w:basedOn w:val="709"/>
     <w:uiPriority w:val="99"/>
     <w:pPr>
       <w:pBdr/>
@@ -8786,9 +9864,9 @@
       </w:tcPr>
     </w:tblStylePr>
   </w:style>
-  <w:style w:type="table" w:styleId="19">
+  <w:style w:type="table" w:styleId="717">
     <w:name w:val="Grid Table 1 Light"/>
-    <w:basedOn w:val="11"/>
+    <w:basedOn w:val="709"/>
     <w:uiPriority w:val="99"/>
     <w:pPr>
       <w:pBdr/>
@@ -9009,9 +10087,9 @@
       </w:tcPr>
     </w:tblStylePr>
   </w:style>
-  <w:style w:type="table" w:styleId="20">
+  <w:style w:type="table" w:styleId="718">
     <w:name w:val="Grid Table 1 Light - Accent 1"/>
-    <w:basedOn w:val="11"/>
+    <w:basedOn w:val="709"/>
     <w:uiPriority w:val="99"/>
     <w:pPr>
       <w:pBdr/>
@@ -9232,9 +10310,9 @@
       </w:tcPr>
     </w:tblStylePr>
   </w:style>
-  <w:style w:type="table" w:styleId="21">
+  <w:style w:type="table" w:styleId="719">
     <w:name w:val="Grid Table 1 Light - Accent 2"/>
-    <w:basedOn w:val="11"/>
+    <w:basedOn w:val="709"/>
     <w:uiPriority w:val="99"/>
     <w:pPr>
       <w:pBdr/>
@@ -9455,9 +10533,9 @@
       </w:tcPr>
     </w:tblStylePr>
   </w:style>
-  <w:style w:type="table" w:styleId="22">
+  <w:style w:type="table" w:styleId="720">
     <w:name w:val="Grid Table 1 Light - Accent 3"/>
-    <w:basedOn w:val="11"/>
+    <w:basedOn w:val="709"/>
     <w:uiPriority w:val="99"/>
     <w:pPr>
       <w:pBdr/>
@@ -9678,9 +10756,9 @@
       </w:tcPr>
     </w:tblStylePr>
   </w:style>
-  <w:style w:type="table" w:styleId="23">
+  <w:style w:type="table" w:styleId="721">
     <w:name w:val="Grid Table 1 Light - Accent 4"/>
-    <w:basedOn w:val="11"/>
+    <w:basedOn w:val="709"/>
     <w:uiPriority w:val="99"/>
     <w:pPr>
       <w:pBdr/>
@@ -9901,9 +10979,9 @@
       </w:tcPr>
     </w:tblStylePr>
   </w:style>
-  <w:style w:type="table" w:styleId="24">
+  <w:style w:type="table" w:styleId="722">
     <w:name w:val="Grid Table 1 Light - Accent 5"/>
-    <w:basedOn w:val="11"/>
+    <w:basedOn w:val="709"/>
     <w:uiPriority w:val="99"/>
     <w:pPr>
       <w:pBdr/>
@@ -10124,9 +11202,9 @@
       </w:tcPr>
     </w:tblStylePr>
   </w:style>
-  <w:style w:type="table" w:styleId="25">
+  <w:style w:type="table" w:styleId="723">
     <w:name w:val="Grid Table 1 Light - Accent 6"/>
-    <w:basedOn w:val="11"/>
+    <w:basedOn w:val="709"/>
     <w:uiPriority w:val="99"/>
     <w:pPr>
       <w:pBdr/>
@@ -10347,9 +11425,9 @@
       </w:tcPr>
     </w:tblStylePr>
   </w:style>
-  <w:style w:type="table" w:styleId="26">
+  <w:style w:type="table" w:styleId="724">
     <w:name w:val="Grid Table 2"/>
-    <w:basedOn w:val="11"/>
+    <w:basedOn w:val="709"/>
     <w:uiPriority w:val="99"/>
     <w:pPr>
       <w:pBdr/>
@@ -10579,9 +11657,9 @@
       </w:tcPr>
     </w:tblStylePr>
   </w:style>
-  <w:style w:type="table" w:styleId="27">
+  <w:style w:type="table" w:styleId="725">
     <w:name w:val="Grid Table 2 - Accent 1"/>
-    <w:basedOn w:val="11"/>
+    <w:basedOn w:val="709"/>
     <w:uiPriority w:val="99"/>
     <w:pPr>
       <w:pBdr/>
@@ -10811,9 +11889,9 @@
       </w:tcPr>
     </w:tblStylePr>
   </w:style>
-  <w:style w:type="table" w:styleId="28">
+  <w:style w:type="table" w:styleId="726">
     <w:name w:val="Grid Table 2 - Accent 2"/>
-    <w:basedOn w:val="11"/>
+    <w:basedOn w:val="709"/>
     <w:uiPriority w:val="99"/>
     <w:pPr>
       <w:pBdr/>
@@ -11043,9 +12121,9 @@
       </w:tcPr>
     </w:tblStylePr>
   </w:style>
-  <w:style w:type="table" w:styleId="29">
+  <w:style w:type="table" w:styleId="727">
     <w:name w:val="Grid Table 2 - Accent 3"/>
-    <w:basedOn w:val="11"/>
+    <w:basedOn w:val="709"/>
     <w:uiPriority w:val="99"/>
     <w:pPr>
       <w:pBdr/>
@@ -11275,9 +12353,9 @@
       </w:tcPr>
     </w:tblStylePr>
   </w:style>
-  <w:style w:type="table" w:styleId="30">
+  <w:style w:type="table" w:styleId="728">
     <w:name w:val="Grid Table 2 - Accent 4"/>
-    <w:basedOn w:val="11"/>
+    <w:basedOn w:val="709"/>
     <w:uiPriority w:val="99"/>
     <w:pPr>
       <w:pBdr/>
@@ -11507,9 +12585,9 @@
       </w:tcPr>
     </w:tblStylePr>
   </w:style>
-  <w:style w:type="table" w:styleId="31">
+  <w:style w:type="table" w:styleId="729">
     <w:name w:val="Grid Table 2 - Accent 5"/>
-    <w:basedOn w:val="11"/>
+    <w:basedOn w:val="709"/>
     <w:uiPriority w:val="99"/>
     <w:pPr>
       <w:pBdr/>
@@ -11739,9 +12817,9 @@
       </w:tcPr>
     </w:tblStylePr>
   </w:style>
-  <w:style w:type="table" w:styleId="32">
+  <w:style w:type="table" w:styleId="730">
     <w:name w:val="Grid Table 2 - Accent 6"/>
-    <w:basedOn w:val="11"/>
+    <w:basedOn w:val="709"/>
     <w:uiPriority w:val="99"/>
     <w:pPr>
       <w:pBdr/>
@@ -11971,9 +13049,9 @@
       </w:tcPr>
     </w:tblStylePr>
   </w:style>
-  <w:style w:type="table" w:styleId="33">
+  <w:style w:type="table" w:styleId="731">
     <w:name w:val="Grid Table 3"/>
-    <w:basedOn w:val="11"/>
+    <w:basedOn w:val="709"/>
     <w:uiPriority w:val="99"/>
     <w:pPr>
       <w:pBdr/>
@@ -12072,29 +13150,6 @@
         <w:tblBorders/>
       </w:tblPr>
       <w:tcPr>
-        <w:shd w:color="ffffff"/>
-        <w:tcBorders>
-          <w:top w:val="none" w:color="000000" w:sz="4" w:space="0"/>
-          <w:left w:val="none" w:color="000000" w:sz="4" w:space="0"/>
-          <w:bottom w:val="none" w:color="000000" w:sz="4" w:space="0"/>
-          <w:right w:val="none" w:color="000000" w:sz="4" w:space="0"/>
-        </w:tcBorders>
-      </w:tcPr>
-    </w:tblStylePr>
-    <w:tblStylePr w:type="firstRow">
-      <w:rPr>
-        <w:b/>
-        <w:color w:val="404040"/>
-      </w:rPr>
-      <w:pPr>
-        <w:pBdr/>
-        <w:spacing/>
-        <w:ind/>
-      </w:pPr>
-      <w:tblPr>
-        <w:tblBorders/>
-      </w:tblPr>
-      <w:tcPr>
         <w:shd w:val="clear" w:color="ffffff"/>
         <w:tcBorders>
           <w:top w:val="none" w:color="000000" w:sz="4" w:space="0"/>
@@ -12104,30 +13159,7 @@
         </w:tcBorders>
       </w:tcPr>
     </w:tblStylePr>
-    <w:tblStylePr w:type="lastCol">
-      <w:rPr>
-        <w:i/>
-        <w:color w:val="404040"/>
-      </w:rPr>
-      <w:pPr>
-        <w:pBdr/>
-        <w:spacing/>
-        <w:ind/>
-      </w:pPr>
-      <w:tblPr>
-        <w:tblBorders/>
-      </w:tblPr>
-      <w:tcPr>
-        <w:shd w:color="ffffff"/>
-        <w:tcBorders>
-          <w:top w:val="none" w:color="000000" w:sz="4" w:space="0"/>
-          <w:left w:val="none" w:color="000000" w:sz="4" w:space="0"/>
-          <w:bottom w:val="none" w:color="000000" w:sz="4" w:space="0"/>
-          <w:right w:val="none" w:color="000000" w:sz="4" w:space="0"/>
-        </w:tcBorders>
-      </w:tcPr>
-    </w:tblStylePr>
-    <w:tblStylePr w:type="lastRow">
+    <w:tblStylePr w:type="firstRow">
       <w:rPr>
         <w:b/>
         <w:color w:val="404040"/>
@@ -12150,6 +13182,52 @@
         </w:tcBorders>
       </w:tcPr>
     </w:tblStylePr>
+    <w:tblStylePr w:type="lastCol">
+      <w:rPr>
+        <w:i/>
+        <w:color w:val="404040"/>
+      </w:rPr>
+      <w:pPr>
+        <w:pBdr/>
+        <w:spacing/>
+        <w:ind/>
+      </w:pPr>
+      <w:tblPr>
+        <w:tblBorders/>
+      </w:tblPr>
+      <w:tcPr>
+        <w:shd w:val="clear" w:color="ffffff"/>
+        <w:tcBorders>
+          <w:top w:val="none" w:color="000000" w:sz="4" w:space="0"/>
+          <w:left w:val="none" w:color="000000" w:sz="4" w:space="0"/>
+          <w:bottom w:val="none" w:color="000000" w:sz="4" w:space="0"/>
+          <w:right w:val="none" w:color="000000" w:sz="4" w:space="0"/>
+        </w:tcBorders>
+      </w:tcPr>
+    </w:tblStylePr>
+    <w:tblStylePr w:type="lastRow">
+      <w:rPr>
+        <w:b/>
+        <w:color w:val="404040"/>
+      </w:rPr>
+      <w:pPr>
+        <w:pBdr/>
+        <w:spacing/>
+        <w:ind/>
+      </w:pPr>
+      <w:tblPr>
+        <w:tblBorders/>
+      </w:tblPr>
+      <w:tcPr>
+        <w:shd w:val="clear" w:color="ffffff"/>
+        <w:tcBorders>
+          <w:top w:val="none" w:color="000000" w:sz="4" w:space="0"/>
+          <w:left w:val="none" w:color="000000" w:sz="4" w:space="0"/>
+          <w:bottom w:val="none" w:color="000000" w:sz="4" w:space="0"/>
+          <w:right w:val="none" w:color="000000" w:sz="4" w:space="0"/>
+        </w:tcBorders>
+      </w:tcPr>
+    </w:tblStylePr>
     <w:tblStylePr w:type="nwCell">
       <w:pPr>
         <w:pBdr/>
@@ -12216,9 +13294,9 @@
       </w:tcPr>
     </w:tblStylePr>
   </w:style>
-  <w:style w:type="table" w:styleId="34">
+  <w:style w:type="table" w:styleId="732">
     <w:name w:val="Grid Table 3 - Accent 1"/>
-    <w:basedOn w:val="11"/>
+    <w:basedOn w:val="709"/>
     <w:uiPriority w:val="99"/>
     <w:pPr>
       <w:pBdr/>
@@ -12317,29 +13395,6 @@
         <w:tblBorders/>
       </w:tblPr>
       <w:tcPr>
-        <w:shd w:color="ffffff"/>
-        <w:tcBorders>
-          <w:top w:val="none" w:color="000000" w:sz="4" w:space="0"/>
-          <w:left w:val="none" w:color="000000" w:sz="4" w:space="0"/>
-          <w:bottom w:val="none" w:color="000000" w:sz="4" w:space="0"/>
-          <w:right w:val="none" w:color="000000" w:sz="4" w:space="0"/>
-        </w:tcBorders>
-      </w:tcPr>
-    </w:tblStylePr>
-    <w:tblStylePr w:type="firstRow">
-      <w:rPr>
-        <w:b/>
-        <w:color w:val="404040"/>
-      </w:rPr>
-      <w:pPr>
-        <w:pBdr/>
-        <w:spacing/>
-        <w:ind/>
-      </w:pPr>
-      <w:tblPr>
-        <w:tblBorders/>
-      </w:tblPr>
-      <w:tcPr>
         <w:shd w:val="clear" w:color="ffffff"/>
         <w:tcBorders>
           <w:top w:val="none" w:color="000000" w:sz="4" w:space="0"/>
@@ -12349,30 +13404,7 @@
         </w:tcBorders>
       </w:tcPr>
     </w:tblStylePr>
-    <w:tblStylePr w:type="lastCol">
-      <w:rPr>
-        <w:i/>
-        <w:color w:val="404040"/>
-      </w:rPr>
-      <w:pPr>
-        <w:pBdr/>
-        <w:spacing/>
-        <w:ind/>
-      </w:pPr>
-      <w:tblPr>
-        <w:tblBorders/>
-      </w:tblPr>
-      <w:tcPr>
-        <w:shd w:color="ffffff"/>
-        <w:tcBorders>
-          <w:top w:val="none" w:color="000000" w:sz="4" w:space="0"/>
-          <w:left w:val="none" w:color="000000" w:sz="4" w:space="0"/>
-          <w:bottom w:val="none" w:color="000000" w:sz="4" w:space="0"/>
-          <w:right w:val="none" w:color="000000" w:sz="4" w:space="0"/>
-        </w:tcBorders>
-      </w:tcPr>
-    </w:tblStylePr>
-    <w:tblStylePr w:type="lastRow">
+    <w:tblStylePr w:type="firstRow">
       <w:rPr>
         <w:b/>
         <w:color w:val="404040"/>
@@ -12395,6 +13427,52 @@
         </w:tcBorders>
       </w:tcPr>
     </w:tblStylePr>
+    <w:tblStylePr w:type="lastCol">
+      <w:rPr>
+        <w:i/>
+        <w:color w:val="404040"/>
+      </w:rPr>
+      <w:pPr>
+        <w:pBdr/>
+        <w:spacing/>
+        <w:ind/>
+      </w:pPr>
+      <w:tblPr>
+        <w:tblBorders/>
+      </w:tblPr>
+      <w:tcPr>
+        <w:shd w:val="clear" w:color="ffffff"/>
+        <w:tcBorders>
+          <w:top w:val="none" w:color="000000" w:sz="4" w:space="0"/>
+          <w:left w:val="none" w:color="000000" w:sz="4" w:space="0"/>
+          <w:bottom w:val="none" w:color="000000" w:sz="4" w:space="0"/>
+          <w:right w:val="none" w:color="000000" w:sz="4" w:space="0"/>
+        </w:tcBorders>
+      </w:tcPr>
+    </w:tblStylePr>
+    <w:tblStylePr w:type="lastRow">
+      <w:rPr>
+        <w:b/>
+        <w:color w:val="404040"/>
+      </w:rPr>
+      <w:pPr>
+        <w:pBdr/>
+        <w:spacing/>
+        <w:ind/>
+      </w:pPr>
+      <w:tblPr>
+        <w:tblBorders/>
+      </w:tblPr>
+      <w:tcPr>
+        <w:shd w:val="clear" w:color="ffffff"/>
+        <w:tcBorders>
+          <w:top w:val="none" w:color="000000" w:sz="4" w:space="0"/>
+          <w:left w:val="none" w:color="000000" w:sz="4" w:space="0"/>
+          <w:bottom w:val="none" w:color="000000" w:sz="4" w:space="0"/>
+          <w:right w:val="none" w:color="000000" w:sz="4" w:space="0"/>
+        </w:tcBorders>
+      </w:tcPr>
+    </w:tblStylePr>
     <w:tblStylePr w:type="nwCell">
       <w:pPr>
         <w:pBdr/>
@@ -12461,9 +13539,9 @@
       </w:tcPr>
     </w:tblStylePr>
   </w:style>
-  <w:style w:type="table" w:styleId="35">
+  <w:style w:type="table" w:styleId="733">
     <w:name w:val="Grid Table 3 - Accent 2"/>
-    <w:basedOn w:val="11"/>
+    <w:basedOn w:val="709"/>
     <w:uiPriority w:val="99"/>
     <w:pPr>
       <w:pBdr/>
@@ -12562,29 +13640,6 @@
         <w:tblBorders/>
       </w:tblPr>
       <w:tcPr>
-        <w:shd w:color="ffffff"/>
-        <w:tcBorders>
-          <w:top w:val="none" w:color="000000" w:sz="4" w:space="0"/>
-          <w:left w:val="none" w:color="000000" w:sz="4" w:space="0"/>
-          <w:bottom w:val="none" w:color="000000" w:sz="4" w:space="0"/>
-          <w:right w:val="none" w:color="000000" w:sz="4" w:space="0"/>
-        </w:tcBorders>
-      </w:tcPr>
-    </w:tblStylePr>
-    <w:tblStylePr w:type="firstRow">
-      <w:rPr>
-        <w:b/>
-        <w:color w:val="404040"/>
-      </w:rPr>
-      <w:pPr>
-        <w:pBdr/>
-        <w:spacing/>
-        <w:ind/>
-      </w:pPr>
-      <w:tblPr>
-        <w:tblBorders/>
-      </w:tblPr>
-      <w:tcPr>
         <w:shd w:val="clear" w:color="ffffff"/>
         <w:tcBorders>
           <w:top w:val="none" w:color="000000" w:sz="4" w:space="0"/>
@@ -12594,30 +13649,7 @@
         </w:tcBorders>
       </w:tcPr>
     </w:tblStylePr>
-    <w:tblStylePr w:type="lastCol">
-      <w:rPr>
-        <w:i/>
-        <w:color w:val="404040"/>
-      </w:rPr>
-      <w:pPr>
-        <w:pBdr/>
-        <w:spacing/>
-        <w:ind/>
-      </w:pPr>
-      <w:tblPr>
-        <w:tblBorders/>
-      </w:tblPr>
-      <w:tcPr>
-        <w:shd w:color="ffffff"/>
-        <w:tcBorders>
-          <w:top w:val="none" w:color="000000" w:sz="4" w:space="0"/>
-          <w:left w:val="none" w:color="000000" w:sz="4" w:space="0"/>
-          <w:bottom w:val="none" w:color="000000" w:sz="4" w:space="0"/>
-          <w:right w:val="none" w:color="000000" w:sz="4" w:space="0"/>
-        </w:tcBorders>
-      </w:tcPr>
-    </w:tblStylePr>
-    <w:tblStylePr w:type="lastRow">
+    <w:tblStylePr w:type="firstRow">
       <w:rPr>
         <w:b/>
         <w:color w:val="404040"/>
@@ -12640,6 +13672,52 @@
         </w:tcBorders>
       </w:tcPr>
     </w:tblStylePr>
+    <w:tblStylePr w:type="lastCol">
+      <w:rPr>
+        <w:i/>
+        <w:color w:val="404040"/>
+      </w:rPr>
+      <w:pPr>
+        <w:pBdr/>
+        <w:spacing/>
+        <w:ind/>
+      </w:pPr>
+      <w:tblPr>
+        <w:tblBorders/>
+      </w:tblPr>
+      <w:tcPr>
+        <w:shd w:val="clear" w:color="ffffff"/>
+        <w:tcBorders>
+          <w:top w:val="none" w:color="000000" w:sz="4" w:space="0"/>
+          <w:left w:val="none" w:color="000000" w:sz="4" w:space="0"/>
+          <w:bottom w:val="none" w:color="000000" w:sz="4" w:space="0"/>
+          <w:right w:val="none" w:color="000000" w:sz="4" w:space="0"/>
+        </w:tcBorders>
+      </w:tcPr>
+    </w:tblStylePr>
+    <w:tblStylePr w:type="lastRow">
+      <w:rPr>
+        <w:b/>
+        <w:color w:val="404040"/>
+      </w:rPr>
+      <w:pPr>
+        <w:pBdr/>
+        <w:spacing/>
+        <w:ind/>
+      </w:pPr>
+      <w:tblPr>
+        <w:tblBorders/>
+      </w:tblPr>
+      <w:tcPr>
+        <w:shd w:val="clear" w:color="ffffff"/>
+        <w:tcBorders>
+          <w:top w:val="none" w:color="000000" w:sz="4" w:space="0"/>
+          <w:left w:val="none" w:color="000000" w:sz="4" w:space="0"/>
+          <w:bottom w:val="none" w:color="000000" w:sz="4" w:space="0"/>
+          <w:right w:val="none" w:color="000000" w:sz="4" w:space="0"/>
+        </w:tcBorders>
+      </w:tcPr>
+    </w:tblStylePr>
     <w:tblStylePr w:type="nwCell">
       <w:pPr>
         <w:pBdr/>
@@ -12706,9 +13784,9 @@
       </w:tcPr>
     </w:tblStylePr>
   </w:style>
-  <w:style w:type="table" w:styleId="36">
+  <w:style w:type="table" w:styleId="734">
     <w:name w:val="Grid Table 3 - Accent 3"/>
-    <w:basedOn w:val="11"/>
+    <w:basedOn w:val="709"/>
     <w:uiPriority w:val="99"/>
     <w:pPr>
       <w:pBdr/>
@@ -12807,29 +13885,6 @@
         <w:tblBorders/>
       </w:tblPr>
       <w:tcPr>
-        <w:shd w:color="ffffff"/>
-        <w:tcBorders>
-          <w:top w:val="none" w:color="000000" w:sz="4" w:space="0"/>
-          <w:left w:val="none" w:color="000000" w:sz="4" w:space="0"/>
-          <w:bottom w:val="none" w:color="000000" w:sz="4" w:space="0"/>
-          <w:right w:val="none" w:color="000000" w:sz="4" w:space="0"/>
-        </w:tcBorders>
-      </w:tcPr>
-    </w:tblStylePr>
-    <w:tblStylePr w:type="firstRow">
-      <w:rPr>
-        <w:b/>
-        <w:color w:val="404040"/>
-      </w:rPr>
-      <w:pPr>
-        <w:pBdr/>
-        <w:spacing/>
-        <w:ind/>
-      </w:pPr>
-      <w:tblPr>
-        <w:tblBorders/>
-      </w:tblPr>
-      <w:tcPr>
         <w:shd w:val="clear" w:color="ffffff"/>
         <w:tcBorders>
           <w:top w:val="none" w:color="000000" w:sz="4" w:space="0"/>
@@ -12839,30 +13894,7 @@
         </w:tcBorders>
       </w:tcPr>
     </w:tblStylePr>
-    <w:tblStylePr w:type="lastCol">
-      <w:rPr>
-        <w:i/>
-        <w:color w:val="404040"/>
-      </w:rPr>
-      <w:pPr>
-        <w:pBdr/>
-        <w:spacing/>
-        <w:ind/>
-      </w:pPr>
-      <w:tblPr>
-        <w:tblBorders/>
-      </w:tblPr>
-      <w:tcPr>
-        <w:shd w:color="ffffff"/>
-        <w:tcBorders>
-          <w:top w:val="none" w:color="000000" w:sz="4" w:space="0"/>
-          <w:left w:val="none" w:color="000000" w:sz="4" w:space="0"/>
-          <w:bottom w:val="none" w:color="000000" w:sz="4" w:space="0"/>
-          <w:right w:val="none" w:color="000000" w:sz="4" w:space="0"/>
-        </w:tcBorders>
-      </w:tcPr>
-    </w:tblStylePr>
-    <w:tblStylePr w:type="lastRow">
+    <w:tblStylePr w:type="firstRow">
       <w:rPr>
         <w:b/>
         <w:color w:val="404040"/>
@@ -12885,6 +13917,52 @@
         </w:tcBorders>
       </w:tcPr>
     </w:tblStylePr>
+    <w:tblStylePr w:type="lastCol">
+      <w:rPr>
+        <w:i/>
+        <w:color w:val="404040"/>
+      </w:rPr>
+      <w:pPr>
+        <w:pBdr/>
+        <w:spacing/>
+        <w:ind/>
+      </w:pPr>
+      <w:tblPr>
+        <w:tblBorders/>
+      </w:tblPr>
+      <w:tcPr>
+        <w:shd w:val="clear" w:color="ffffff"/>
+        <w:tcBorders>
+          <w:top w:val="none" w:color="000000" w:sz="4" w:space="0"/>
+          <w:left w:val="none" w:color="000000" w:sz="4" w:space="0"/>
+          <w:bottom w:val="none" w:color="000000" w:sz="4" w:space="0"/>
+          <w:right w:val="none" w:color="000000" w:sz="4" w:space="0"/>
+        </w:tcBorders>
+      </w:tcPr>
+    </w:tblStylePr>
+    <w:tblStylePr w:type="lastRow">
+      <w:rPr>
+        <w:b/>
+        <w:color w:val="404040"/>
+      </w:rPr>
+      <w:pPr>
+        <w:pBdr/>
+        <w:spacing/>
+        <w:ind/>
+      </w:pPr>
+      <w:tblPr>
+        <w:tblBorders/>
+      </w:tblPr>
+      <w:tcPr>
+        <w:shd w:val="clear" w:color="ffffff"/>
+        <w:tcBorders>
+          <w:top w:val="none" w:color="000000" w:sz="4" w:space="0"/>
+          <w:left w:val="none" w:color="000000" w:sz="4" w:space="0"/>
+          <w:bottom w:val="none" w:color="000000" w:sz="4" w:space="0"/>
+          <w:right w:val="none" w:color="000000" w:sz="4" w:space="0"/>
+        </w:tcBorders>
+      </w:tcPr>
+    </w:tblStylePr>
     <w:tblStylePr w:type="nwCell">
       <w:pPr>
         <w:pBdr/>
@@ -12951,9 +14029,9 @@
       </w:tcPr>
     </w:tblStylePr>
   </w:style>
-  <w:style w:type="table" w:styleId="37">
+  <w:style w:type="table" w:styleId="735">
     <w:name w:val="Grid Table 3 - Accent 4"/>
-    <w:basedOn w:val="11"/>
+    <w:basedOn w:val="709"/>
     <w:uiPriority w:val="99"/>
     <w:pPr>
       <w:pBdr/>
@@ -13052,29 +14130,6 @@
         <w:tblBorders/>
       </w:tblPr>
       <w:tcPr>
-        <w:shd w:color="ffffff"/>
-        <w:tcBorders>
-          <w:top w:val="none" w:color="000000" w:sz="4" w:space="0"/>
-          <w:left w:val="none" w:color="000000" w:sz="4" w:space="0"/>
-          <w:bottom w:val="none" w:color="000000" w:sz="4" w:space="0"/>
-          <w:right w:val="none" w:color="000000" w:sz="4" w:space="0"/>
-        </w:tcBorders>
-      </w:tcPr>
-    </w:tblStylePr>
-    <w:tblStylePr w:type="firstRow">
-      <w:rPr>
-        <w:b/>
-        <w:color w:val="404040"/>
-      </w:rPr>
-      <w:pPr>
-        <w:pBdr/>
-        <w:spacing/>
-        <w:ind/>
-      </w:pPr>
-      <w:tblPr>
-        <w:tblBorders/>
-      </w:tblPr>
-      <w:tcPr>
         <w:shd w:val="clear" w:color="ffffff"/>
         <w:tcBorders>
           <w:top w:val="none" w:color="000000" w:sz="4" w:space="0"/>
@@ -13084,30 +14139,7 @@
         </w:tcBorders>
       </w:tcPr>
     </w:tblStylePr>
-    <w:tblStylePr w:type="lastCol">
-      <w:rPr>
-        <w:i/>
-        <w:color w:val="404040"/>
-      </w:rPr>
-      <w:pPr>
-        <w:pBdr/>
-        <w:spacing/>
-        <w:ind/>
-      </w:pPr>
-      <w:tblPr>
-        <w:tblBorders/>
-      </w:tblPr>
-      <w:tcPr>
-        <w:shd w:color="ffffff"/>
-        <w:tcBorders>
-          <w:top w:val="none" w:color="000000" w:sz="4" w:space="0"/>
-          <w:left w:val="none" w:color="000000" w:sz="4" w:space="0"/>
-          <w:bottom w:val="none" w:color="000000" w:sz="4" w:space="0"/>
-          <w:right w:val="none" w:color="000000" w:sz="4" w:space="0"/>
-        </w:tcBorders>
-      </w:tcPr>
-    </w:tblStylePr>
-    <w:tblStylePr w:type="lastRow">
+    <w:tblStylePr w:type="firstRow">
       <w:rPr>
         <w:b/>
         <w:color w:val="404040"/>
@@ -13130,6 +14162,52 @@
         </w:tcBorders>
       </w:tcPr>
     </w:tblStylePr>
+    <w:tblStylePr w:type="lastCol">
+      <w:rPr>
+        <w:i/>
+        <w:color w:val="404040"/>
+      </w:rPr>
+      <w:pPr>
+        <w:pBdr/>
+        <w:spacing/>
+        <w:ind/>
+      </w:pPr>
+      <w:tblPr>
+        <w:tblBorders/>
+      </w:tblPr>
+      <w:tcPr>
+        <w:shd w:val="clear" w:color="ffffff"/>
+        <w:tcBorders>
+          <w:top w:val="none" w:color="000000" w:sz="4" w:space="0"/>
+          <w:left w:val="none" w:color="000000" w:sz="4" w:space="0"/>
+          <w:bottom w:val="none" w:color="000000" w:sz="4" w:space="0"/>
+          <w:right w:val="none" w:color="000000" w:sz="4" w:space="0"/>
+        </w:tcBorders>
+      </w:tcPr>
+    </w:tblStylePr>
+    <w:tblStylePr w:type="lastRow">
+      <w:rPr>
+        <w:b/>
+        <w:color w:val="404040"/>
+      </w:rPr>
+      <w:pPr>
+        <w:pBdr/>
+        <w:spacing/>
+        <w:ind/>
+      </w:pPr>
+      <w:tblPr>
+        <w:tblBorders/>
+      </w:tblPr>
+      <w:tcPr>
+        <w:shd w:val="clear" w:color="ffffff"/>
+        <w:tcBorders>
+          <w:top w:val="none" w:color="000000" w:sz="4" w:space="0"/>
+          <w:left w:val="none" w:color="000000" w:sz="4" w:space="0"/>
+          <w:bottom w:val="none" w:color="000000" w:sz="4" w:space="0"/>
+          <w:right w:val="none" w:color="000000" w:sz="4" w:space="0"/>
+        </w:tcBorders>
+      </w:tcPr>
+    </w:tblStylePr>
     <w:tblStylePr w:type="nwCell">
       <w:pPr>
         <w:pBdr/>
@@ -13196,9 +14274,9 @@
       </w:tcPr>
     </w:tblStylePr>
   </w:style>
-  <w:style w:type="table" w:styleId="38">
+  <w:style w:type="table" w:styleId="736">
     <w:name w:val="Grid Table 3 - Accent 5"/>
-    <w:basedOn w:val="11"/>
+    <w:basedOn w:val="709"/>
     <w:uiPriority w:val="99"/>
     <w:pPr>
       <w:pBdr/>
@@ -13297,29 +14375,6 @@
         <w:tblBorders/>
       </w:tblPr>
       <w:tcPr>
-        <w:shd w:color="ffffff"/>
-        <w:tcBorders>
-          <w:top w:val="none" w:color="000000" w:sz="4" w:space="0"/>
-          <w:left w:val="none" w:color="000000" w:sz="4" w:space="0"/>
-          <w:bottom w:val="none" w:color="000000" w:sz="4" w:space="0"/>
-          <w:right w:val="none" w:color="000000" w:sz="4" w:space="0"/>
-        </w:tcBorders>
-      </w:tcPr>
-    </w:tblStylePr>
-    <w:tblStylePr w:type="firstRow">
-      <w:rPr>
-        <w:b/>
-        <w:color w:val="404040"/>
-      </w:rPr>
-      <w:pPr>
-        <w:pBdr/>
-        <w:spacing/>
-        <w:ind/>
-      </w:pPr>
-      <w:tblPr>
-        <w:tblBorders/>
-      </w:tblPr>
-      <w:tcPr>
         <w:shd w:val="clear" w:color="ffffff"/>
         <w:tcBorders>
           <w:top w:val="none" w:color="000000" w:sz="4" w:space="0"/>
@@ -13329,30 +14384,7 @@
         </w:tcBorders>
       </w:tcPr>
     </w:tblStylePr>
-    <w:tblStylePr w:type="lastCol">
-      <w:rPr>
-        <w:i/>
-        <w:color w:val="404040"/>
-      </w:rPr>
-      <w:pPr>
-        <w:pBdr/>
-        <w:spacing/>
-        <w:ind/>
-      </w:pPr>
-      <w:tblPr>
-        <w:tblBorders/>
-      </w:tblPr>
-      <w:tcPr>
-        <w:shd w:color="ffffff"/>
-        <w:tcBorders>
-          <w:top w:val="none" w:color="000000" w:sz="4" w:space="0"/>
-          <w:left w:val="none" w:color="000000" w:sz="4" w:space="0"/>
-          <w:bottom w:val="none" w:color="000000" w:sz="4" w:space="0"/>
-          <w:right w:val="none" w:color="000000" w:sz="4" w:space="0"/>
-        </w:tcBorders>
-      </w:tcPr>
-    </w:tblStylePr>
-    <w:tblStylePr w:type="lastRow">
+    <w:tblStylePr w:type="firstRow">
       <w:rPr>
         <w:b/>
         <w:color w:val="404040"/>
@@ -13375,6 +14407,52 @@
         </w:tcBorders>
       </w:tcPr>
     </w:tblStylePr>
+    <w:tblStylePr w:type="lastCol">
+      <w:rPr>
+        <w:i/>
+        <w:color w:val="404040"/>
+      </w:rPr>
+      <w:pPr>
+        <w:pBdr/>
+        <w:spacing/>
+        <w:ind/>
+      </w:pPr>
+      <w:tblPr>
+        <w:tblBorders/>
+      </w:tblPr>
+      <w:tcPr>
+        <w:shd w:val="clear" w:color="ffffff"/>
+        <w:tcBorders>
+          <w:top w:val="none" w:color="000000" w:sz="4" w:space="0"/>
+          <w:left w:val="none" w:color="000000" w:sz="4" w:space="0"/>
+          <w:bottom w:val="none" w:color="000000" w:sz="4" w:space="0"/>
+          <w:right w:val="none" w:color="000000" w:sz="4" w:space="0"/>
+        </w:tcBorders>
+      </w:tcPr>
+    </w:tblStylePr>
+    <w:tblStylePr w:type="lastRow">
+      <w:rPr>
+        <w:b/>
+        <w:color w:val="404040"/>
+      </w:rPr>
+      <w:pPr>
+        <w:pBdr/>
+        <w:spacing/>
+        <w:ind/>
+      </w:pPr>
+      <w:tblPr>
+        <w:tblBorders/>
+      </w:tblPr>
+      <w:tcPr>
+        <w:shd w:val="clear" w:color="ffffff"/>
+        <w:tcBorders>
+          <w:top w:val="none" w:color="000000" w:sz="4" w:space="0"/>
+          <w:left w:val="none" w:color="000000" w:sz="4" w:space="0"/>
+          <w:bottom w:val="none" w:color="000000" w:sz="4" w:space="0"/>
+          <w:right w:val="none" w:color="000000" w:sz="4" w:space="0"/>
+        </w:tcBorders>
+      </w:tcPr>
+    </w:tblStylePr>
     <w:tblStylePr w:type="nwCell">
       <w:pPr>
         <w:pBdr/>
@@ -13441,9 +14519,9 @@
       </w:tcPr>
     </w:tblStylePr>
   </w:style>
-  <w:style w:type="table" w:styleId="39">
+  <w:style w:type="table" w:styleId="737">
     <w:name w:val="Grid Table 3 - Accent 6"/>
-    <w:basedOn w:val="11"/>
+    <w:basedOn w:val="709"/>
     <w:uiPriority w:val="99"/>
     <w:pPr>
       <w:pBdr/>
@@ -13542,29 +14620,6 @@
         <w:tblBorders/>
       </w:tblPr>
       <w:tcPr>
-        <w:shd w:color="ffffff"/>
-        <w:tcBorders>
-          <w:top w:val="none" w:color="000000" w:sz="4" w:space="0"/>
-          <w:left w:val="none" w:color="000000" w:sz="4" w:space="0"/>
-          <w:bottom w:val="none" w:color="000000" w:sz="4" w:space="0"/>
-          <w:right w:val="none" w:color="000000" w:sz="4" w:space="0"/>
-        </w:tcBorders>
-      </w:tcPr>
-    </w:tblStylePr>
-    <w:tblStylePr w:type="firstRow">
-      <w:rPr>
-        <w:b/>
-        <w:color w:val="404040"/>
-      </w:rPr>
-      <w:pPr>
-        <w:pBdr/>
-        <w:spacing/>
-        <w:ind/>
-      </w:pPr>
-      <w:tblPr>
-        <w:tblBorders/>
-      </w:tblPr>
-      <w:tcPr>
         <w:shd w:val="clear" w:color="ffffff"/>
         <w:tcBorders>
           <w:top w:val="none" w:color="000000" w:sz="4" w:space="0"/>
@@ -13574,30 +14629,7 @@
         </w:tcBorders>
       </w:tcPr>
     </w:tblStylePr>
-    <w:tblStylePr w:type="lastCol">
-      <w:rPr>
-        <w:i/>
-        <w:color w:val="404040"/>
-      </w:rPr>
-      <w:pPr>
-        <w:pBdr/>
-        <w:spacing/>
-        <w:ind/>
-      </w:pPr>
-      <w:tblPr>
-        <w:tblBorders/>
-      </w:tblPr>
-      <w:tcPr>
-        <w:shd w:color="ffffff"/>
-        <w:tcBorders>
-          <w:top w:val="none" w:color="000000" w:sz="4" w:space="0"/>
-          <w:left w:val="none" w:color="000000" w:sz="4" w:space="0"/>
-          <w:bottom w:val="none" w:color="000000" w:sz="4" w:space="0"/>
-          <w:right w:val="none" w:color="000000" w:sz="4" w:space="0"/>
-        </w:tcBorders>
-      </w:tcPr>
-    </w:tblStylePr>
-    <w:tblStylePr w:type="lastRow">
+    <w:tblStylePr w:type="firstRow">
       <w:rPr>
         <w:b/>
         <w:color w:val="404040"/>
@@ -13620,6 +14652,52 @@
         </w:tcBorders>
       </w:tcPr>
     </w:tblStylePr>
+    <w:tblStylePr w:type="lastCol">
+      <w:rPr>
+        <w:i/>
+        <w:color w:val="404040"/>
+      </w:rPr>
+      <w:pPr>
+        <w:pBdr/>
+        <w:spacing/>
+        <w:ind/>
+      </w:pPr>
+      <w:tblPr>
+        <w:tblBorders/>
+      </w:tblPr>
+      <w:tcPr>
+        <w:shd w:val="clear" w:color="ffffff"/>
+        <w:tcBorders>
+          <w:top w:val="none" w:color="000000" w:sz="4" w:space="0"/>
+          <w:left w:val="none" w:color="000000" w:sz="4" w:space="0"/>
+          <w:bottom w:val="none" w:color="000000" w:sz="4" w:space="0"/>
+          <w:right w:val="none" w:color="000000" w:sz="4" w:space="0"/>
+        </w:tcBorders>
+      </w:tcPr>
+    </w:tblStylePr>
+    <w:tblStylePr w:type="lastRow">
+      <w:rPr>
+        <w:b/>
+        <w:color w:val="404040"/>
+      </w:rPr>
+      <w:pPr>
+        <w:pBdr/>
+        <w:spacing/>
+        <w:ind/>
+      </w:pPr>
+      <w:tblPr>
+        <w:tblBorders/>
+      </w:tblPr>
+      <w:tcPr>
+        <w:shd w:val="clear" w:color="ffffff"/>
+        <w:tcBorders>
+          <w:top w:val="none" w:color="000000" w:sz="4" w:space="0"/>
+          <w:left w:val="none" w:color="000000" w:sz="4" w:space="0"/>
+          <w:bottom w:val="none" w:color="000000" w:sz="4" w:space="0"/>
+          <w:right w:val="none" w:color="000000" w:sz="4" w:space="0"/>
+        </w:tcBorders>
+      </w:tcPr>
+    </w:tblStylePr>
     <w:tblStylePr w:type="nwCell">
       <w:pPr>
         <w:pBdr/>
@@ -13686,9 +14764,9 @@
       </w:tcPr>
     </w:tblStylePr>
   </w:style>
-  <w:style w:type="table" w:styleId="40">
+  <w:style w:type="table" w:styleId="738">
     <w:name w:val="Grid Table 4"/>
-    <w:basedOn w:val="11"/>
+    <w:basedOn w:val="709"/>
     <w:uiPriority w:val="59"/>
     <w:pPr>
       <w:pBdr/>
@@ -13919,9 +14997,9 @@
       </w:tcPr>
     </w:tblStylePr>
   </w:style>
-  <w:style w:type="table" w:styleId="41">
+  <w:style w:type="table" w:styleId="739">
     <w:name w:val="Grid Table 4 - Accent 1"/>
-    <w:basedOn w:val="11"/>
+    <w:basedOn w:val="709"/>
     <w:uiPriority w:val="59"/>
     <w:pPr>
       <w:pBdr/>
@@ -14152,9 +15230,9 @@
       </w:tcPr>
     </w:tblStylePr>
   </w:style>
-  <w:style w:type="table" w:styleId="42">
+  <w:style w:type="table" w:styleId="740">
     <w:name w:val="Grid Table 4 - Accent 2"/>
-    <w:basedOn w:val="11"/>
+    <w:basedOn w:val="709"/>
     <w:uiPriority w:val="59"/>
     <w:pPr>
       <w:pBdr/>
@@ -14385,9 +15463,9 @@
       </w:tcPr>
     </w:tblStylePr>
   </w:style>
-  <w:style w:type="table" w:styleId="43">
+  <w:style w:type="table" w:styleId="741">
     <w:name w:val="Grid Table 4 - Accent 3"/>
-    <w:basedOn w:val="11"/>
+    <w:basedOn w:val="709"/>
     <w:uiPriority w:val="59"/>
     <w:pPr>
       <w:pBdr/>
@@ -14618,9 +15696,9 @@
       </w:tcPr>
     </w:tblStylePr>
   </w:style>
-  <w:style w:type="table" w:styleId="44">
+  <w:style w:type="table" w:styleId="742">
     <w:name w:val="Grid Table 4 - Accent 4"/>
-    <w:basedOn w:val="11"/>
+    <w:basedOn w:val="709"/>
     <w:uiPriority w:val="59"/>
     <w:pPr>
       <w:pBdr/>
@@ -14851,9 +15929,9 @@
       </w:tcPr>
     </w:tblStylePr>
   </w:style>
-  <w:style w:type="table" w:styleId="45">
+  <w:style w:type="table" w:styleId="743">
     <w:name w:val="Grid Table 4 - Accent 5"/>
-    <w:basedOn w:val="11"/>
+    <w:basedOn w:val="709"/>
     <w:uiPriority w:val="59"/>
     <w:pPr>
       <w:pBdr/>
@@ -15084,9 +16162,9 @@
       </w:tcPr>
     </w:tblStylePr>
   </w:style>
-  <w:style w:type="table" w:styleId="46">
+  <w:style w:type="table" w:styleId="744">
     <w:name w:val="Grid Table 4 - Accent 6"/>
-    <w:basedOn w:val="11"/>
+    <w:basedOn w:val="709"/>
     <w:uiPriority w:val="59"/>
     <w:pPr>
       <w:pBdr/>
@@ -15317,9 +16395,9 @@
       </w:tcPr>
     </w:tblStylePr>
   </w:style>
-  <w:style w:type="table" w:styleId="47">
+  <w:style w:type="table" w:styleId="745">
     <w:name w:val="Grid Table 5 Dark"/>
-    <w:basedOn w:val="11"/>
+    <w:basedOn w:val="709"/>
     <w:uiPriority w:val="99"/>
     <w:pPr>
       <w:pBdr/>
@@ -15545,9 +16623,9 @@
       </w:tcPr>
     </w:tblStylePr>
   </w:style>
-  <w:style w:type="table" w:styleId="48">
+  <w:style w:type="table" w:styleId="746">
     <w:name w:val="Grid Table 5 Dark- Accent 1"/>
-    <w:basedOn w:val="11"/>
+    <w:basedOn w:val="709"/>
     <w:uiPriority w:val="99"/>
     <w:pPr>
       <w:pBdr/>
@@ -15773,9 +16851,9 @@
       </w:tcPr>
     </w:tblStylePr>
   </w:style>
-  <w:style w:type="table" w:styleId="49">
+  <w:style w:type="table" w:styleId="747">
     <w:name w:val="Grid Table 5 Dark - Accent 2"/>
-    <w:basedOn w:val="11"/>
+    <w:basedOn w:val="709"/>
     <w:uiPriority w:val="99"/>
     <w:pPr>
       <w:pBdr/>
@@ -16001,9 +17079,9 @@
       </w:tcPr>
     </w:tblStylePr>
   </w:style>
-  <w:style w:type="table" w:styleId="50">
+  <w:style w:type="table" w:styleId="748">
     <w:name w:val="Grid Table 5 Dark - Accent 3"/>
-    <w:basedOn w:val="11"/>
+    <w:basedOn w:val="709"/>
     <w:uiPriority w:val="99"/>
     <w:pPr>
       <w:pBdr/>
@@ -16229,9 +17307,9 @@
       </w:tcPr>
     </w:tblStylePr>
   </w:style>
-  <w:style w:type="table" w:styleId="51">
+  <w:style w:type="table" w:styleId="749">
     <w:name w:val="Grid Table 5 Dark- Accent 4"/>
-    <w:basedOn w:val="11"/>
+    <w:basedOn w:val="709"/>
     <w:uiPriority w:val="99"/>
     <w:pPr>
       <w:pBdr/>
@@ -16457,9 +17535,9 @@
       </w:tcPr>
     </w:tblStylePr>
   </w:style>
-  <w:style w:type="table" w:styleId="52">
+  <w:style w:type="table" w:styleId="750">
     <w:name w:val="Grid Table 5 Dark - Accent 5"/>
-    <w:basedOn w:val="11"/>
+    <w:basedOn w:val="709"/>
     <w:uiPriority w:val="99"/>
     <w:pPr>
       <w:pBdr/>
@@ -16685,9 +17763,9 @@
       </w:tcPr>
     </w:tblStylePr>
   </w:style>
-  <w:style w:type="table" w:styleId="53">
+  <w:style w:type="table" w:styleId="751">
     <w:name w:val="Grid Table 5 Dark - Accent 6"/>
-    <w:basedOn w:val="11"/>
+    <w:basedOn w:val="709"/>
     <w:uiPriority w:val="99"/>
     <w:pPr>
       <w:pBdr/>
@@ -16913,9 +17991,9 @@
       </w:tcPr>
     </w:tblStylePr>
   </w:style>
-  <w:style w:type="table" w:styleId="54">
+  <w:style w:type="table" w:styleId="752">
     <w:name w:val="Grid Table 6 Colorful"/>
-    <w:basedOn w:val="11"/>
+    <w:basedOn w:val="709"/>
     <w:uiPriority w:val="99"/>
     <w:pPr>
       <w:pBdr/>
@@ -17143,9 +18221,9 @@
       </w:tcPr>
     </w:tblStylePr>
   </w:style>
-  <w:style w:type="table" w:styleId="55">
+  <w:style w:type="table" w:styleId="753">
     <w:name w:val="Grid Table 6 Colorful - Accent 1"/>
-    <w:basedOn w:val="11"/>
+    <w:basedOn w:val="709"/>
     <w:uiPriority w:val="99"/>
     <w:pPr>
       <w:pBdr/>
@@ -17373,9 +18451,9 @@
       </w:tcPr>
     </w:tblStylePr>
   </w:style>
-  <w:style w:type="table" w:styleId="56">
+  <w:style w:type="table" w:styleId="754">
     <w:name w:val="Grid Table 6 Colorful - Accent 2"/>
-    <w:basedOn w:val="11"/>
+    <w:basedOn w:val="709"/>
     <w:uiPriority w:val="99"/>
     <w:pPr>
       <w:pBdr/>
@@ -17603,9 +18681,9 @@
       </w:tcPr>
     </w:tblStylePr>
   </w:style>
-  <w:style w:type="table" w:styleId="57">
+  <w:style w:type="table" w:styleId="755">
     <w:name w:val="Grid Table 6 Colorful - Accent 3"/>
-    <w:basedOn w:val="11"/>
+    <w:basedOn w:val="709"/>
     <w:uiPriority w:val="99"/>
     <w:pPr>
       <w:pBdr/>
@@ -17833,9 +18911,9 @@
       </w:tcPr>
     </w:tblStylePr>
   </w:style>
-  <w:style w:type="table" w:styleId="58">
+  <w:style w:type="table" w:styleId="756">
     <w:name w:val="Grid Table 6 Colorful - Accent 4"/>
-    <w:basedOn w:val="11"/>
+    <w:basedOn w:val="709"/>
     <w:uiPriority w:val="99"/>
     <w:pPr>
       <w:pBdr/>
@@ -18063,9 +19141,9 @@
       </w:tcPr>
     </w:tblStylePr>
   </w:style>
-  <w:style w:type="table" w:styleId="59">
+  <w:style w:type="table" w:styleId="757">
     <w:name w:val="Grid Table 6 Colorful - Accent 5"/>
-    <w:basedOn w:val="11"/>
+    <w:basedOn w:val="709"/>
     <w:uiPriority w:val="99"/>
     <w:pPr>
       <w:pBdr/>
@@ -18293,9 +19371,9 @@
       </w:tcPr>
     </w:tblStylePr>
   </w:style>
-  <w:style w:type="table" w:styleId="60">
+  <w:style w:type="table" w:styleId="758">
     <w:name w:val="Grid Table 6 Colorful - Accent 6"/>
-    <w:basedOn w:val="11"/>
+    <w:basedOn w:val="709"/>
     <w:uiPriority w:val="99"/>
     <w:pPr>
       <w:pBdr/>
@@ -18523,9 +19601,9 @@
       </w:tcPr>
     </w:tblStylePr>
   </w:style>
-  <w:style w:type="table" w:styleId="61">
+  <w:style w:type="table" w:styleId="759">
     <w:name w:val="Grid Table 7 Colorful"/>
-    <w:basedOn w:val="11"/>
+    <w:basedOn w:val="709"/>
     <w:uiPriority w:val="99"/>
     <w:pPr>
       <w:pBdr/>
@@ -18627,11 +19705,11 @@
         <w:tblBorders/>
       </w:tblPr>
       <w:tcPr>
-        <w:shd w:color="ffffff"/>
+        <w:shd w:val="clear" w:color="ffffff"/>
         <w:tcBorders>
-          <w:top w:val="none"/>
-          <w:left w:val="none"/>
-          <w:bottom w:val="none"/>
+          <w:top w:val="none" w:color="000000" w:sz="4" w:space="0"/>
+          <w:left w:val="none" w:color="000000" w:sz="4" w:space="0"/>
+          <w:bottom w:val="none" w:color="000000" w:sz="4" w:space="0"/>
           <w:right w:val="single" w:color="000000" w:themeColor="text1" w:themeTint="80" w:sz="4" w:space="0"/>
         </w:tcBorders>
       </w:tcPr>
@@ -18654,10 +19732,10 @@
       <w:tcPr>
         <w:shd w:val="clear" w:color="ffffff" w:themeColor="light1" w:fill="ffffff" w:themeFill="light1"/>
         <w:tcBorders>
-          <w:top w:val="none"/>
-          <w:left w:val="none"/>
+          <w:top w:val="none" w:color="000000" w:sz="4" w:space="0"/>
+          <w:left w:val="none" w:color="000000" w:sz="4" w:space="0"/>
           <w:bottom w:val="single" w:color="000000" w:themeColor="text1" w:themeTint="80" w:sz="4" w:space="0"/>
-          <w:right w:val="none"/>
+          <w:right w:val="none" w:color="000000" w:sz="4" w:space="0"/>
         </w:tcBorders>
       </w:tcPr>
     </w:tblStylePr>
@@ -18677,12 +19755,12 @@
         <w:tblBorders/>
       </w:tblPr>
       <w:tcPr>
-        <w:shd w:color="ffffff"/>
+        <w:shd w:val="clear" w:color="ffffff"/>
         <w:tcBorders>
-          <w:top w:val="none"/>
+          <w:top w:val="none" w:color="000000" w:sz="4" w:space="0"/>
           <w:left w:val="single" w:color="000000" w:themeColor="text1" w:themeTint="80" w:sz="4" w:space="0"/>
-          <w:bottom w:val="none"/>
-          <w:right w:val="none"/>
+          <w:bottom w:val="none" w:color="000000" w:sz="4" w:space="0"/>
+          <w:right w:val="none" w:color="000000" w:sz="4" w:space="0"/>
         </w:tcBorders>
       </w:tcPr>
     </w:tblStylePr>
@@ -18705,9 +19783,9 @@
         <w:shd w:val="clear" w:color="ffffff" w:themeColor="light1" w:fill="ffffff" w:themeFill="light1"/>
         <w:tcBorders>
           <w:top w:val="single" w:color="000000" w:themeColor="text1" w:themeTint="80" w:sz="4" w:space="0"/>
-          <w:left w:val="none"/>
-          <w:bottom w:val="none"/>
-          <w:right w:val="none"/>
+          <w:left w:val="none" w:color="000000" w:sz="4" w:space="0"/>
+          <w:bottom w:val="none" w:color="000000" w:sz="4" w:space="0"/>
+          <w:right w:val="none" w:color="000000" w:sz="4" w:space="0"/>
         </w:tcBorders>
       </w:tcPr>
     </w:tblStylePr>
@@ -18777,9 +19855,9 @@
       </w:tcPr>
     </w:tblStylePr>
   </w:style>
-  <w:style w:type="table" w:styleId="62">
+  <w:style w:type="table" w:styleId="760">
     <w:name w:val="Grid Table 7 Colorful - Accent 1"/>
-    <w:basedOn w:val="11"/>
+    <w:basedOn w:val="709"/>
     <w:uiPriority w:val="99"/>
     <w:pPr>
       <w:pBdr/>
@@ -18881,11 +19959,11 @@
         <w:tblBorders/>
       </w:tblPr>
       <w:tcPr>
-        <w:shd w:color="ffffff"/>
+        <w:shd w:val="clear" w:color="ffffff"/>
         <w:tcBorders>
-          <w:top w:val="none"/>
-          <w:left w:val="none"/>
-          <w:bottom w:val="none"/>
+          <w:top w:val="none" w:color="000000" w:sz="4" w:space="0"/>
+          <w:left w:val="none" w:color="000000" w:sz="4" w:space="0"/>
+          <w:bottom w:val="none" w:color="000000" w:sz="4" w:space="0"/>
           <w:right w:val="single" w:color="000000" w:themeColor="accent1" w:themeTint="80" w:sz="4" w:space="0"/>
         </w:tcBorders>
       </w:tcPr>
@@ -18908,10 +19986,10 @@
       <w:tcPr>
         <w:shd w:val="clear" w:color="ffffff" w:themeColor="light1" w:fill="ffffff" w:themeFill="light1"/>
         <w:tcBorders>
-          <w:top w:val="none"/>
-          <w:left w:val="none"/>
+          <w:top w:val="none" w:color="000000" w:sz="4" w:space="0"/>
+          <w:left w:val="none" w:color="000000" w:sz="4" w:space="0"/>
           <w:bottom w:val="single" w:color="000000" w:themeColor="accent1" w:themeTint="80" w:sz="4" w:space="0"/>
-          <w:right w:val="none"/>
+          <w:right w:val="none" w:color="000000" w:sz="4" w:space="0"/>
         </w:tcBorders>
       </w:tcPr>
     </w:tblStylePr>
@@ -18931,12 +20009,12 @@
         <w:tblBorders/>
       </w:tblPr>
       <w:tcPr>
-        <w:shd w:color="ffffff"/>
+        <w:shd w:val="clear" w:color="ffffff"/>
         <w:tcBorders>
-          <w:top w:val="none"/>
+          <w:top w:val="none" w:color="000000" w:sz="4" w:space="0"/>
           <w:left w:val="single" w:color="000000" w:themeColor="accent1" w:themeTint="80" w:sz="4" w:space="0"/>
-          <w:bottom w:val="none"/>
-          <w:right w:val="none"/>
+          <w:bottom w:val="none" w:color="000000" w:sz="4" w:space="0"/>
+          <w:right w:val="none" w:color="000000" w:sz="4" w:space="0"/>
         </w:tcBorders>
       </w:tcPr>
     </w:tblStylePr>
@@ -18959,9 +20037,9 @@
         <w:shd w:val="clear" w:color="ffffff" w:themeColor="light1" w:fill="ffffff" w:themeFill="light1"/>
         <w:tcBorders>
           <w:top w:val="single" w:color="000000" w:themeColor="accent1" w:themeTint="80" w:sz="4" w:space="0"/>
-          <w:left w:val="none"/>
-          <w:bottom w:val="none"/>
-          <w:right w:val="none"/>
+          <w:left w:val="none" w:color="000000" w:sz="4" w:space="0"/>
+          <w:bottom w:val="none" w:color="000000" w:sz="4" w:space="0"/>
+          <w:right w:val="none" w:color="000000" w:sz="4" w:space="0"/>
         </w:tcBorders>
       </w:tcPr>
     </w:tblStylePr>
@@ -19031,9 +20109,9 @@
       </w:tcPr>
     </w:tblStylePr>
   </w:style>
-  <w:style w:type="table" w:styleId="63">
+  <w:style w:type="table" w:styleId="761">
     <w:name w:val="Grid Table 7 Colorful - Accent 2"/>
-    <w:basedOn w:val="11"/>
+    <w:basedOn w:val="709"/>
     <w:uiPriority w:val="99"/>
     <w:pPr>
       <w:pBdr/>
@@ -19135,11 +20213,11 @@
         <w:tblBorders/>
       </w:tblPr>
       <w:tcPr>
-        <w:shd w:color="ffffff"/>
+        <w:shd w:val="clear" w:color="ffffff"/>
         <w:tcBorders>
-          <w:top w:val="none"/>
-          <w:left w:val="none"/>
-          <w:bottom w:val="none"/>
+          <w:top w:val="none" w:color="000000" w:sz="4" w:space="0"/>
+          <w:left w:val="none" w:color="000000" w:sz="4" w:space="0"/>
+          <w:bottom w:val="none" w:color="000000" w:sz="4" w:space="0"/>
           <w:right w:val="single" w:color="000000" w:themeColor="accent2" w:themeTint="97" w:sz="4" w:space="0"/>
         </w:tcBorders>
       </w:tcPr>
@@ -19162,10 +20240,10 @@
       <w:tcPr>
         <w:shd w:val="clear" w:color="ffffff" w:themeColor="light1" w:fill="ffffff" w:themeFill="light1"/>
         <w:tcBorders>
-          <w:top w:val="none"/>
-          <w:left w:val="none"/>
+          <w:top w:val="none" w:color="000000" w:sz="4" w:space="0"/>
+          <w:left w:val="none" w:color="000000" w:sz="4" w:space="0"/>
           <w:bottom w:val="single" w:color="000000" w:themeColor="accent2" w:themeTint="97" w:sz="4" w:space="0"/>
-          <w:right w:val="none"/>
+          <w:right w:val="none" w:color="000000" w:sz="4" w:space="0"/>
         </w:tcBorders>
       </w:tcPr>
     </w:tblStylePr>
@@ -19185,12 +20263,12 @@
         <w:tblBorders/>
       </w:tblPr>
       <w:tcPr>
-        <w:shd w:color="ffffff"/>
+        <w:shd w:val="clear" w:color="ffffff"/>
         <w:tcBorders>
-          <w:top w:val="none"/>
+          <w:top w:val="none" w:color="000000" w:sz="4" w:space="0"/>
           <w:left w:val="single" w:color="000000" w:themeColor="accent2" w:themeTint="97" w:sz="4" w:space="0"/>
-          <w:bottom w:val="none"/>
-          <w:right w:val="none"/>
+          <w:bottom w:val="none" w:color="000000" w:sz="4" w:space="0"/>
+          <w:right w:val="none" w:color="000000" w:sz="4" w:space="0"/>
         </w:tcBorders>
       </w:tcPr>
     </w:tblStylePr>
@@ -19213,9 +20291,9 @@
         <w:shd w:val="clear" w:color="ffffff" w:themeColor="light1" w:fill="ffffff" w:themeFill="light1"/>
         <w:tcBorders>
           <w:top w:val="single" w:color="000000" w:themeColor="accent2" w:themeTint="97" w:sz="4" w:space="0"/>
-          <w:left w:val="none"/>
-          <w:bottom w:val="none"/>
-          <w:right w:val="none"/>
+          <w:left w:val="none" w:color="000000" w:sz="4" w:space="0"/>
+          <w:bottom w:val="none" w:color="000000" w:sz="4" w:space="0"/>
+          <w:right w:val="none" w:color="000000" w:sz="4" w:space="0"/>
         </w:tcBorders>
       </w:tcPr>
     </w:tblStylePr>
@@ -19285,9 +20363,9 @@
       </w:tcPr>
     </w:tblStylePr>
   </w:style>
-  <w:style w:type="table" w:styleId="64">
+  <w:style w:type="table" w:styleId="762">
     <w:name w:val="Grid Table 7 Colorful - Accent 3"/>
-    <w:basedOn w:val="11"/>
+    <w:basedOn w:val="709"/>
     <w:uiPriority w:val="99"/>
     <w:pPr>
       <w:pBdr/>
@@ -19389,11 +20467,11 @@
         <w:tblBorders/>
       </w:tblPr>
       <w:tcPr>
-        <w:shd w:color="ffffff"/>
+        <w:shd w:val="clear" w:color="ffffff"/>
         <w:tcBorders>
-          <w:top w:val="none"/>
-          <w:left w:val="none"/>
-          <w:bottom w:val="none"/>
+          <w:top w:val="none" w:color="000000" w:sz="4" w:space="0"/>
+          <w:left w:val="none" w:color="000000" w:sz="4" w:space="0"/>
+          <w:bottom w:val="none" w:color="000000" w:sz="4" w:space="0"/>
           <w:right w:val="single" w:color="000000" w:themeColor="accent3" w:themeTint="FE" w:sz="4" w:space="0"/>
         </w:tcBorders>
       </w:tcPr>
@@ -19416,10 +20494,10 @@
       <w:tcPr>
         <w:shd w:val="clear" w:color="ffffff" w:themeColor="light1" w:fill="ffffff" w:themeFill="light1"/>
         <w:tcBorders>
-          <w:top w:val="none"/>
-          <w:left w:val="none"/>
+          <w:top w:val="none" w:color="000000" w:sz="4" w:space="0"/>
+          <w:left w:val="none" w:color="000000" w:sz="4" w:space="0"/>
           <w:bottom w:val="single" w:color="000000" w:themeColor="accent3" w:themeTint="FE" w:sz="4" w:space="0"/>
-          <w:right w:val="none"/>
+          <w:right w:val="none" w:color="000000" w:sz="4" w:space="0"/>
         </w:tcBorders>
       </w:tcPr>
     </w:tblStylePr>
@@ -19439,12 +20517,12 @@
         <w:tblBorders/>
       </w:tblPr>
       <w:tcPr>
-        <w:shd w:color="ffffff"/>
+        <w:shd w:val="clear" w:color="ffffff"/>
         <w:tcBorders>
-          <w:top w:val="none"/>
+          <w:top w:val="none" w:color="000000" w:sz="4" w:space="0"/>
           <w:left w:val="single" w:color="000000" w:themeColor="accent3" w:themeTint="FE" w:sz="4" w:space="0"/>
-          <w:bottom w:val="none"/>
-          <w:right w:val="none"/>
+          <w:bottom w:val="none" w:color="000000" w:sz="4" w:space="0"/>
+          <w:right w:val="none" w:color="000000" w:sz="4" w:space="0"/>
         </w:tcBorders>
       </w:tcPr>
     </w:tblStylePr>
@@ -19467,9 +20545,9 @@
         <w:shd w:val="clear" w:color="ffffff" w:themeColor="light1" w:fill="ffffff" w:themeFill="light1"/>
         <w:tcBorders>
           <w:top w:val="single" w:color="000000" w:themeColor="accent3" w:themeTint="FE" w:sz="4" w:space="0"/>
-          <w:left w:val="none"/>
-          <w:bottom w:val="none"/>
-          <w:right w:val="none"/>
+          <w:left w:val="none" w:color="000000" w:sz="4" w:space="0"/>
+          <w:bottom w:val="none" w:color="000000" w:sz="4" w:space="0"/>
+          <w:right w:val="none" w:color="000000" w:sz="4" w:space="0"/>
         </w:tcBorders>
       </w:tcPr>
     </w:tblStylePr>
@@ -19539,9 +20617,9 @@
       </w:tcPr>
     </w:tblStylePr>
   </w:style>
-  <w:style w:type="table" w:styleId="65">
+  <w:style w:type="table" w:styleId="763">
     <w:name w:val="Grid Table 7 Colorful - Accent 4"/>
-    <w:basedOn w:val="11"/>
+    <w:basedOn w:val="709"/>
     <w:uiPriority w:val="99"/>
     <w:pPr>
       <w:pBdr/>
@@ -19643,11 +20721,11 @@
         <w:tblBorders/>
       </w:tblPr>
       <w:tcPr>
-        <w:shd w:color="ffffff"/>
+        <w:shd w:val="clear" w:color="ffffff"/>
         <w:tcBorders>
-          <w:top w:val="none"/>
-          <w:left w:val="none"/>
-          <w:bottom w:val="none"/>
+          <w:top w:val="none" w:color="000000" w:sz="4" w:space="0"/>
+          <w:left w:val="none" w:color="000000" w:sz="4" w:space="0"/>
+          <w:bottom w:val="none" w:color="000000" w:sz="4" w:space="0"/>
           <w:right w:val="single" w:color="000000" w:themeColor="accent4" w:themeTint="9A" w:sz="4" w:space="0"/>
         </w:tcBorders>
       </w:tcPr>
@@ -19670,10 +20748,10 @@
       <w:tcPr>
         <w:shd w:val="clear" w:color="ffffff" w:themeColor="light1" w:fill="ffffff" w:themeFill="light1"/>
         <w:tcBorders>
-          <w:top w:val="none"/>
-          <w:left w:val="none"/>
+          <w:top w:val="none" w:color="000000" w:sz="4" w:space="0"/>
+          <w:left w:val="none" w:color="000000" w:sz="4" w:space="0"/>
           <w:bottom w:val="single" w:color="000000" w:themeColor="accent4" w:themeTint="9A" w:sz="4" w:space="0"/>
-          <w:right w:val="none"/>
+          <w:right w:val="none" w:color="000000" w:sz="4" w:space="0"/>
         </w:tcBorders>
       </w:tcPr>
     </w:tblStylePr>
@@ -19693,12 +20771,12 @@
         <w:tblBorders/>
       </w:tblPr>
       <w:tcPr>
-        <w:shd w:color="ffffff"/>
+        <w:shd w:val="clear" w:color="ffffff"/>
         <w:tcBorders>
-          <w:top w:val="none"/>
+          <w:top w:val="none" w:color="000000" w:sz="4" w:space="0"/>
           <w:left w:val="single" w:color="000000" w:themeColor="accent4" w:themeTint="9A" w:sz="4" w:space="0"/>
-          <w:bottom w:val="none"/>
-          <w:right w:val="none"/>
+          <w:bottom w:val="none" w:color="000000" w:sz="4" w:space="0"/>
+          <w:right w:val="none" w:color="000000" w:sz="4" w:space="0"/>
         </w:tcBorders>
       </w:tcPr>
     </w:tblStylePr>
@@ -19721,9 +20799,9 @@
         <w:shd w:val="clear" w:color="ffffff" w:themeColor="light1" w:fill="ffffff" w:themeFill="light1"/>
         <w:tcBorders>
           <w:top w:val="single" w:color="000000" w:themeColor="accent4" w:themeTint="9A" w:sz="4" w:space="0"/>
-          <w:left w:val="none"/>
-          <w:bottom w:val="none"/>
-          <w:right w:val="none"/>
+          <w:left w:val="none" w:color="000000" w:sz="4" w:space="0"/>
+          <w:bottom w:val="none" w:color="000000" w:sz="4" w:space="0"/>
+          <w:right w:val="none" w:color="000000" w:sz="4" w:space="0"/>
         </w:tcBorders>
       </w:tcPr>
     </w:tblStylePr>
@@ -19793,9 +20871,9 @@
       </w:tcPr>
     </w:tblStylePr>
   </w:style>
-  <w:style w:type="table" w:styleId="66">
+  <w:style w:type="table" w:styleId="764">
     <w:name w:val="Grid Table 7 Colorful - Accent 5"/>
-    <w:basedOn w:val="11"/>
+    <w:basedOn w:val="709"/>
     <w:uiPriority w:val="99"/>
     <w:pPr>
       <w:pBdr/>
@@ -19897,11 +20975,11 @@
         <w:tblBorders/>
       </w:tblPr>
       <w:tcPr>
-        <w:shd w:color="ffffff"/>
+        <w:shd w:val="clear" w:color="ffffff"/>
         <w:tcBorders>
-          <w:top w:val="none"/>
-          <w:left w:val="none"/>
-          <w:bottom w:val="none"/>
+          <w:top w:val="none" w:color="000000" w:sz="4" w:space="0"/>
+          <w:left w:val="none" w:color="000000" w:sz="4" w:space="0"/>
+          <w:bottom w:val="none" w:color="000000" w:sz="4" w:space="0"/>
           <w:right w:val="single" w:color="000000" w:themeColor="accent5" w:themeTint="90" w:sz="4" w:space="0"/>
         </w:tcBorders>
       </w:tcPr>
@@ -19924,10 +21002,10 @@
       <w:tcPr>
         <w:shd w:val="clear" w:color="ffffff" w:themeColor="light1" w:fill="ffffff" w:themeFill="light1"/>
         <w:tcBorders>
-          <w:top w:val="none"/>
-          <w:left w:val="none"/>
+          <w:top w:val="none" w:color="000000" w:sz="4" w:space="0"/>
+          <w:left w:val="none" w:color="000000" w:sz="4" w:space="0"/>
           <w:bottom w:val="single" w:color="000000" w:themeColor="accent5" w:themeTint="90" w:sz="4" w:space="0"/>
-          <w:right w:val="none"/>
+          <w:right w:val="none" w:color="000000" w:sz="4" w:space="0"/>
         </w:tcBorders>
       </w:tcPr>
     </w:tblStylePr>
@@ -19947,12 +21025,12 @@
         <w:tblBorders/>
       </w:tblPr>
       <w:tcPr>
-        <w:shd w:color="ffffff"/>
+        <w:shd w:val="clear" w:color="ffffff"/>
         <w:tcBorders>
-          <w:top w:val="none"/>
+          <w:top w:val="none" w:color="000000" w:sz="4" w:space="0"/>
           <w:left w:val="single" w:color="000000" w:themeColor="accent5" w:themeTint="90" w:sz="4" w:space="0"/>
-          <w:bottom w:val="none"/>
-          <w:right w:val="none"/>
+          <w:bottom w:val="none" w:color="000000" w:sz="4" w:space="0"/>
+          <w:right w:val="none" w:color="000000" w:sz="4" w:space="0"/>
         </w:tcBorders>
       </w:tcPr>
     </w:tblStylePr>
@@ -19975,9 +21053,9 @@
         <w:shd w:val="clear" w:color="ffffff" w:themeColor="light1" w:fill="ffffff" w:themeFill="light1"/>
         <w:tcBorders>
           <w:top w:val="single" w:color="000000" w:themeColor="accent5" w:themeTint="90" w:sz="4" w:space="0"/>
-          <w:left w:val="none"/>
-          <w:bottom w:val="none"/>
-          <w:right w:val="none"/>
+          <w:left w:val="none" w:color="000000" w:sz="4" w:space="0"/>
+          <w:bottom w:val="none" w:color="000000" w:sz="4" w:space="0"/>
+          <w:right w:val="none" w:color="000000" w:sz="4" w:space="0"/>
         </w:tcBorders>
       </w:tcPr>
     </w:tblStylePr>
@@ -20047,9 +21125,9 @@
       </w:tcPr>
     </w:tblStylePr>
   </w:style>
-  <w:style w:type="table" w:styleId="67">
+  <w:style w:type="table" w:styleId="765">
     <w:name w:val="Grid Table 7 Colorful - Accent 6"/>
-    <w:basedOn w:val="11"/>
+    <w:basedOn w:val="709"/>
     <w:uiPriority w:val="99"/>
     <w:pPr>
       <w:pBdr/>
@@ -20151,11 +21229,11 @@
         <w:tblBorders/>
       </w:tblPr>
       <w:tcPr>
-        <w:shd w:color="ffffff"/>
+        <w:shd w:val="clear" w:color="ffffff"/>
         <w:tcBorders>
-          <w:top w:val="none"/>
-          <w:left w:val="none"/>
-          <w:bottom w:val="none"/>
+          <w:top w:val="none" w:color="000000" w:sz="4" w:space="0"/>
+          <w:left w:val="none" w:color="000000" w:sz="4" w:space="0"/>
+          <w:bottom w:val="none" w:color="000000" w:sz="4" w:space="0"/>
           <w:right w:val="single" w:color="000000" w:themeColor="accent6" w:themeTint="90" w:sz="4" w:space="0"/>
         </w:tcBorders>
       </w:tcPr>
@@ -20178,10 +21256,10 @@
       <w:tcPr>
         <w:shd w:val="clear" w:color="ffffff" w:themeColor="light1" w:fill="ffffff" w:themeFill="light1"/>
         <w:tcBorders>
-          <w:top w:val="none"/>
-          <w:left w:val="none"/>
+          <w:top w:val="none" w:color="000000" w:sz="4" w:space="0"/>
+          <w:left w:val="none" w:color="000000" w:sz="4" w:space="0"/>
           <w:bottom w:val="single" w:color="000000" w:themeColor="accent6" w:themeTint="90" w:sz="4" w:space="0"/>
-          <w:right w:val="none"/>
+          <w:right w:val="none" w:color="000000" w:sz="4" w:space="0"/>
         </w:tcBorders>
       </w:tcPr>
     </w:tblStylePr>
@@ -20201,12 +21279,12 @@
         <w:tblBorders/>
       </w:tblPr>
       <w:tcPr>
-        <w:shd w:color="ffffff"/>
+        <w:shd w:val="clear" w:color="ffffff"/>
         <w:tcBorders>
-          <w:top w:val="none"/>
+          <w:top w:val="none" w:color="000000" w:sz="4" w:space="0"/>
           <w:left w:val="single" w:color="000000" w:themeColor="accent6" w:themeTint="90" w:sz="4" w:space="0"/>
-          <w:bottom w:val="none"/>
-          <w:right w:val="none"/>
+          <w:bottom w:val="none" w:color="000000" w:sz="4" w:space="0"/>
+          <w:right w:val="none" w:color="000000" w:sz="4" w:space="0"/>
         </w:tcBorders>
       </w:tcPr>
     </w:tblStylePr>
@@ -20229,9 +21307,9 @@
         <w:shd w:val="clear" w:color="ffffff" w:themeColor="light1" w:fill="ffffff" w:themeFill="light1"/>
         <w:tcBorders>
           <w:top w:val="single" w:color="000000" w:themeColor="accent6" w:themeTint="90" w:sz="4" w:space="0"/>
-          <w:left w:val="none"/>
-          <w:bottom w:val="none"/>
-          <w:right w:val="none"/>
+          <w:left w:val="none" w:color="000000" w:sz="4" w:space="0"/>
+          <w:bottom w:val="none" w:color="000000" w:sz="4" w:space="0"/>
+          <w:right w:val="none" w:color="000000" w:sz="4" w:space="0"/>
         </w:tcBorders>
       </w:tcPr>
     </w:tblStylePr>
@@ -20301,9 +21379,9 @@
       </w:tcPr>
     </w:tblStylePr>
   </w:style>
-  <w:style w:type="table" w:styleId="68">
+  <w:style w:type="table" w:styleId="766">
     <w:name w:val="List Table 1 Light"/>
-    <w:basedOn w:val="11"/>
+    <w:basedOn w:val="709"/>
     <w:uiPriority w:val="99"/>
     <w:pPr>
       <w:pBdr/>
@@ -20517,9 +21595,9 @@
       </w:tcPr>
     </w:tblStylePr>
   </w:style>
-  <w:style w:type="table" w:styleId="69">
+  <w:style w:type="table" w:styleId="767">
     <w:name w:val="List Table 1 Light - Accent 1"/>
-    <w:basedOn w:val="11"/>
+    <w:basedOn w:val="709"/>
     <w:uiPriority w:val="99"/>
     <w:pPr>
       <w:pBdr/>
@@ -20733,9 +21811,9 @@
       </w:tcPr>
     </w:tblStylePr>
   </w:style>
-  <w:style w:type="table" w:styleId="70">
+  <w:style w:type="table" w:styleId="768">
     <w:name w:val="List Table 1 Light - Accent 2"/>
-    <w:basedOn w:val="11"/>
+    <w:basedOn w:val="709"/>
     <w:uiPriority w:val="99"/>
     <w:pPr>
       <w:pBdr/>
@@ -20949,9 +22027,9 @@
       </w:tcPr>
     </w:tblStylePr>
   </w:style>
-  <w:style w:type="table" w:styleId="71">
+  <w:style w:type="table" w:styleId="769">
     <w:name w:val="List Table 1 Light - Accent 3"/>
-    <w:basedOn w:val="11"/>
+    <w:basedOn w:val="709"/>
     <w:uiPriority w:val="99"/>
     <w:pPr>
       <w:pBdr/>
@@ -21165,9 +22243,9 @@
       </w:tcPr>
     </w:tblStylePr>
   </w:style>
-  <w:style w:type="table" w:styleId="72">
+  <w:style w:type="table" w:styleId="770">
     <w:name w:val="List Table 1 Light - Accent 4"/>
-    <w:basedOn w:val="11"/>
+    <w:basedOn w:val="709"/>
     <w:uiPriority w:val="99"/>
     <w:pPr>
       <w:pBdr/>
@@ -21381,9 +22459,9 @@
       </w:tcPr>
     </w:tblStylePr>
   </w:style>
-  <w:style w:type="table" w:styleId="73">
+  <w:style w:type="table" w:styleId="771">
     <w:name w:val="List Table 1 Light - Accent 5"/>
-    <w:basedOn w:val="11"/>
+    <w:basedOn w:val="709"/>
     <w:uiPriority w:val="99"/>
     <w:pPr>
       <w:pBdr/>
@@ -21597,9 +22675,9 @@
       </w:tcPr>
     </w:tblStylePr>
   </w:style>
-  <w:style w:type="table" w:styleId="74">
+  <w:style w:type="table" w:styleId="772">
     <w:name w:val="List Table 1 Light - Accent 6"/>
-    <w:basedOn w:val="11"/>
+    <w:basedOn w:val="709"/>
     <w:uiPriority w:val="99"/>
     <w:pPr>
       <w:pBdr/>
@@ -21813,9 +22891,9 @@
       </w:tcPr>
     </w:tblStylePr>
   </w:style>
-  <w:style w:type="table" w:styleId="75">
+  <w:style w:type="table" w:styleId="773">
     <w:name w:val="List Table 2"/>
-    <w:basedOn w:val="11"/>
+    <w:basedOn w:val="709"/>
     <w:uiPriority w:val="99"/>
     <w:pPr>
       <w:pBdr/>
@@ -22051,9 +23129,9 @@
       </w:tcPr>
     </w:tblStylePr>
   </w:style>
-  <w:style w:type="table" w:styleId="76">
+  <w:style w:type="table" w:styleId="774">
     <w:name w:val="List Table 2 - Accent 1"/>
-    <w:basedOn w:val="11"/>
+    <w:basedOn w:val="709"/>
     <w:uiPriority w:val="99"/>
     <w:pPr>
       <w:pBdr/>
@@ -22289,9 +23367,9 @@
       </w:tcPr>
     </w:tblStylePr>
   </w:style>
-  <w:style w:type="table" w:styleId="77">
+  <w:style w:type="table" w:styleId="775">
     <w:name w:val="List Table 2 - Accent 2"/>
-    <w:basedOn w:val="11"/>
+    <w:basedOn w:val="709"/>
     <w:uiPriority w:val="99"/>
     <w:pPr>
       <w:pBdr/>
@@ -22527,9 +23605,9 @@
       </w:tcPr>
     </w:tblStylePr>
   </w:style>
-  <w:style w:type="table" w:styleId="78">
+  <w:style w:type="table" w:styleId="776">
     <w:name w:val="List Table 2 - Accent 3"/>
-    <w:basedOn w:val="11"/>
+    <w:basedOn w:val="709"/>
     <w:uiPriority w:val="99"/>
     <w:pPr>
       <w:pBdr/>
@@ -22765,9 +23843,9 @@
       </w:tcPr>
     </w:tblStylePr>
   </w:style>
-  <w:style w:type="table" w:styleId="79">
+  <w:style w:type="table" w:styleId="777">
     <w:name w:val="List Table 2 - Accent 4"/>
-    <w:basedOn w:val="11"/>
+    <w:basedOn w:val="709"/>
     <w:uiPriority w:val="99"/>
     <w:pPr>
       <w:pBdr/>
@@ -23003,9 +24081,9 @@
       </w:tcPr>
     </w:tblStylePr>
   </w:style>
-  <w:style w:type="table" w:styleId="80">
+  <w:style w:type="table" w:styleId="778">
     <w:name w:val="List Table 2 - Accent 5"/>
-    <w:basedOn w:val="11"/>
+    <w:basedOn w:val="709"/>
     <w:uiPriority w:val="99"/>
     <w:pPr>
       <w:pBdr/>
@@ -23241,9 +24319,9 @@
       </w:tcPr>
     </w:tblStylePr>
   </w:style>
-  <w:style w:type="table" w:styleId="81">
+  <w:style w:type="table" w:styleId="779">
     <w:name w:val="List Table 2 - Accent 6"/>
-    <w:basedOn w:val="11"/>
+    <w:basedOn w:val="709"/>
     <w:uiPriority w:val="99"/>
     <w:pPr>
       <w:pBdr/>
@@ -23479,9 +24557,9 @@
       </w:tcPr>
     </w:tblStylePr>
   </w:style>
-  <w:style w:type="table" w:styleId="82">
+  <w:style w:type="table" w:styleId="780">
     <w:name w:val="List Table 3"/>
-    <w:basedOn w:val="11"/>
+    <w:basedOn w:val="709"/>
     <w:uiPriority w:val="99"/>
     <w:pPr>
       <w:pBdr/>
@@ -23707,9 +24785,9 @@
       </w:tcPr>
     </w:tblStylePr>
   </w:style>
-  <w:style w:type="table" w:styleId="83">
+  <w:style w:type="table" w:styleId="781">
     <w:name w:val="List Table 3 - Accent 1"/>
-    <w:basedOn w:val="11"/>
+    <w:basedOn w:val="709"/>
     <w:uiPriority w:val="99"/>
     <w:pPr>
       <w:pBdr/>
@@ -23935,9 +25013,9 @@
       </w:tcPr>
     </w:tblStylePr>
   </w:style>
-  <w:style w:type="table" w:styleId="84">
+  <w:style w:type="table" w:styleId="782">
     <w:name w:val="List Table 3 - Accent 2"/>
-    <w:basedOn w:val="11"/>
+    <w:basedOn w:val="709"/>
     <w:uiPriority w:val="99"/>
     <w:pPr>
       <w:pBdr/>
@@ -24163,9 +25241,9 @@
       </w:tcPr>
     </w:tblStylePr>
   </w:style>
-  <w:style w:type="table" w:styleId="85">
+  <w:style w:type="table" w:styleId="783">
     <w:name w:val="List Table 3 - Accent 3"/>
-    <w:basedOn w:val="11"/>
+    <w:basedOn w:val="709"/>
     <w:uiPriority w:val="99"/>
     <w:pPr>
       <w:pBdr/>
@@ -24391,9 +25469,9 @@
       </w:tcPr>
     </w:tblStylePr>
   </w:style>
-  <w:style w:type="table" w:styleId="86">
+  <w:style w:type="table" w:styleId="784">
     <w:name w:val="List Table 3 - Accent 4"/>
-    <w:basedOn w:val="11"/>
+    <w:basedOn w:val="709"/>
     <w:uiPriority w:val="99"/>
     <w:pPr>
       <w:pBdr/>
@@ -24619,9 +25697,9 @@
       </w:tcPr>
     </w:tblStylePr>
   </w:style>
-  <w:style w:type="table" w:styleId="87">
+  <w:style w:type="table" w:styleId="785">
     <w:name w:val="List Table 3 - Accent 5"/>
-    <w:basedOn w:val="11"/>
+    <w:basedOn w:val="709"/>
     <w:uiPriority w:val="99"/>
     <w:pPr>
       <w:pBdr/>
@@ -24847,9 +25925,9 @@
       </w:tcPr>
     </w:tblStylePr>
   </w:style>
-  <w:style w:type="table" w:styleId="88">
+  <w:style w:type="table" w:styleId="786">
     <w:name w:val="List Table 3 - Accent 6"/>
-    <w:basedOn w:val="11"/>
+    <w:basedOn w:val="709"/>
     <w:uiPriority w:val="99"/>
     <w:pPr>
       <w:pBdr/>
@@ -25075,9 +26153,9 @@
       </w:tcPr>
     </w:tblStylePr>
   </w:style>
-  <w:style w:type="table" w:styleId="89">
+  <w:style w:type="table" w:styleId="787">
     <w:name w:val="List Table 4"/>
-    <w:basedOn w:val="11"/>
+    <w:basedOn w:val="709"/>
     <w:uiPriority w:val="99"/>
     <w:pPr>
       <w:pBdr/>
@@ -25300,9 +26378,9 @@
       </w:tcPr>
     </w:tblStylePr>
   </w:style>
-  <w:style w:type="table" w:styleId="90">
+  <w:style w:type="table" w:styleId="788">
     <w:name w:val="List Table 4 - Accent 1"/>
-    <w:basedOn w:val="11"/>
+    <w:basedOn w:val="709"/>
     <w:uiPriority w:val="99"/>
     <w:pPr>
       <w:pBdr/>
@@ -25525,9 +26603,9 @@
       </w:tcPr>
     </w:tblStylePr>
   </w:style>
-  <w:style w:type="table" w:styleId="91">
+  <w:style w:type="table" w:styleId="789">
     <w:name w:val="List Table 4 - Accent 2"/>
-    <w:basedOn w:val="11"/>
+    <w:basedOn w:val="709"/>
     <w:uiPriority w:val="99"/>
     <w:pPr>
       <w:pBdr/>
@@ -25750,9 +26828,9 @@
       </w:tcPr>
     </w:tblStylePr>
   </w:style>
-  <w:style w:type="table" w:styleId="92">
+  <w:style w:type="table" w:styleId="790">
     <w:name w:val="List Table 4 - Accent 3"/>
-    <w:basedOn w:val="11"/>
+    <w:basedOn w:val="709"/>
     <w:uiPriority w:val="99"/>
     <w:pPr>
       <w:pBdr/>
@@ -25975,9 +27053,9 @@
       </w:tcPr>
     </w:tblStylePr>
   </w:style>
-  <w:style w:type="table" w:styleId="93">
+  <w:style w:type="table" w:styleId="791">
     <w:name w:val="List Table 4 - Accent 4"/>
-    <w:basedOn w:val="11"/>
+    <w:basedOn w:val="709"/>
     <w:uiPriority w:val="99"/>
     <w:pPr>
       <w:pBdr/>
@@ -26200,9 +27278,9 @@
       </w:tcPr>
     </w:tblStylePr>
   </w:style>
-  <w:style w:type="table" w:styleId="94">
+  <w:style w:type="table" w:styleId="792">
     <w:name w:val="List Table 4 - Accent 5"/>
-    <w:basedOn w:val="11"/>
+    <w:basedOn w:val="709"/>
     <w:uiPriority w:val="99"/>
     <w:pPr>
       <w:pBdr/>
@@ -26425,9 +27503,9 @@
       </w:tcPr>
     </w:tblStylePr>
   </w:style>
-  <w:style w:type="table" w:styleId="95">
+  <w:style w:type="table" w:styleId="793">
     <w:name w:val="List Table 4 - Accent 6"/>
-    <w:basedOn w:val="11"/>
+    <w:basedOn w:val="709"/>
     <w:uiPriority w:val="99"/>
     <w:pPr>
       <w:pBdr/>
@@ -26650,9 +27728,9 @@
       </w:tcPr>
     </w:tblStylePr>
   </w:style>
-  <w:style w:type="table" w:styleId="96">
+  <w:style w:type="table" w:styleId="794">
     <w:name w:val="List Table 5 Dark"/>
-    <w:basedOn w:val="11"/>
+    <w:basedOn w:val="709"/>
     <w:uiPriority w:val="99"/>
     <w:pPr>
       <w:pBdr/>
@@ -26892,9 +27970,9 @@
       </w:tcPr>
     </w:tblStylePr>
   </w:style>
-  <w:style w:type="table" w:styleId="97">
+  <w:style w:type="table" w:styleId="795">
     <w:name w:val="List Table 5 Dark - Accent 1"/>
-    <w:basedOn w:val="11"/>
+    <w:basedOn w:val="709"/>
     <w:uiPriority w:val="99"/>
     <w:pPr>
       <w:pBdr/>
@@ -27134,9 +28212,9 @@
       </w:tcPr>
     </w:tblStylePr>
   </w:style>
-  <w:style w:type="table" w:styleId="98">
+  <w:style w:type="table" w:styleId="796">
     <w:name w:val="List Table 5 Dark - Accent 2"/>
-    <w:basedOn w:val="11"/>
+    <w:basedOn w:val="709"/>
     <w:uiPriority w:val="99"/>
     <w:pPr>
       <w:pBdr/>
@@ -27376,9 +28454,9 @@
       </w:tcPr>
     </w:tblStylePr>
   </w:style>
-  <w:style w:type="table" w:styleId="99">
+  <w:style w:type="table" w:styleId="797">
     <w:name w:val="List Table 5 Dark - Accent 3"/>
-    <w:basedOn w:val="11"/>
+    <w:basedOn w:val="709"/>
     <w:uiPriority w:val="99"/>
     <w:pPr>
       <w:pBdr/>
@@ -27618,9 +28696,9 @@
       </w:tcPr>
     </w:tblStylePr>
   </w:style>
-  <w:style w:type="table" w:styleId="100">
+  <w:style w:type="table" w:styleId="798">
     <w:name w:val="List Table 5 Dark - Accent 4"/>
-    <w:basedOn w:val="11"/>
+    <w:basedOn w:val="709"/>
     <w:uiPriority w:val="99"/>
     <w:pPr>
       <w:pBdr/>
@@ -27860,9 +28938,9 @@
       </w:tcPr>
     </w:tblStylePr>
   </w:style>
-  <w:style w:type="table" w:styleId="101">
+  <w:style w:type="table" w:styleId="799">
     <w:name w:val="List Table 5 Dark - Accent 5"/>
-    <w:basedOn w:val="11"/>
+    <w:basedOn w:val="709"/>
     <w:uiPriority w:val="99"/>
     <w:pPr>
       <w:pBdr/>
@@ -28102,9 +29180,9 @@
       </w:tcPr>
     </w:tblStylePr>
   </w:style>
-  <w:style w:type="table" w:styleId="102">
+  <w:style w:type="table" w:styleId="800">
     <w:name w:val="List Table 5 Dark - Accent 6"/>
-    <w:basedOn w:val="11"/>
+    <w:basedOn w:val="709"/>
     <w:uiPriority w:val="99"/>
     <w:pPr>
       <w:pBdr/>
@@ -28344,9 +29422,9 @@
       </w:tcPr>
     </w:tblStylePr>
   </w:style>
-  <w:style w:type="table" w:styleId="103">
+  <w:style w:type="table" w:styleId="801">
     <w:name w:val="List Table 6 Colorful"/>
-    <w:basedOn w:val="11"/>
+    <w:basedOn w:val="709"/>
     <w:uiPriority w:val="99"/>
     <w:pPr>
       <w:pBdr/>
@@ -28567,9 +29645,9 @@
       </w:tcPr>
     </w:tblStylePr>
   </w:style>
-  <w:style w:type="table" w:styleId="104">
+  <w:style w:type="table" w:styleId="802">
     <w:name w:val="List Table 6 Colorful - Accent 1"/>
-    <w:basedOn w:val="11"/>
+    <w:basedOn w:val="709"/>
     <w:uiPriority w:val="99"/>
     <w:pPr>
       <w:pBdr/>
@@ -28790,9 +29868,9 @@
       </w:tcPr>
     </w:tblStylePr>
   </w:style>
-  <w:style w:type="table" w:styleId="105">
+  <w:style w:type="table" w:styleId="803">
     <w:name w:val="List Table 6 Colorful - Accent 2"/>
-    <w:basedOn w:val="11"/>
+    <w:basedOn w:val="709"/>
     <w:uiPriority w:val="99"/>
     <w:pPr>
       <w:pBdr/>
@@ -29013,9 +30091,9 @@
       </w:tcPr>
     </w:tblStylePr>
   </w:style>
-  <w:style w:type="table" w:styleId="106">
+  <w:style w:type="table" w:styleId="804">
     <w:name w:val="List Table 6 Colorful - Accent 3"/>
-    <w:basedOn w:val="11"/>
+    <w:basedOn w:val="709"/>
     <w:uiPriority w:val="99"/>
     <w:pPr>
       <w:pBdr/>
@@ -29236,9 +30314,9 @@
       </w:tcPr>
     </w:tblStylePr>
   </w:style>
-  <w:style w:type="table" w:styleId="107">
+  <w:style w:type="table" w:styleId="805">
     <w:name w:val="List Table 6 Colorful - Accent 4"/>
-    <w:basedOn w:val="11"/>
+    <w:basedOn w:val="709"/>
     <w:uiPriority w:val="99"/>
     <w:pPr>
       <w:pBdr/>
@@ -29459,9 +30537,9 @@
       </w:tcPr>
     </w:tblStylePr>
   </w:style>
-  <w:style w:type="table" w:styleId="108">
+  <w:style w:type="table" w:styleId="806">
     <w:name w:val="List Table 6 Colorful - Accent 5"/>
-    <w:basedOn w:val="11"/>
+    <w:basedOn w:val="709"/>
     <w:uiPriority w:val="99"/>
     <w:pPr>
       <w:pBdr/>
@@ -29682,9 +30760,9 @@
       </w:tcPr>
     </w:tblStylePr>
   </w:style>
-  <w:style w:type="table" w:styleId="109">
+  <w:style w:type="table" w:styleId="807">
     <w:name w:val="List Table 6 Colorful - Accent 6"/>
-    <w:basedOn w:val="11"/>
+    <w:basedOn w:val="709"/>
     <w:uiPriority w:val="99"/>
     <w:pPr>
       <w:pBdr/>
@@ -29905,9 +30983,9 @@
       </w:tcPr>
     </w:tblStylePr>
   </w:style>
-  <w:style w:type="table" w:styleId="110">
+  <w:style w:type="table" w:styleId="808">
     <w:name w:val="List Table 7 Colorful"/>
-    <w:basedOn w:val="11"/>
+    <w:basedOn w:val="709"/>
     <w:uiPriority w:val="99"/>
     <w:pPr>
       <w:pBdr/>
@@ -30006,11 +31084,11 @@
         <w:tblBorders/>
       </w:tblPr>
       <w:tcPr>
-        <w:shd w:color="ffffff"/>
+        <w:shd w:val="clear" w:color="ffffff"/>
         <w:tcBorders>
-          <w:top w:val="none"/>
-          <w:left w:val="none"/>
-          <w:bottom w:val="none"/>
+          <w:top w:val="none" w:color="000000" w:sz="4" w:space="0"/>
+          <w:left w:val="none" w:color="000000" w:sz="4" w:space="0"/>
+          <w:bottom w:val="none" w:color="000000" w:sz="4" w:space="0"/>
           <w:right w:val="single" w:color="000000" w:themeColor="text1" w:themeTint="80" w:sz="4" w:space="0"/>
         </w:tcBorders>
       </w:tcPr>
@@ -30033,10 +31111,10 @@
       <w:tcPr>
         <w:shd w:val="clear" w:color="ffffff" w:themeColor="light1" w:fill="ffffff" w:themeFill="light1"/>
         <w:tcBorders>
-          <w:top w:val="none"/>
-          <w:left w:val="none"/>
+          <w:top w:val="none" w:color="000000" w:sz="4" w:space="0"/>
+          <w:left w:val="none" w:color="000000" w:sz="4" w:space="0"/>
           <w:bottom w:val="single" w:color="000000" w:themeColor="text1" w:themeTint="80" w:sz="4" w:space="0"/>
-          <w:right w:val="none"/>
+          <w:right w:val="none" w:color="000000" w:sz="4" w:space="0"/>
         </w:tcBorders>
       </w:tcPr>
     </w:tblStylePr>
@@ -30056,12 +31134,12 @@
         <w:tblBorders/>
       </w:tblPr>
       <w:tcPr>
-        <w:shd w:color="ffffff"/>
+        <w:shd w:val="clear" w:color="ffffff"/>
         <w:tcBorders>
-          <w:top w:val="none"/>
+          <w:top w:val="none" w:color="000000" w:sz="4" w:space="0"/>
           <w:left w:val="single" w:color="000000" w:themeColor="text1" w:themeTint="80" w:sz="4" w:space="0"/>
-          <w:bottom w:val="none"/>
-          <w:right w:val="none"/>
+          <w:bottom w:val="none" w:color="000000" w:sz="4" w:space="0"/>
+          <w:right w:val="none" w:color="000000" w:sz="4" w:space="0"/>
         </w:tcBorders>
       </w:tcPr>
     </w:tblStylePr>
@@ -30084,9 +31162,9 @@
         <w:shd w:val="clear" w:color="ffffff" w:themeColor="light1" w:fill="ffffff" w:themeFill="light1"/>
         <w:tcBorders>
           <w:top w:val="single" w:color="000000" w:themeColor="text1" w:themeTint="80" w:sz="4" w:space="0"/>
-          <w:left w:val="none"/>
-          <w:bottom w:val="none"/>
-          <w:right w:val="none"/>
+          <w:left w:val="none" w:color="000000" w:sz="4" w:space="0"/>
+          <w:bottom w:val="none" w:color="000000" w:sz="4" w:space="0"/>
+          <w:right w:val="none" w:color="000000" w:sz="4" w:space="0"/>
         </w:tcBorders>
       </w:tcPr>
     </w:tblStylePr>
@@ -30161,9 +31239,9 @@
       </w:tcPr>
     </w:tblStylePr>
   </w:style>
-  <w:style w:type="table" w:styleId="111">
+  <w:style w:type="table" w:styleId="809">
     <w:name w:val="List Table 7 Colorful - Accent 1"/>
-    <w:basedOn w:val="11"/>
+    <w:basedOn w:val="709"/>
     <w:uiPriority w:val="99"/>
     <w:pPr>
       <w:pBdr/>
@@ -30262,11 +31340,11 @@
         <w:tblBorders/>
       </w:tblPr>
       <w:tcPr>
-        <w:shd w:color="ffffff"/>
+        <w:shd w:val="clear" w:color="ffffff"/>
         <w:tcBorders>
-          <w:top w:val="none"/>
-          <w:left w:val="none"/>
-          <w:bottom w:val="none"/>
+          <w:top w:val="none" w:color="000000" w:sz="4" w:space="0"/>
+          <w:left w:val="none" w:color="000000" w:sz="4" w:space="0"/>
+          <w:bottom w:val="none" w:color="000000" w:sz="4" w:space="0"/>
           <w:right w:val="single" w:color="000000" w:themeColor="accent1" w:sz="4" w:space="0"/>
         </w:tcBorders>
       </w:tcPr>
@@ -30289,10 +31367,10 @@
       <w:tcPr>
         <w:shd w:val="clear" w:color="ffffff" w:themeColor="light1" w:fill="ffffff" w:themeFill="light1"/>
         <w:tcBorders>
-          <w:top w:val="none"/>
-          <w:left w:val="none"/>
+          <w:top w:val="none" w:color="000000" w:sz="4" w:space="0"/>
+          <w:left w:val="none" w:color="000000" w:sz="4" w:space="0"/>
           <w:bottom w:val="single" w:color="000000" w:themeColor="accent1" w:sz="4" w:space="0"/>
-          <w:right w:val="none"/>
+          <w:right w:val="none" w:color="000000" w:sz="4" w:space="0"/>
         </w:tcBorders>
       </w:tcPr>
     </w:tblStylePr>
@@ -30312,12 +31390,12 @@
         <w:tblBorders/>
       </w:tblPr>
       <w:tcPr>
-        <w:shd w:color="ffffff"/>
+        <w:shd w:val="clear" w:color="ffffff"/>
         <w:tcBorders>
-          <w:top w:val="none"/>
+          <w:top w:val="none" w:color="000000" w:sz="4" w:space="0"/>
           <w:left w:val="single" w:color="000000" w:themeColor="accent1" w:sz="4" w:space="0"/>
-          <w:bottom w:val="none"/>
-          <w:right w:val="none"/>
+          <w:bottom w:val="none" w:color="000000" w:sz="4" w:space="0"/>
+          <w:right w:val="none" w:color="000000" w:sz="4" w:space="0"/>
         </w:tcBorders>
       </w:tcPr>
     </w:tblStylePr>
@@ -30340,9 +31418,9 @@
         <w:shd w:val="clear" w:color="ffffff" w:themeColor="light1" w:fill="ffffff" w:themeFill="light1"/>
         <w:tcBorders>
           <w:top w:val="single" w:color="000000" w:themeColor="accent1" w:sz="4" w:space="0"/>
-          <w:left w:val="none"/>
-          <w:bottom w:val="none"/>
-          <w:right w:val="none"/>
+          <w:left w:val="none" w:color="000000" w:sz="4" w:space="0"/>
+          <w:bottom w:val="none" w:color="000000" w:sz="4" w:space="0"/>
+          <w:right w:val="none" w:color="000000" w:sz="4" w:space="0"/>
         </w:tcBorders>
       </w:tcPr>
     </w:tblStylePr>
@@ -30417,9 +31495,9 @@
       </w:tcPr>
     </w:tblStylePr>
   </w:style>
-  <w:style w:type="table" w:styleId="112">
+  <w:style w:type="table" w:styleId="810">
     <w:name w:val="List Table 7 Colorful - Accent 2"/>
-    <w:basedOn w:val="11"/>
+    <w:basedOn w:val="709"/>
     <w:uiPriority w:val="99"/>
     <w:pPr>
       <w:pBdr/>
@@ -30518,11 +31596,11 @@
         <w:tblBorders/>
       </w:tblPr>
       <w:tcPr>
-        <w:shd w:color="ffffff"/>
+        <w:shd w:val="clear" w:color="ffffff"/>
         <w:tcBorders>
-          <w:top w:val="none"/>
-          <w:left w:val="none"/>
-          <w:bottom w:val="none"/>
+          <w:top w:val="none" w:color="000000" w:sz="4" w:space="0"/>
+          <w:left w:val="none" w:color="000000" w:sz="4" w:space="0"/>
+          <w:bottom w:val="none" w:color="000000" w:sz="4" w:space="0"/>
           <w:right w:val="single" w:color="000000" w:themeColor="accent2" w:themeTint="97" w:sz="4" w:space="0"/>
         </w:tcBorders>
       </w:tcPr>
@@ -30545,10 +31623,10 @@
       <w:tcPr>
         <w:shd w:val="clear" w:color="ffffff" w:themeColor="light1" w:fill="ffffff" w:themeFill="light1"/>
         <w:tcBorders>
-          <w:top w:val="none"/>
-          <w:left w:val="none"/>
+          <w:top w:val="none" w:color="000000" w:sz="4" w:space="0"/>
+          <w:left w:val="none" w:color="000000" w:sz="4" w:space="0"/>
           <w:bottom w:val="single" w:color="000000" w:themeColor="accent2" w:themeTint="97" w:sz="4" w:space="0"/>
-          <w:right w:val="none"/>
+          <w:right w:val="none" w:color="000000" w:sz="4" w:space="0"/>
         </w:tcBorders>
       </w:tcPr>
     </w:tblStylePr>
@@ -30568,12 +31646,12 @@
         <w:tblBorders/>
       </w:tblPr>
       <w:tcPr>
-        <w:shd w:color="ffffff"/>
+        <w:shd w:val="clear" w:color="ffffff"/>
         <w:tcBorders>
-          <w:top w:val="none"/>
+          <w:top w:val="none" w:color="000000" w:sz="4" w:space="0"/>
           <w:left w:val="single" w:color="000000" w:themeColor="accent2" w:themeTint="97" w:sz="4" w:space="0"/>
-          <w:bottom w:val="none"/>
-          <w:right w:val="none"/>
+          <w:bottom w:val="none" w:color="000000" w:sz="4" w:space="0"/>
+          <w:right w:val="none" w:color="000000" w:sz="4" w:space="0"/>
         </w:tcBorders>
       </w:tcPr>
     </w:tblStylePr>
@@ -30596,9 +31674,9 @@
         <w:shd w:val="clear" w:color="ffffff" w:themeColor="light1" w:fill="ffffff" w:themeFill="light1"/>
         <w:tcBorders>
           <w:top w:val="single" w:color="000000" w:themeColor="accent2" w:themeTint="97" w:sz="4" w:space="0"/>
-          <w:left w:val="none"/>
-          <w:bottom w:val="none"/>
-          <w:right w:val="none"/>
+          <w:left w:val="none" w:color="000000" w:sz="4" w:space="0"/>
+          <w:bottom w:val="none" w:color="000000" w:sz="4" w:space="0"/>
+          <w:right w:val="none" w:color="000000" w:sz="4" w:space="0"/>
         </w:tcBorders>
       </w:tcPr>
     </w:tblStylePr>
@@ -30673,9 +31751,9 @@
       </w:tcPr>
     </w:tblStylePr>
   </w:style>
-  <w:style w:type="table" w:styleId="113">
+  <w:style w:type="table" w:styleId="811">
     <w:name w:val="List Table 7 Colorful - Accent 3"/>
-    <w:basedOn w:val="11"/>
+    <w:basedOn w:val="709"/>
     <w:uiPriority w:val="99"/>
     <w:pPr>
       <w:pBdr/>
@@ -30774,11 +31852,11 @@
         <w:tblBorders/>
       </w:tblPr>
       <w:tcPr>
-        <w:shd w:color="ffffff"/>
+        <w:shd w:val="clear" w:color="ffffff"/>
         <w:tcBorders>
-          <w:top w:val="none"/>
-          <w:left w:val="none"/>
-          <w:bottom w:val="none"/>
+          <w:top w:val="none" w:color="000000" w:sz="4" w:space="0"/>
+          <w:left w:val="none" w:color="000000" w:sz="4" w:space="0"/>
+          <w:bottom w:val="none" w:color="000000" w:sz="4" w:space="0"/>
           <w:right w:val="single" w:color="000000" w:themeColor="accent3" w:themeTint="98" w:sz="4" w:space="0"/>
         </w:tcBorders>
       </w:tcPr>
@@ -30801,10 +31879,10 @@
       <w:tcPr>
         <w:shd w:val="clear" w:color="ffffff" w:themeColor="light1" w:fill="ffffff" w:themeFill="light1"/>
         <w:tcBorders>
-          <w:top w:val="none"/>
-          <w:left w:val="none"/>
+          <w:top w:val="none" w:color="000000" w:sz="4" w:space="0"/>
+          <w:left w:val="none" w:color="000000" w:sz="4" w:space="0"/>
           <w:bottom w:val="single" w:color="000000" w:themeColor="accent3" w:themeTint="98" w:sz="4" w:space="0"/>
-          <w:right w:val="none"/>
+          <w:right w:val="none" w:color="000000" w:sz="4" w:space="0"/>
         </w:tcBorders>
       </w:tcPr>
     </w:tblStylePr>
@@ -30824,12 +31902,12 @@
         <w:tblBorders/>
       </w:tblPr>
       <w:tcPr>
-        <w:shd w:color="ffffff"/>
+        <w:shd w:val="clear" w:color="ffffff"/>
         <w:tcBorders>
-          <w:top w:val="none"/>
+          <w:top w:val="none" w:color="000000" w:sz="4" w:space="0"/>
           <w:left w:val="single" w:color="000000" w:themeColor="accent3" w:themeTint="98" w:sz="4" w:space="0"/>
-          <w:bottom w:val="none"/>
-          <w:right w:val="none"/>
+          <w:bottom w:val="none" w:color="000000" w:sz="4" w:space="0"/>
+          <w:right w:val="none" w:color="000000" w:sz="4" w:space="0"/>
         </w:tcBorders>
       </w:tcPr>
     </w:tblStylePr>
@@ -30852,9 +31930,9 @@
         <w:shd w:val="clear" w:color="ffffff" w:themeColor="light1" w:fill="ffffff" w:themeFill="light1"/>
         <w:tcBorders>
           <w:top w:val="single" w:color="000000" w:themeColor="accent3" w:themeTint="98" w:sz="4" w:space="0"/>
-          <w:left w:val="none"/>
-          <w:bottom w:val="none"/>
-          <w:right w:val="none"/>
+          <w:left w:val="none" w:color="000000" w:sz="4" w:space="0"/>
+          <w:bottom w:val="none" w:color="000000" w:sz="4" w:space="0"/>
+          <w:right w:val="none" w:color="000000" w:sz="4" w:space="0"/>
         </w:tcBorders>
       </w:tcPr>
     </w:tblStylePr>
@@ -30929,9 +32007,9 @@
       </w:tcPr>
     </w:tblStylePr>
   </w:style>
-  <w:style w:type="table" w:styleId="114">
+  <w:style w:type="table" w:styleId="812">
     <w:name w:val="List Table 7 Colorful - Accent 4"/>
-    <w:basedOn w:val="11"/>
+    <w:basedOn w:val="709"/>
     <w:uiPriority w:val="99"/>
     <w:pPr>
       <w:pBdr/>
@@ -31030,11 +32108,11 @@
         <w:tblBorders/>
       </w:tblPr>
       <w:tcPr>
-        <w:shd w:color="ffffff"/>
+        <w:shd w:val="clear" w:color="ffffff"/>
         <w:tcBorders>
-          <w:top w:val="none"/>
-          <w:left w:val="none"/>
-          <w:bottom w:val="none"/>
+          <w:top w:val="none" w:color="000000" w:sz="4" w:space="0"/>
+          <w:left w:val="none" w:color="000000" w:sz="4" w:space="0"/>
+          <w:bottom w:val="none" w:color="000000" w:sz="4" w:space="0"/>
           <w:right w:val="single" w:color="000000" w:themeColor="accent4" w:themeTint="9A" w:sz="4" w:space="0"/>
         </w:tcBorders>
       </w:tcPr>
@@ -31057,10 +32135,10 @@
       <w:tcPr>
         <w:shd w:val="clear" w:color="ffffff" w:themeColor="light1" w:fill="ffffff" w:themeFill="light1"/>
         <w:tcBorders>
-          <w:top w:val="none"/>
-          <w:left w:val="none"/>
+          <w:top w:val="none" w:color="000000" w:sz="4" w:space="0"/>
+          <w:left w:val="none" w:color="000000" w:sz="4" w:space="0"/>
           <w:bottom w:val="single" w:color="000000" w:themeColor="accent4" w:themeTint="9A" w:sz="4" w:space="0"/>
-          <w:right w:val="none"/>
+          <w:right w:val="none" w:color="000000" w:sz="4" w:space="0"/>
         </w:tcBorders>
       </w:tcPr>
     </w:tblStylePr>
@@ -31080,12 +32158,12 @@
         <w:tblBorders/>
       </w:tblPr>
       <w:tcPr>
-        <w:shd w:color="ffffff"/>
+        <w:shd w:val="clear" w:color="ffffff"/>
         <w:tcBorders>
-          <w:top w:val="none"/>
+          <w:top w:val="none" w:color="000000" w:sz="4" w:space="0"/>
           <w:left w:val="single" w:color="000000" w:themeColor="accent4" w:themeTint="9A" w:sz="4" w:space="0"/>
-          <w:bottom w:val="none"/>
-          <w:right w:val="none"/>
+          <w:bottom w:val="none" w:color="000000" w:sz="4" w:space="0"/>
+          <w:right w:val="none" w:color="000000" w:sz="4" w:space="0"/>
         </w:tcBorders>
       </w:tcPr>
     </w:tblStylePr>
@@ -31108,9 +32186,9 @@
         <w:shd w:val="clear" w:color="ffffff" w:themeColor="light1" w:fill="ffffff" w:themeFill="light1"/>
         <w:tcBorders>
           <w:top w:val="single" w:color="000000" w:themeColor="accent4" w:themeTint="9A" w:sz="4" w:space="0"/>
-          <w:left w:val="none"/>
-          <w:bottom w:val="none"/>
-          <w:right w:val="none"/>
+          <w:left w:val="none" w:color="000000" w:sz="4" w:space="0"/>
+          <w:bottom w:val="none" w:color="000000" w:sz="4" w:space="0"/>
+          <w:right w:val="none" w:color="000000" w:sz="4" w:space="0"/>
         </w:tcBorders>
       </w:tcPr>
     </w:tblStylePr>
@@ -31185,9 +32263,9 @@
       </w:tcPr>
     </w:tblStylePr>
   </w:style>
-  <w:style w:type="table" w:styleId="115">
+  <w:style w:type="table" w:styleId="813">
     <w:name w:val="List Table 7 Colorful - Accent 5"/>
-    <w:basedOn w:val="11"/>
+    <w:basedOn w:val="709"/>
     <w:uiPriority w:val="99"/>
     <w:pPr>
       <w:pBdr/>
@@ -31286,11 +32364,11 @@
         <w:tblBorders/>
       </w:tblPr>
       <w:tcPr>
-        <w:shd w:color="ffffff"/>
+        <w:shd w:val="clear" w:color="ffffff"/>
         <w:tcBorders>
-          <w:top w:val="none"/>
-          <w:left w:val="none"/>
-          <w:bottom w:val="none"/>
+          <w:top w:val="none" w:color="000000" w:sz="4" w:space="0"/>
+          <w:left w:val="none" w:color="000000" w:sz="4" w:space="0"/>
+          <w:bottom w:val="none" w:color="000000" w:sz="4" w:space="0"/>
           <w:right w:val="single" w:color="000000" w:themeColor="accent5" w:themeTint="9A" w:sz="4" w:space="0"/>
         </w:tcBorders>
       </w:tcPr>
@@ -31313,10 +32391,10 @@
       <w:tcPr>
         <w:shd w:val="clear" w:color="ffffff" w:themeColor="light1" w:fill="ffffff" w:themeFill="light1"/>
         <w:tcBorders>
-          <w:top w:val="none"/>
-          <w:left w:val="none"/>
+          <w:top w:val="none" w:color="000000" w:sz="4" w:space="0"/>
+          <w:left w:val="none" w:color="000000" w:sz="4" w:space="0"/>
           <w:bottom w:val="single" w:color="000000" w:themeColor="accent5" w:themeTint="9A" w:sz="4" w:space="0"/>
-          <w:right w:val="none"/>
+          <w:right w:val="none" w:color="000000" w:sz="4" w:space="0"/>
         </w:tcBorders>
       </w:tcPr>
     </w:tblStylePr>
@@ -31336,12 +32414,12 @@
         <w:tblBorders/>
       </w:tblPr>
       <w:tcPr>
-        <w:shd w:color="ffffff"/>
+        <w:shd w:val="clear" w:color="ffffff"/>
         <w:tcBorders>
-          <w:top w:val="none"/>
+          <w:top w:val="none" w:color="000000" w:sz="4" w:space="0"/>
           <w:left w:val="single" w:color="000000" w:themeColor="accent5" w:themeTint="9A" w:sz="4" w:space="0"/>
-          <w:bottom w:val="none"/>
-          <w:right w:val="none"/>
+          <w:bottom w:val="none" w:color="000000" w:sz="4" w:space="0"/>
+          <w:right w:val="none" w:color="000000" w:sz="4" w:space="0"/>
         </w:tcBorders>
       </w:tcPr>
     </w:tblStylePr>
@@ -31364,9 +32442,9 @@
         <w:shd w:val="clear" w:color="ffffff" w:themeColor="light1" w:fill="ffffff" w:themeFill="light1"/>
         <w:tcBorders>
           <w:top w:val="single" w:color="000000" w:themeColor="accent5" w:themeTint="9A" w:sz="4" w:space="0"/>
-          <w:left w:val="none"/>
-          <w:bottom w:val="none"/>
-          <w:right w:val="none"/>
+          <w:left w:val="none" w:color="000000" w:sz="4" w:space="0"/>
+          <w:bottom w:val="none" w:color="000000" w:sz="4" w:space="0"/>
+          <w:right w:val="none" w:color="000000" w:sz="4" w:space="0"/>
         </w:tcBorders>
       </w:tcPr>
     </w:tblStylePr>
@@ -31441,9 +32519,9 @@
       </w:tcPr>
     </w:tblStylePr>
   </w:style>
-  <w:style w:type="table" w:styleId="116">
+  <w:style w:type="table" w:styleId="814">
     <w:name w:val="List Table 7 Colorful - Accent 6"/>
-    <w:basedOn w:val="11"/>
+    <w:basedOn w:val="709"/>
     <w:uiPriority w:val="99"/>
     <w:pPr>
       <w:pBdr/>
@@ -31542,11 +32620,11 @@
         <w:tblBorders/>
       </w:tblPr>
       <w:tcPr>
-        <w:shd w:color="ffffff"/>
+        <w:shd w:val="clear" w:color="ffffff"/>
         <w:tcBorders>
-          <w:top w:val="none"/>
-          <w:left w:val="none"/>
-          <w:bottom w:val="none"/>
+          <w:top w:val="none" w:color="000000" w:sz="4" w:space="0"/>
+          <w:left w:val="none" w:color="000000" w:sz="4" w:space="0"/>
+          <w:bottom w:val="none" w:color="000000" w:sz="4" w:space="0"/>
           <w:right w:val="single" w:color="000000" w:themeColor="accent6" w:themeTint="98" w:sz="4" w:space="0"/>
         </w:tcBorders>
       </w:tcPr>
@@ -31569,10 +32647,10 @@
       <w:tcPr>
         <w:shd w:val="clear" w:color="ffffff" w:themeColor="light1" w:fill="ffffff" w:themeFill="light1"/>
         <w:tcBorders>
-          <w:top w:val="none"/>
-          <w:left w:val="none"/>
+          <w:top w:val="none" w:color="000000" w:sz="4" w:space="0"/>
+          <w:left w:val="none" w:color="000000" w:sz="4" w:space="0"/>
           <w:bottom w:val="single" w:color="000000" w:themeColor="accent6" w:themeTint="98" w:sz="4" w:space="0"/>
-          <w:right w:val="none"/>
+          <w:right w:val="none" w:color="000000" w:sz="4" w:space="0"/>
         </w:tcBorders>
       </w:tcPr>
     </w:tblStylePr>
@@ -31592,12 +32670,12 @@
         <w:tblBorders/>
       </w:tblPr>
       <w:tcPr>
-        <w:shd w:color="ffffff"/>
+        <w:shd w:val="clear" w:color="ffffff"/>
         <w:tcBorders>
-          <w:top w:val="none"/>
+          <w:top w:val="none" w:color="000000" w:sz="4" w:space="0"/>
           <w:left w:val="single" w:color="000000" w:themeColor="accent6" w:themeTint="98" w:sz="4" w:space="0"/>
-          <w:bottom w:val="none"/>
-          <w:right w:val="none"/>
+          <w:bottom w:val="none" w:color="000000" w:sz="4" w:space="0"/>
+          <w:right w:val="none" w:color="000000" w:sz="4" w:space="0"/>
         </w:tcBorders>
       </w:tcPr>
     </w:tblStylePr>
@@ -31620,9 +32698,9 @@
         <w:shd w:val="clear" w:color="ffffff" w:themeColor="light1" w:fill="ffffff" w:themeFill="light1"/>
         <w:tcBorders>
           <w:top w:val="single" w:color="000000" w:themeColor="accent6" w:themeTint="98" w:sz="4" w:space="0"/>
-          <w:left w:val="none"/>
-          <w:bottom w:val="none"/>
-          <w:right w:val="none"/>
+          <w:left w:val="none" w:color="000000" w:sz="4" w:space="0"/>
+          <w:bottom w:val="none" w:color="000000" w:sz="4" w:space="0"/>
+          <w:right w:val="none" w:color="000000" w:sz="4" w:space="0"/>
         </w:tcBorders>
       </w:tcPr>
     </w:tblStylePr>
@@ -31697,9 +32775,9 @@
       </w:tcPr>
     </w:tblStylePr>
   </w:style>
-  <w:style w:type="table" w:styleId="117">
+  <w:style w:type="table" w:styleId="815">
     <w:name w:val="Lined - Accent"/>
-    <w:basedOn w:val="11"/>
+    <w:basedOn w:val="709"/>
     <w:uiPriority w:val="99"/>
     <w:pPr>
       <w:pBdr/>
@@ -31934,9 +33012,9 @@
       </w:tcPr>
     </w:tblStylePr>
   </w:style>
-  <w:style w:type="table" w:styleId="118">
+  <w:style w:type="table" w:styleId="816">
     <w:name w:val="Lined - Accent 1"/>
-    <w:basedOn w:val="11"/>
+    <w:basedOn w:val="709"/>
     <w:uiPriority w:val="99"/>
     <w:pPr>
       <w:pBdr/>
@@ -32171,9 +33249,9 @@
       </w:tcPr>
     </w:tblStylePr>
   </w:style>
-  <w:style w:type="table" w:styleId="119">
+  <w:style w:type="table" w:styleId="817">
     <w:name w:val="Lined - Accent 2"/>
-    <w:basedOn w:val="11"/>
+    <w:basedOn w:val="709"/>
     <w:uiPriority w:val="99"/>
     <w:pPr>
       <w:pBdr/>
@@ -32408,9 +33486,9 @@
       </w:tcPr>
     </w:tblStylePr>
   </w:style>
-  <w:style w:type="table" w:styleId="120">
+  <w:style w:type="table" w:styleId="818">
     <w:name w:val="Lined - Accent 3"/>
-    <w:basedOn w:val="11"/>
+    <w:basedOn w:val="709"/>
     <w:uiPriority w:val="99"/>
     <w:pPr>
       <w:pBdr/>
@@ -32645,9 +33723,9 @@
       </w:tcPr>
     </w:tblStylePr>
   </w:style>
-  <w:style w:type="table" w:styleId="121">
+  <w:style w:type="table" w:styleId="819">
     <w:name w:val="Lined - Accent 4"/>
-    <w:basedOn w:val="11"/>
+    <w:basedOn w:val="709"/>
     <w:uiPriority w:val="99"/>
     <w:pPr>
       <w:pBdr/>
@@ -32882,9 +33960,9 @@
       </w:tcPr>
     </w:tblStylePr>
   </w:style>
-  <w:style w:type="table" w:styleId="122">
+  <w:style w:type="table" w:styleId="820">
     <w:name w:val="Lined - Accent 5"/>
-    <w:basedOn w:val="11"/>
+    <w:basedOn w:val="709"/>
     <w:uiPriority w:val="99"/>
     <w:pPr>
       <w:pBdr/>
@@ -33119,9 +34197,9 @@
       </w:tcPr>
     </w:tblStylePr>
   </w:style>
-  <w:style w:type="table" w:styleId="123">
+  <w:style w:type="table" w:styleId="821">
     <w:name w:val="Lined - Accent 6"/>
-    <w:basedOn w:val="11"/>
+    <w:basedOn w:val="709"/>
     <w:uiPriority w:val="99"/>
     <w:pPr>
       <w:pBdr/>
@@ -33356,9 +34434,9 @@
       </w:tcPr>
     </w:tblStylePr>
   </w:style>
-  <w:style w:type="table" w:styleId="124">
+  <w:style w:type="table" w:styleId="822">
     <w:name w:val="Bordered &amp; Lined - Accent"/>
-    <w:basedOn w:val="11"/>
+    <w:basedOn w:val="709"/>
     <w:uiPriority w:val="99"/>
     <w:pPr>
       <w:pBdr/>
@@ -33600,9 +34678,9 @@
       </w:tcPr>
     </w:tblStylePr>
   </w:style>
-  <w:style w:type="table" w:styleId="125">
+  <w:style w:type="table" w:styleId="823">
     <w:name w:val="Bordered &amp; Lined - Accent 1"/>
-    <w:basedOn w:val="11"/>
+    <w:basedOn w:val="709"/>
     <w:uiPriority w:val="99"/>
     <w:pPr>
       <w:pBdr/>
@@ -33844,9 +34922,9 @@
       </w:tcPr>
     </w:tblStylePr>
   </w:style>
-  <w:style w:type="table" w:styleId="126">
+  <w:style w:type="table" w:styleId="824">
     <w:name w:val="Bordered &amp; Lined - Accent 2"/>
-    <w:basedOn w:val="11"/>
+    <w:basedOn w:val="709"/>
     <w:uiPriority w:val="99"/>
     <w:pPr>
       <w:pBdr/>
@@ -34088,9 +35166,9 @@
       </w:tcPr>
     </w:tblStylePr>
   </w:style>
-  <w:style w:type="table" w:styleId="127">
+  <w:style w:type="table" w:styleId="825">
     <w:name w:val="Bordered &amp; Lined - Accent 3"/>
-    <w:basedOn w:val="11"/>
+    <w:basedOn w:val="709"/>
     <w:uiPriority w:val="99"/>
     <w:pPr>
       <w:pBdr/>
@@ -34332,9 +35410,9 @@
       </w:tcPr>
     </w:tblStylePr>
   </w:style>
-  <w:style w:type="table" w:styleId="128">
+  <w:style w:type="table" w:styleId="826">
     <w:name w:val="Bordered &amp; Lined - Accent 4"/>
-    <w:basedOn w:val="11"/>
+    <w:basedOn w:val="709"/>
     <w:uiPriority w:val="99"/>
     <w:pPr>
       <w:pBdr/>
@@ -34576,9 +35654,9 @@
       </w:tcPr>
     </w:tblStylePr>
   </w:style>
-  <w:style w:type="table" w:styleId="129">
+  <w:style w:type="table" w:styleId="827">
     <w:name w:val="Bordered &amp; Lined - Accent 5"/>
-    <w:basedOn w:val="11"/>
+    <w:basedOn w:val="709"/>
     <w:uiPriority w:val="99"/>
     <w:pPr>
       <w:pBdr/>
@@ -34820,9 +35898,9 @@
       </w:tcPr>
     </w:tblStylePr>
   </w:style>
-  <w:style w:type="table" w:styleId="130">
+  <w:style w:type="table" w:styleId="828">
     <w:name w:val="Bordered &amp; Lined - Accent 6"/>
-    <w:basedOn w:val="11"/>
+    <w:basedOn w:val="709"/>
     <w:uiPriority w:val="99"/>
     <w:pPr>
       <w:pBdr/>
@@ -35064,9 +36142,9 @@
       </w:tcPr>
     </w:tblStylePr>
   </w:style>
-  <w:style w:type="table" w:styleId="131">
+  <w:style w:type="table" w:styleId="829">
     <w:name w:val="Bordered"/>
-    <w:basedOn w:val="11"/>
+    <w:basedOn w:val="709"/>
     <w:uiPriority w:val="99"/>
     <w:pPr>
       <w:pBdr/>
@@ -35295,9 +36373,9 @@
       </w:tcPr>
     </w:tblStylePr>
   </w:style>
-  <w:style w:type="table" w:styleId="132">
+  <w:style w:type="table" w:styleId="830">
     <w:name w:val="Bordered - Accent 1"/>
-    <w:basedOn w:val="11"/>
+    <w:basedOn w:val="709"/>
     <w:uiPriority w:val="99"/>
     <w:pPr>
       <w:pBdr/>
@@ -35526,9 +36604,9 @@
       </w:tcPr>
     </w:tblStylePr>
   </w:style>
-  <w:style w:type="table" w:styleId="133">
+  <w:style w:type="table" w:styleId="831">
     <w:name w:val="Bordered - Accent 2"/>
-    <w:basedOn w:val="11"/>
+    <w:basedOn w:val="709"/>
     <w:uiPriority w:val="99"/>
     <w:pPr>
       <w:pBdr/>
@@ -35757,9 +36835,9 @@
       </w:tcPr>
     </w:tblStylePr>
   </w:style>
-  <w:style w:type="table" w:styleId="134">
+  <w:style w:type="table" w:styleId="832">
     <w:name w:val="Bordered - Accent 3"/>
-    <w:basedOn w:val="11"/>
+    <w:basedOn w:val="709"/>
     <w:uiPriority w:val="99"/>
     <w:pPr>
       <w:pBdr/>
@@ -35988,9 +37066,9 @@
       </w:tcPr>
     </w:tblStylePr>
   </w:style>
-  <w:style w:type="table" w:styleId="135">
+  <w:style w:type="table" w:styleId="833">
     <w:name w:val="Bordered - Accent 4"/>
-    <w:basedOn w:val="11"/>
+    <w:basedOn w:val="709"/>
     <w:uiPriority w:val="99"/>
     <w:pPr>
       <w:pBdr/>
@@ -36219,9 +37297,9 @@
       </w:tcPr>
     </w:tblStylePr>
   </w:style>
-  <w:style w:type="table" w:styleId="136">
+  <w:style w:type="table" w:styleId="834">
     <w:name w:val="Bordered - Accent 5"/>
-    <w:basedOn w:val="11"/>
+    <w:basedOn w:val="709"/>
     <w:uiPriority w:val="99"/>
     <w:pPr>
       <w:pBdr/>
@@ -36450,9 +37528,9 @@
       </w:tcPr>
     </w:tblStylePr>
   </w:style>
-  <w:style w:type="table" w:styleId="137">
+  <w:style w:type="table" w:styleId="835">
     <w:name w:val="Bordered - Accent 6"/>
-    <w:basedOn w:val="11"/>
+    <w:basedOn w:val="709"/>
     <w:uiPriority w:val="99"/>
     <w:pPr>
       <w:pBdr/>
@@ -36681,7 +37759,7 @@
       </w:tcPr>
     </w:tblStylePr>
   </w:style>
-  <w:style w:type="paragraph" w:styleId="138" w:default="1">
+  <w:style w:type="paragraph" w:styleId="836" w:default="1">
     <w:name w:val="Normal"/>
     <w:qFormat/>
     <w:pPr>
@@ -36690,11 +37768,11 @@
       <w:ind/>
     </w:pPr>
   </w:style>
-  <w:style w:type="paragraph" w:styleId="145">
+  <w:style w:type="paragraph" w:styleId="837">
     <w:name w:val="Heading 7"/>
-    <w:basedOn w:val="138"/>
-    <w:next w:val="138"/>
-    <w:link w:val="156"/>
+    <w:basedOn w:val="836"/>
+    <w:next w:val="836"/>
+    <w:link w:val="848"/>
     <w:uiPriority w:val="9"/>
     <w:unhideWhenUsed/>
     <w:qFormat/>
@@ -36711,11 +37789,11 @@
       <w:color w:val="595959" w:themeColor="text1" w:themeTint="A6"/>
     </w:rPr>
   </w:style>
-  <w:style w:type="paragraph" w:styleId="146">
+  <w:style w:type="paragraph" w:styleId="838">
     <w:name w:val="Heading 8"/>
-    <w:basedOn w:val="138"/>
-    <w:next w:val="138"/>
-    <w:link w:val="157"/>
+    <w:basedOn w:val="836"/>
+    <w:next w:val="836"/>
+    <w:link w:val="849"/>
     <w:uiPriority w:val="9"/>
     <w:unhideWhenUsed/>
     <w:qFormat/>
@@ -36734,11 +37812,11 @@
       <w:color w:val="272727" w:themeColor="text1" w:themeTint="D8"/>
     </w:rPr>
   </w:style>
-  <w:style w:type="paragraph" w:styleId="147">
+  <w:style w:type="paragraph" w:styleId="839">
     <w:name w:val="Heading 9"/>
-    <w:basedOn w:val="138"/>
-    <w:next w:val="138"/>
-    <w:link w:val="158"/>
+    <w:basedOn w:val="836"/>
+    <w:next w:val="836"/>
+    <w:link w:val="850"/>
     <w:uiPriority w:val="9"/>
     <w:unhideWhenUsed/>
     <w:qFormat/>
@@ -36757,7 +37835,7 @@
       <w:color w:val="272727" w:themeColor="text1" w:themeTint="D8"/>
     </w:rPr>
   </w:style>
-  <w:style w:type="character" w:styleId="148" w:default="1">
+  <w:style w:type="character" w:styleId="840" w:default="1">
     <w:name w:val="Default Paragraph Font"/>
     <w:uiPriority w:val="1"/>
     <w:semiHidden/>
@@ -36768,7 +37846,7 @@
       <w:ind/>
     </w:pPr>
   </w:style>
-  <w:style w:type="numbering" w:styleId="149" w:default="1">
+  <w:style w:type="numbering" w:styleId="841" w:default="1">
     <w:name w:val="No List"/>
     <w:uiPriority w:val="99"/>
     <w:semiHidden/>
@@ -36779,10 +37857,10 @@
       <w:ind/>
     </w:pPr>
   </w:style>
-  <w:style w:type="character" w:styleId="150">
+  <w:style w:type="character" w:styleId="842">
     <w:name w:val="Heading 1 Char"/>
-    <w:basedOn w:val="148"/>
-    <w:link w:val="723"/>
+    <w:basedOn w:val="840"/>
+    <w:link w:val="897"/>
     <w:uiPriority w:val="9"/>
     <w:pPr>
       <w:pBdr/>
@@ -36796,10 +37874,10 @@
       <w:szCs w:val="40"/>
     </w:rPr>
   </w:style>
-  <w:style w:type="character" w:styleId="151">
+  <w:style w:type="character" w:styleId="843">
     <w:name w:val="Heading 2 Char"/>
-    <w:basedOn w:val="148"/>
-    <w:link w:val="724"/>
+    <w:basedOn w:val="840"/>
+    <w:link w:val="898"/>
     <w:uiPriority w:val="9"/>
     <w:pPr>
       <w:pBdr/>
@@ -36813,10 +37891,10 @@
       <w:szCs w:val="32"/>
     </w:rPr>
   </w:style>
-  <w:style w:type="character" w:styleId="152">
+  <w:style w:type="character" w:styleId="844">
     <w:name w:val="Heading 3 Char"/>
-    <w:basedOn w:val="148"/>
-    <w:link w:val="710"/>
+    <w:basedOn w:val="840"/>
+    <w:link w:val="884"/>
     <w:uiPriority w:val="9"/>
     <w:pPr>
       <w:pBdr/>
@@ -36830,10 +37908,10 @@
       <w:szCs w:val="28"/>
     </w:rPr>
   </w:style>
-  <w:style w:type="character" w:styleId="153">
+  <w:style w:type="character" w:styleId="845">
     <w:name w:val="Heading 4 Char"/>
-    <w:basedOn w:val="148"/>
-    <w:link w:val="711"/>
+    <w:basedOn w:val="840"/>
+    <w:link w:val="885"/>
     <w:uiPriority w:val="9"/>
     <w:pPr>
       <w:pBdr/>
@@ -36847,10 +37925,10 @@
       <w:color w:val="0f4761" w:themeColor="accent1" w:themeShade="BF"/>
     </w:rPr>
   </w:style>
-  <w:style w:type="character" w:styleId="154">
+  <w:style w:type="character" w:styleId="846">
     <w:name w:val="Heading 5 Char"/>
-    <w:basedOn w:val="148"/>
-    <w:link w:val="712"/>
+    <w:basedOn w:val="840"/>
+    <w:link w:val="886"/>
     <w:uiPriority w:val="9"/>
     <w:pPr>
       <w:pBdr/>
@@ -36862,10 +37940,10 @@
       <w:color w:val="0f4761" w:themeColor="accent1" w:themeShade="BF"/>
     </w:rPr>
   </w:style>
-  <w:style w:type="character" w:styleId="155">
+  <w:style w:type="character" w:styleId="847">
     <w:name w:val="Heading 6 Char"/>
-    <w:basedOn w:val="148"/>
-    <w:link w:val="713"/>
+    <w:basedOn w:val="840"/>
+    <w:link w:val="887"/>
     <w:uiPriority w:val="9"/>
     <w:pPr>
       <w:pBdr/>
@@ -36879,10 +37957,10 @@
       <w:color w:val="595959" w:themeColor="text1" w:themeTint="A6"/>
     </w:rPr>
   </w:style>
-  <w:style w:type="character" w:styleId="156">
+  <w:style w:type="character" w:styleId="848">
     <w:name w:val="Heading 7 Char"/>
-    <w:basedOn w:val="148"/>
-    <w:link w:val="145"/>
+    <w:basedOn w:val="840"/>
+    <w:link w:val="837"/>
     <w:uiPriority w:val="9"/>
     <w:pPr>
       <w:pBdr/>
@@ -36894,10 +37972,10 @@
       <w:color w:val="595959" w:themeColor="text1" w:themeTint="A6"/>
     </w:rPr>
   </w:style>
-  <w:style w:type="character" w:styleId="157">
+  <w:style w:type="character" w:styleId="849">
     <w:name w:val="Heading 8 Char"/>
-    <w:basedOn w:val="148"/>
-    <w:link w:val="146"/>
+    <w:basedOn w:val="840"/>
+    <w:link w:val="838"/>
     <w:uiPriority w:val="9"/>
     <w:pPr>
       <w:pBdr/>
@@ -36911,10 +37989,10 @@
       <w:color w:val="272727" w:themeColor="text1" w:themeTint="D8"/>
     </w:rPr>
   </w:style>
-  <w:style w:type="character" w:styleId="158">
+  <w:style w:type="character" w:styleId="850">
     <w:name w:val="Heading 9 Char"/>
-    <w:basedOn w:val="148"/>
-    <w:link w:val="147"/>
+    <w:basedOn w:val="840"/>
+    <w:link w:val="839"/>
     <w:uiPriority w:val="9"/>
     <w:pPr>
       <w:pBdr/>
@@ -36928,10 +38006,10 @@
       <w:color w:val="272727" w:themeColor="text1" w:themeTint="D8"/>
     </w:rPr>
   </w:style>
-  <w:style w:type="character" w:styleId="160">
+  <w:style w:type="character" w:styleId="851">
     <w:name w:val="Title Char"/>
-    <w:basedOn w:val="148"/>
-    <w:link w:val="707"/>
+    <w:basedOn w:val="840"/>
+    <w:link w:val="883"/>
     <w:uiPriority w:val="10"/>
     <w:pPr>
       <w:pBdr/>
@@ -36945,11 +38023,11 @@
       <w:szCs w:val="56"/>
     </w:rPr>
   </w:style>
-  <w:style w:type="paragraph" w:styleId="161">
+  <w:style w:type="paragraph" w:styleId="852">
     <w:name w:val="Subtitle"/>
-    <w:basedOn w:val="138"/>
-    <w:next w:val="138"/>
-    <w:link w:val="162"/>
+    <w:basedOn w:val="836"/>
+    <w:next w:val="836"/>
+    <w:link w:val="853"/>
     <w:uiPriority w:val="11"/>
     <w:qFormat/>
     <w:pPr>
@@ -36967,10 +38045,10 @@
       <w:szCs w:val="28"/>
     </w:rPr>
   </w:style>
-  <w:style w:type="character" w:styleId="162">
+  <w:style w:type="character" w:styleId="853">
     <w:name w:val="Subtitle Char"/>
-    <w:basedOn w:val="148"/>
-    <w:link w:val="161"/>
+    <w:basedOn w:val="840"/>
+    <w:link w:val="852"/>
     <w:uiPriority w:val="11"/>
     <w:pPr>
       <w:pBdr/>
@@ -36984,11 +38062,11 @@
       <w:szCs w:val="28"/>
     </w:rPr>
   </w:style>
-  <w:style w:type="paragraph" w:styleId="163">
+  <w:style w:type="paragraph" w:styleId="854">
     <w:name w:val="Quote"/>
-    <w:basedOn w:val="138"/>
-    <w:next w:val="138"/>
-    <w:link w:val="164"/>
+    <w:basedOn w:val="836"/>
+    <w:next w:val="836"/>
+    <w:link w:val="855"/>
     <w:uiPriority w:val="29"/>
     <w:qFormat/>
     <w:pPr>
@@ -37003,10 +38081,10 @@
       <w:color w:val="404040" w:themeColor="text1" w:themeTint="BF"/>
     </w:rPr>
   </w:style>
-  <w:style w:type="character" w:styleId="164">
+  <w:style w:type="character" w:styleId="855">
     <w:name w:val="Quote Char"/>
-    <w:basedOn w:val="148"/>
-    <w:link w:val="163"/>
+    <w:basedOn w:val="840"/>
+    <w:link w:val="854"/>
     <w:uiPriority w:val="29"/>
     <w:pPr>
       <w:pBdr/>
@@ -37019,9 +38097,9 @@
       <w:color w:val="404040" w:themeColor="text1" w:themeTint="BF"/>
     </w:rPr>
   </w:style>
-  <w:style w:type="character" w:styleId="166">
+  <w:style w:type="character" w:styleId="856">
     <w:name w:val="Intense Emphasis"/>
-    <w:basedOn w:val="148"/>
+    <w:basedOn w:val="840"/>
     <w:uiPriority w:val="21"/>
     <w:qFormat/>
     <w:pPr>
@@ -37035,11 +38113,11 @@
       <w:color w:val="0f4761" w:themeColor="accent1" w:themeShade="BF"/>
     </w:rPr>
   </w:style>
-  <w:style w:type="paragraph" w:styleId="167">
+  <w:style w:type="paragraph" w:styleId="857">
     <w:name w:val="Intense Quote"/>
-    <w:basedOn w:val="138"/>
-    <w:next w:val="138"/>
-    <w:link w:val="168"/>
+    <w:basedOn w:val="836"/>
+    <w:next w:val="836"/>
+    <w:link w:val="858"/>
     <w:uiPriority w:val="30"/>
     <w:qFormat/>
     <w:pPr>
@@ -37057,10 +38135,10 @@
       <w:color w:val="0f4761" w:themeColor="accent1" w:themeShade="BF"/>
     </w:rPr>
   </w:style>
-  <w:style w:type="character" w:styleId="168">
+  <w:style w:type="character" w:styleId="858">
     <w:name w:val="Intense Quote Char"/>
-    <w:basedOn w:val="148"/>
-    <w:link w:val="167"/>
+    <w:basedOn w:val="840"/>
+    <w:link w:val="857"/>
     <w:uiPriority w:val="30"/>
     <w:pPr>
       <w:pBdr/>
@@ -37073,9 +38151,9 @@
       <w:color w:val="0f4761" w:themeColor="accent1" w:themeShade="BF"/>
     </w:rPr>
   </w:style>
-  <w:style w:type="character" w:styleId="169">
+  <w:style w:type="character" w:styleId="859">
     <w:name w:val="Intense Reference"/>
-    <w:basedOn w:val="148"/>
+    <w:basedOn w:val="840"/>
     <w:uiPriority w:val="32"/>
     <w:qFormat/>
     <w:pPr>
@@ -37091,9 +38169,9 @@
       <w:spacing w:val="5"/>
     </w:rPr>
   </w:style>
-  <w:style w:type="paragraph" w:styleId="170">
+  <w:style w:type="paragraph" w:styleId="860">
     <w:name w:val="No Spacing"/>
-    <w:basedOn w:val="138"/>
+    <w:basedOn w:val="836"/>
     <w:uiPriority w:val="1"/>
     <w:qFormat/>
     <w:pPr>
@@ -37102,9 +38180,9 @@
       <w:ind/>
     </w:pPr>
   </w:style>
-  <w:style w:type="character" w:styleId="171">
+  <w:style w:type="character" w:styleId="861">
     <w:name w:val="Subtle Emphasis"/>
-    <w:basedOn w:val="148"/>
+    <w:basedOn w:val="840"/>
     <w:uiPriority w:val="19"/>
     <w:qFormat/>
     <w:pPr>
@@ -37118,9 +38196,9 @@
       <w:color w:val="404040" w:themeColor="text1" w:themeTint="BF"/>
     </w:rPr>
   </w:style>
-  <w:style w:type="character" w:styleId="172">
+  <w:style w:type="character" w:styleId="862">
     <w:name w:val="Emphasis"/>
-    <w:basedOn w:val="148"/>
+    <w:basedOn w:val="840"/>
     <w:uiPriority w:val="20"/>
     <w:qFormat/>
     <w:pPr>
@@ -37133,9 +38211,9 @@
       <w:iCs/>
     </w:rPr>
   </w:style>
-  <w:style w:type="character" w:styleId="174">
+  <w:style w:type="character" w:styleId="863">
     <w:name w:val="Subtle Reference"/>
-    <w:basedOn w:val="148"/>
+    <w:basedOn w:val="840"/>
     <w:uiPriority w:val="31"/>
     <w:qFormat/>
     <w:pPr>
@@ -37148,9 +38226,9 @@
       <w:color w:val="5a5a5a" w:themeColor="text1" w:themeTint="A5"/>
     </w:rPr>
   </w:style>
-  <w:style w:type="character" w:styleId="175">
+  <w:style w:type="character" w:styleId="864">
     <w:name w:val="Book Title"/>
-    <w:basedOn w:val="148"/>
+    <w:basedOn w:val="840"/>
     <w:uiPriority w:val="33"/>
     <w:qFormat/>
     <w:pPr>
@@ -37166,10 +38244,10 @@
       <w:spacing w:val="5"/>
     </w:rPr>
   </w:style>
-  <w:style w:type="paragraph" w:styleId="176">
+  <w:style w:type="paragraph" w:styleId="865">
     <w:name w:val="Header"/>
-    <w:basedOn w:val="138"/>
-    <w:link w:val="177"/>
+    <w:basedOn w:val="836"/>
+    <w:link w:val="866"/>
     <w:uiPriority w:val="99"/>
     <w:unhideWhenUsed/>
     <w:pPr>
@@ -37182,10 +38260,10 @@
       <w:ind/>
     </w:pPr>
   </w:style>
-  <w:style w:type="character" w:styleId="177">
+  <w:style w:type="character" w:styleId="866">
     <w:name w:val="Header Char"/>
-    <w:basedOn w:val="148"/>
-    <w:link w:val="176"/>
+    <w:basedOn w:val="840"/>
+    <w:link w:val="865"/>
     <w:uiPriority w:val="99"/>
     <w:pPr>
       <w:pBdr/>
@@ -37193,10 +38271,10 @@
       <w:ind/>
     </w:pPr>
   </w:style>
-  <w:style w:type="paragraph" w:styleId="178">
+  <w:style w:type="paragraph" w:styleId="867">
     <w:name w:val="Footer"/>
-    <w:basedOn w:val="138"/>
-    <w:link w:val="179"/>
+    <w:basedOn w:val="836"/>
+    <w:link w:val="868"/>
     <w:uiPriority w:val="99"/>
     <w:unhideWhenUsed/>
     <w:pPr>
@@ -37209,10 +38287,10 @@
       <w:ind/>
     </w:pPr>
   </w:style>
-  <w:style w:type="character" w:styleId="179">
+  <w:style w:type="character" w:styleId="868">
     <w:name w:val="Footer Char"/>
-    <w:basedOn w:val="148"/>
-    <w:link w:val="178"/>
+    <w:basedOn w:val="840"/>
+    <w:link w:val="867"/>
     <w:uiPriority w:val="99"/>
     <w:pPr>
       <w:pBdr/>
@@ -37220,10 +38298,10 @@
       <w:ind/>
     </w:pPr>
   </w:style>
-  <w:style w:type="paragraph" w:styleId="180">
+  <w:style w:type="paragraph" w:styleId="869">
     <w:name w:val="Caption"/>
-    <w:basedOn w:val="138"/>
-    <w:next w:val="138"/>
+    <w:basedOn w:val="836"/>
+    <w:next w:val="836"/>
     <w:uiPriority w:val="35"/>
     <w:unhideWhenUsed/>
     <w:qFormat/>
@@ -37240,9 +38318,9 @@
       <w:szCs w:val="18"/>
     </w:rPr>
   </w:style>
-  <w:style w:type="character" w:styleId="188">
+  <w:style w:type="character" w:styleId="870">
     <w:name w:val="FollowedHyperlink"/>
-    <w:basedOn w:val="148"/>
+    <w:basedOn w:val="840"/>
     <w:uiPriority w:val="99"/>
     <w:semiHidden/>
     <w:unhideWhenUsed/>
@@ -37256,10 +38334,10 @@
       <w:u w:val="single"/>
     </w:rPr>
   </w:style>
-  <w:style w:type="paragraph" w:styleId="189">
+  <w:style w:type="paragraph" w:styleId="871">
     <w:name w:val="toc 1"/>
-    <w:basedOn w:val="138"/>
-    <w:next w:val="138"/>
+    <w:basedOn w:val="836"/>
+    <w:next w:val="836"/>
     <w:uiPriority w:val="39"/>
     <w:unhideWhenUsed/>
     <w:pPr>
@@ -37268,10 +38346,10 @@
       <w:ind/>
     </w:pPr>
   </w:style>
-  <w:style w:type="paragraph" w:styleId="190">
+  <w:style w:type="paragraph" w:styleId="872">
     <w:name w:val="toc 2"/>
-    <w:basedOn w:val="138"/>
-    <w:next w:val="138"/>
+    <w:basedOn w:val="836"/>
+    <w:next w:val="836"/>
     <w:uiPriority w:val="39"/>
     <w:unhideWhenUsed/>
     <w:pPr>
@@ -37280,10 +38358,10 @@
       <w:ind w:left="220"/>
     </w:pPr>
   </w:style>
-  <w:style w:type="paragraph" w:styleId="191">
+  <w:style w:type="paragraph" w:styleId="873">
     <w:name w:val="toc 3"/>
-    <w:basedOn w:val="138"/>
-    <w:next w:val="138"/>
+    <w:basedOn w:val="836"/>
+    <w:next w:val="836"/>
     <w:uiPriority w:val="39"/>
     <w:unhideWhenUsed/>
     <w:pPr>
@@ -37292,10 +38370,10 @@
       <w:ind w:left="440"/>
     </w:pPr>
   </w:style>
-  <w:style w:type="paragraph" w:styleId="192">
+  <w:style w:type="paragraph" w:styleId="874">
     <w:name w:val="toc 4"/>
-    <w:basedOn w:val="138"/>
-    <w:next w:val="138"/>
+    <w:basedOn w:val="836"/>
+    <w:next w:val="836"/>
     <w:uiPriority w:val="39"/>
     <w:unhideWhenUsed/>
     <w:pPr>
@@ -37304,10 +38382,10 @@
       <w:ind w:left="660"/>
     </w:pPr>
   </w:style>
-  <w:style w:type="paragraph" w:styleId="193">
+  <w:style w:type="paragraph" w:styleId="875">
     <w:name w:val="toc 5"/>
-    <w:basedOn w:val="138"/>
-    <w:next w:val="138"/>
+    <w:basedOn w:val="836"/>
+    <w:next w:val="836"/>
     <w:uiPriority w:val="39"/>
     <w:unhideWhenUsed/>
     <w:pPr>
@@ -37316,10 +38394,10 @@
       <w:ind w:left="880"/>
     </w:pPr>
   </w:style>
-  <w:style w:type="paragraph" w:styleId="194">
+  <w:style w:type="paragraph" w:styleId="876">
     <w:name w:val="toc 6"/>
-    <w:basedOn w:val="138"/>
-    <w:next w:val="138"/>
+    <w:basedOn w:val="836"/>
+    <w:next w:val="836"/>
     <w:uiPriority w:val="39"/>
     <w:unhideWhenUsed/>
     <w:pPr>
@@ -37328,10 +38406,10 @@
       <w:ind w:left="1100"/>
     </w:pPr>
   </w:style>
-  <w:style w:type="paragraph" w:styleId="195">
+  <w:style w:type="paragraph" w:styleId="877">
     <w:name w:val="toc 7"/>
-    <w:basedOn w:val="138"/>
-    <w:next w:val="138"/>
+    <w:basedOn w:val="836"/>
+    <w:next w:val="836"/>
     <w:uiPriority w:val="39"/>
     <w:unhideWhenUsed/>
     <w:pPr>
@@ -37340,10 +38418,10 @@
       <w:ind w:left="1320"/>
     </w:pPr>
   </w:style>
-  <w:style w:type="paragraph" w:styleId="196">
+  <w:style w:type="paragraph" w:styleId="878">
     <w:name w:val="toc 8"/>
-    <w:basedOn w:val="138"/>
-    <w:next w:val="138"/>
+    <w:basedOn w:val="836"/>
+    <w:next w:val="836"/>
     <w:uiPriority w:val="39"/>
     <w:unhideWhenUsed/>
     <w:pPr>
@@ -37352,10 +38430,10 @@
       <w:ind w:left="1540"/>
     </w:pPr>
   </w:style>
-  <w:style w:type="paragraph" w:styleId="197">
+  <w:style w:type="paragraph" w:styleId="879">
     <w:name w:val="toc 9"/>
-    <w:basedOn w:val="138"/>
-    <w:next w:val="138"/>
+    <w:basedOn w:val="836"/>
+    <w:next w:val="836"/>
     <w:uiPriority w:val="39"/>
     <w:unhideWhenUsed/>
     <w:pPr>
@@ -37364,9 +38442,9 @@
       <w:ind w:left="1760"/>
     </w:pPr>
   </w:style>
-  <w:style w:type="character" w:styleId="198">
+  <w:style w:type="character" w:styleId="880">
     <w:name w:val="Placeholder Text"/>
-    <w:basedOn w:val="148"/>
+    <w:basedOn w:val="840"/>
     <w:uiPriority w:val="99"/>
     <w:semiHidden/>
     <w:pPr>
@@ -37378,7 +38456,7 @@
       <w:color w:val="666666"/>
     </w:rPr>
   </w:style>
-  <w:style w:type="paragraph" w:styleId="208">
+  <w:style w:type="paragraph" w:styleId="881">
     <w:name w:val="TOC Heading"/>
     <w:uiPriority w:val="39"/>
     <w:unhideWhenUsed/>
@@ -37388,10 +38466,10 @@
       <w:ind/>
     </w:pPr>
   </w:style>
-  <w:style w:type="paragraph" w:styleId="209">
+  <w:style w:type="paragraph" w:styleId="882">
     <w:name w:val="table of figures"/>
-    <w:basedOn w:val="138"/>
-    <w:next w:val="138"/>
+    <w:basedOn w:val="836"/>
+    <w:next w:val="836"/>
     <w:uiPriority w:val="99"/>
     <w:unhideWhenUsed/>
     <w:pPr>
@@ -37400,7 +38478,7 @@
       <w:ind/>
     </w:pPr>
   </w:style>
-  <w:style w:type="paragraph" w:styleId="707">
+  <w:style w:type="paragraph" w:styleId="883">
     <w:name w:val="Title"/>
     <w:qFormat/>
     <w:pPr>
@@ -37413,7 +38491,7 @@
       <w:szCs w:val="56"/>
     </w:rPr>
   </w:style>
-  <w:style w:type="paragraph" w:styleId="710">
+  <w:style w:type="paragraph" w:styleId="884">
     <w:name w:val="Heading 3"/>
     <w:qFormat/>
     <w:pPr>
@@ -37427,7 +38505,7 @@
       <w:szCs w:val="24"/>
     </w:rPr>
   </w:style>
-  <w:style w:type="paragraph" w:styleId="711">
+  <w:style w:type="paragraph" w:styleId="885">
     <w:name w:val="Heading 4"/>
     <w:qFormat/>
     <w:pPr>
@@ -37441,7 +38519,7 @@
       <w:color w:val="2e74b5"/>
     </w:rPr>
   </w:style>
-  <w:style w:type="paragraph" w:styleId="712">
+  <w:style w:type="paragraph" w:styleId="886">
     <w:name w:val="Heading 5"/>
     <w:qFormat/>
     <w:pPr>
@@ -37453,7 +38531,7 @@
       <w:color w:val="2e74b5"/>
     </w:rPr>
   </w:style>
-  <w:style w:type="paragraph" w:styleId="713">
+  <w:style w:type="paragraph" w:styleId="887">
     <w:name w:val="Heading 6"/>
     <w:qFormat/>
     <w:pPr>
@@ -37465,7 +38543,7 @@
       <w:color w:val="1f4d78"/>
     </w:rPr>
   </w:style>
-  <w:style w:type="paragraph" w:styleId="714">
+  <w:style w:type="paragraph" w:styleId="888">
     <w:name w:val="Strong"/>
     <w:qFormat/>
     <w:pPr>
@@ -37478,7 +38556,7 @@
       <w:bCs/>
     </w:rPr>
   </w:style>
-  <w:style w:type="paragraph" w:styleId="715">
+  <w:style w:type="paragraph" w:styleId="889">
     <w:name w:val="List Paragraph"/>
     <w:qFormat/>
     <w:pPr>
@@ -37487,7 +38565,7 @@
       <w:ind/>
     </w:pPr>
   </w:style>
-  <w:style w:type="character" w:styleId="716">
+  <w:style w:type="character" w:styleId="890">
     <w:name w:val="Hyperlink"/>
     <w:uiPriority w:val="99"/>
     <w:unhideWhenUsed/>
@@ -37501,7 +38579,7 @@
       <w:u w:val="single"/>
     </w:rPr>
   </w:style>
-  <w:style w:type="character" w:styleId="717">
+  <w:style w:type="character" w:styleId="891">
     <w:name w:val="footnote reference"/>
     <w:uiPriority w:val="99"/>
     <w:semiHidden/>
@@ -37515,9 +38593,9 @@
       <w:vertAlign w:val="superscript"/>
     </w:rPr>
   </w:style>
-  <w:style w:type="paragraph" w:styleId="718">
+  <w:style w:type="paragraph" w:styleId="892">
     <w:name w:val="footnote text"/>
-    <w:link w:val="719"/>
+    <w:link w:val="893"/>
     <w:uiPriority w:val="99"/>
     <w:semiHidden/>
     <w:unhideWhenUsed/>
@@ -37531,9 +38609,9 @@
       <w:szCs w:val="20"/>
     </w:rPr>
   </w:style>
-  <w:style w:type="character" w:styleId="719">
+  <w:style w:type="character" w:styleId="893">
     <w:name w:val="Footnote Text Char"/>
-    <w:link w:val="718"/>
+    <w:link w:val="892"/>
     <w:uiPriority w:val="99"/>
     <w:semiHidden/>
     <w:unhideWhenUsed/>
@@ -37547,7 +38625,7 @@
       <w:szCs w:val="20"/>
     </w:rPr>
   </w:style>
-  <w:style w:type="character" w:styleId="720">
+  <w:style w:type="character" w:styleId="894">
     <w:name w:val="endnote reference"/>
     <w:uiPriority w:val="99"/>
     <w:semiHidden/>
@@ -37561,9 +38639,9 @@
       <w:vertAlign w:val="superscript"/>
     </w:rPr>
   </w:style>
-  <w:style w:type="paragraph" w:styleId="721">
+  <w:style w:type="paragraph" w:styleId="895">
     <w:name w:val="endnote text"/>
-    <w:link w:val="722"/>
+    <w:link w:val="896"/>
     <w:uiPriority w:val="99"/>
     <w:semiHidden/>
     <w:unhideWhenUsed/>
@@ -37577,9 +38655,9 @@
       <w:szCs w:val="20"/>
     </w:rPr>
   </w:style>
-  <w:style w:type="character" w:styleId="722">
+  <w:style w:type="character" w:styleId="896">
     <w:name w:val="Endnote Text Char"/>
-    <w:link w:val="721"/>
+    <w:link w:val="895"/>
     <w:uiPriority w:val="99"/>
     <w:semiHidden/>
     <w:unhideWhenUsed/>
@@ -37593,7 +38671,7 @@
       <w:szCs w:val="20"/>
     </w:rPr>
   </w:style>
-  <w:style w:type="paragraph" w:styleId="723">
+  <w:style w:type="paragraph" w:styleId="897">
     <w:name w:val="Heading 1"/>
     <w:qFormat/>
     <w:pPr>
@@ -37610,7 +38688,7 @@
       <w:szCs w:val="32"/>
     </w:rPr>
   </w:style>
-  <w:style w:type="paragraph" w:styleId="724">
+  <w:style w:type="paragraph" w:styleId="898">
     <w:name w:val="Heading 2"/>
     <w:qFormat/>
     <w:pPr>
